--- a/assets/file/materi/Modul Pertemuan 12 - Helper Form dan Database 2.docx
+++ b/assets/file/materi/Modul Pertemuan 12 - Helper Form dan Database 2.docx
@@ -2010,6 +2010,8 @@
       <w:r>
         <w:rPr>
           <w:rFonts w:asciiTheme="majorHAnsi" w:hAnsiTheme="majorHAnsi" w:cstheme="majorHAnsi"/>
+          <w:noProof/>
+          <w:lang w:val="en-US" w:eastAsia="en-US"/>
         </w:rPr>
         <w:drawing>
           <wp:inline distT="0" distB="0" distL="0" distR="0" wp14:anchorId="5ACBCFBD" wp14:editId="4CC83162">
@@ -2064,7 +2066,35 @@
         <w:rPr>
           <w:rFonts w:asciiTheme="majorHAnsi" w:hAnsiTheme="majorHAnsi" w:cstheme="majorHAnsi"/>
         </w:rPr>
-        <w:t>Ketika address localhost:8080/Produk_Admin di reload maka akan tampil seperti gambar berikut</w:t>
+        <w:t xml:space="preserve">Buka file </w:t>
+      </w:r>
+      <w:r>
+        <w:rPr>
+          <w:rFonts w:asciiTheme="majorHAnsi" w:hAnsiTheme="majorHAnsi" w:cstheme="majorHAnsi"/>
+          <w:b/>
+          <w:bCs/>
+        </w:rPr>
+        <w:t>Dashboard.php</w:t>
+      </w:r>
+      <w:r>
+        <w:rPr>
+          <w:rFonts w:asciiTheme="majorHAnsi" w:hAnsiTheme="majorHAnsi" w:cstheme="majorHAnsi"/>
+        </w:rPr>
+        <w:t xml:space="preserve"> pada folder </w:t>
+      </w:r>
+      <w:r>
+        <w:rPr>
+          <w:rFonts w:asciiTheme="majorHAnsi" w:hAnsiTheme="majorHAnsi" w:cstheme="majorHAnsi"/>
+          <w:b/>
+          <w:bCs/>
+        </w:rPr>
+        <w:t>app\Controllers</w:t>
+      </w:r>
+      <w:r>
+        <w:rPr>
+          <w:rFonts w:asciiTheme="majorHAnsi" w:hAnsiTheme="majorHAnsi" w:cstheme="majorHAnsi"/>
+        </w:rPr>
+        <w:t xml:space="preserve"> dan ubah kode menjadi seperti gambar berikut</w:t>
       </w:r>
     </w:p>
     <w:p>
@@ -2080,10 +2110,10 @@
           <w:rFonts w:asciiTheme="majorHAnsi" w:hAnsiTheme="majorHAnsi" w:cstheme="majorHAnsi"/>
         </w:rPr>
         <w:drawing>
-          <wp:inline distT="0" distB="0" distL="0" distR="0" wp14:anchorId="24B8C068" wp14:editId="27547D5A">
-            <wp:extent cx="5040000" cy="2685846"/>
-            <wp:effectExtent l="0" t="0" r="8255" b="635"/>
-            <wp:docPr id="261" name="Picture 261"/>
+          <wp:inline distT="0" distB="0" distL="0" distR="0" wp14:anchorId="10E6F1B7" wp14:editId="0190A554">
+            <wp:extent cx="3400900" cy="2457793"/>
+            <wp:effectExtent l="0" t="0" r="9525" b="0"/>
+            <wp:docPr id="17" name="Picture 17"/>
             <wp:cNvGraphicFramePr>
               <a:graphicFrameLocks xmlns:a="http://schemas.openxmlformats.org/drawingml/2006/main" noChangeAspect="1"/>
             </wp:cNvGraphicFramePr>
@@ -2103,6 +2133,90 @@
                   <pic:spPr>
                     <a:xfrm>
                       <a:off x="0" y="0"/>
+                      <a:ext cx="3400900" cy="2457793"/>
+                    </a:xfrm>
+                    <a:prstGeom prst="rect">
+                      <a:avLst/>
+                    </a:prstGeom>
+                  </pic:spPr>
+                </pic:pic>
+              </a:graphicData>
+            </a:graphic>
+          </wp:inline>
+        </w:drawing>
+      </w:r>
+    </w:p>
+    <w:p>
+      <w:pPr>
+        <w:rPr>
+          <w:rFonts w:asciiTheme="majorHAnsi" w:hAnsiTheme="majorHAnsi" w:cstheme="majorHAnsi"/>
+        </w:rPr>
+      </w:pPr>
+      <w:r>
+        <w:rPr>
+          <w:rFonts w:asciiTheme="majorHAnsi" w:hAnsiTheme="majorHAnsi" w:cstheme="majorHAnsi"/>
+        </w:rPr>
+        <w:br w:type="page"/>
+      </w:r>
+    </w:p>
+    <w:p>
+      <w:pPr>
+        <w:pStyle w:val="ListParagraph"/>
+        <w:numPr>
+          <w:ilvl w:val="0"/>
+          <w:numId w:val="14"/>
+        </w:numPr>
+        <w:jc w:val="both"/>
+        <w:rPr>
+          <w:rFonts w:asciiTheme="majorHAnsi" w:hAnsiTheme="majorHAnsi" w:cstheme="majorHAnsi"/>
+        </w:rPr>
+      </w:pPr>
+      <w:r>
+        <w:rPr>
+          <w:rFonts w:asciiTheme="majorHAnsi" w:hAnsiTheme="majorHAnsi" w:cstheme="majorHAnsi"/>
+        </w:rPr>
+        <w:lastRenderedPageBreak/>
+        <w:t>Ketika address localhost:8080/Produk_Admin di reload maka akan tampil seperti gambar berikut</w:t>
+      </w:r>
+    </w:p>
+    <w:p>
+      <w:pPr>
+        <w:pStyle w:val="ListParagraph"/>
+        <w:jc w:val="both"/>
+        <w:rPr>
+          <w:rFonts w:asciiTheme="majorHAnsi" w:hAnsiTheme="majorHAnsi" w:cstheme="majorHAnsi"/>
+        </w:rPr>
+      </w:pPr>
+      <w:r>
+        <w:rPr>
+          <w:rFonts w:asciiTheme="majorHAnsi" w:hAnsiTheme="majorHAnsi" w:cstheme="majorHAnsi"/>
+          <w:noProof/>
+          <w:lang w:val="en-US" w:eastAsia="en-US"/>
+        </w:rPr>
+        <w:drawing>
+          <wp:inline distT="0" distB="0" distL="0" distR="0" wp14:anchorId="24B8C068" wp14:editId="27547D5A">
+            <wp:extent cx="5040000" cy="2685846"/>
+            <wp:effectExtent l="0" t="0" r="8255" b="635"/>
+            <wp:docPr id="261" name="Picture 261"/>
+            <wp:cNvGraphicFramePr>
+              <a:graphicFrameLocks xmlns:a="http://schemas.openxmlformats.org/drawingml/2006/main" noChangeAspect="1"/>
+            </wp:cNvGraphicFramePr>
+            <a:graphic xmlns:a="http://schemas.openxmlformats.org/drawingml/2006/main">
+              <a:graphicData uri="http://schemas.openxmlformats.org/drawingml/2006/picture">
+                <pic:pic xmlns:pic="http://schemas.openxmlformats.org/drawingml/2006/picture">
+                  <pic:nvPicPr>
+                    <pic:cNvPr id="0" name=""/>
+                    <pic:cNvPicPr/>
+                  </pic:nvPicPr>
+                  <pic:blipFill>
+                    <a:blip r:embed="rId23"/>
+                    <a:stretch>
+                      <a:fillRect/>
+                    </a:stretch>
+                  </pic:blipFill>
+                  <pic:spPr>
+                    <a:xfrm>
+                      <a:off x="0" y="0"/>
                       <a:ext cx="5040000" cy="2685846"/>
                     </a:xfrm>
                     <a:prstGeom prst="rect">
@@ -2462,7 +2576,7 @@
                     <pic:cNvPicPr/>
                   </pic:nvPicPr>
                   <pic:blipFill>
-                    <a:blip r:embed="rId23"/>
+                    <a:blip r:embed="rId24"/>
                     <a:stretch>
                       <a:fillRect/>
                     </a:stretch>
@@ -2543,165 +2657,6 @@
             <wp:extent cx="5040000" cy="1556158"/>
             <wp:effectExtent l="0" t="0" r="0" b="6350"/>
             <wp:docPr id="233" name="Picture 233"/>
-            <wp:cNvGraphicFramePr>
-              <a:graphicFrameLocks xmlns:a="http://schemas.openxmlformats.org/drawingml/2006/main" noChangeAspect="1"/>
-            </wp:cNvGraphicFramePr>
-            <a:graphic xmlns:a="http://schemas.openxmlformats.org/drawingml/2006/main">
-              <a:graphicData uri="http://schemas.openxmlformats.org/drawingml/2006/picture">
-                <pic:pic xmlns:pic="http://schemas.openxmlformats.org/drawingml/2006/picture">
-                  <pic:nvPicPr>
-                    <pic:cNvPr id="0" name=""/>
-                    <pic:cNvPicPr/>
-                  </pic:nvPicPr>
-                  <pic:blipFill>
-                    <a:blip r:embed="rId24"/>
-                    <a:stretch>
-                      <a:fillRect/>
-                    </a:stretch>
-                  </pic:blipFill>
-                  <pic:spPr>
-                    <a:xfrm>
-                      <a:off x="0" y="0"/>
-                      <a:ext cx="5040000" cy="1556158"/>
-                    </a:xfrm>
-                    <a:prstGeom prst="rect">
-                      <a:avLst/>
-                    </a:prstGeom>
-                  </pic:spPr>
-                </pic:pic>
-              </a:graphicData>
-            </a:graphic>
-          </wp:inline>
-        </w:drawing>
-      </w:r>
-    </w:p>
-    <w:p>
-      <w:pPr>
-        <w:pStyle w:val="ListParagraph"/>
-        <w:numPr>
-          <w:ilvl w:val="0"/>
-          <w:numId w:val="14"/>
-        </w:numPr>
-        <w:jc w:val="both"/>
-        <w:rPr>
-          <w:rFonts w:asciiTheme="majorHAnsi" w:hAnsiTheme="majorHAnsi" w:cstheme="majorHAnsi"/>
-        </w:rPr>
-      </w:pPr>
-      <w:r>
-        <w:rPr>
-          <w:rFonts w:ascii="Calibri" w:eastAsia="Calibri" w:hAnsi="Calibri" w:cs="Calibri"/>
-          <w:szCs w:val="22"/>
-          <w:lang w:val="id" w:eastAsia="en-US"/>
-        </w:rPr>
-        <w:t>Buat sebuah</w:t>
-      </w:r>
-      <w:r>
-        <w:rPr>
-          <w:rFonts w:ascii="Calibri" w:eastAsia="Calibri" w:hAnsi="Calibri" w:cs="Calibri"/>
-          <w:spacing w:val="1"/>
-          <w:szCs w:val="22"/>
-          <w:lang w:val="id" w:eastAsia="en-US"/>
-        </w:rPr>
-        <w:t xml:space="preserve"> </w:t>
-      </w:r>
-      <w:r>
-        <w:rPr>
-          <w:rFonts w:ascii="Calibri" w:eastAsia="Calibri" w:hAnsi="Calibri" w:cs="Calibri"/>
-          <w:szCs w:val="22"/>
-          <w:lang w:val="id" w:eastAsia="en-US"/>
-        </w:rPr>
-        <w:t>model dengan</w:t>
-      </w:r>
-      <w:r>
-        <w:rPr>
-          <w:rFonts w:ascii="Calibri" w:eastAsia="Calibri" w:hAnsi="Calibri" w:cs="Calibri"/>
-          <w:spacing w:val="1"/>
-          <w:szCs w:val="22"/>
-          <w:lang w:val="id" w:eastAsia="en-US"/>
-        </w:rPr>
-        <w:t xml:space="preserve"> </w:t>
-      </w:r>
-      <w:r>
-        <w:rPr>
-          <w:rFonts w:ascii="Calibri" w:eastAsia="Calibri" w:hAnsi="Calibri" w:cs="Calibri"/>
-          <w:szCs w:val="22"/>
-          <w:lang w:val="id" w:eastAsia="en-US"/>
-        </w:rPr>
-        <w:t>nama</w:t>
-      </w:r>
-      <w:r>
-        <w:rPr>
-          <w:rFonts w:ascii="Calibri" w:eastAsia="Calibri" w:hAnsi="Calibri" w:cs="Calibri"/>
-          <w:spacing w:val="1"/>
-          <w:szCs w:val="22"/>
-          <w:lang w:val="id" w:eastAsia="en-US"/>
-        </w:rPr>
-        <w:t xml:space="preserve"> </w:t>
-      </w:r>
-      <w:r>
-        <w:rPr>
-          <w:rFonts w:ascii="Calibri" w:eastAsia="Calibri" w:hAnsi="Calibri" w:cs="Calibri"/>
-          <w:b/>
-          <w:bCs/>
-          <w:szCs w:val="22"/>
-          <w:lang w:val="id" w:eastAsia="en-US"/>
-        </w:rPr>
-        <w:t>Produk_Model.php</w:t>
-      </w:r>
-      <w:r>
-        <w:rPr>
-          <w:rFonts w:ascii="Calibri" w:eastAsia="Calibri" w:hAnsi="Calibri" w:cs="Calibri"/>
-          <w:spacing w:val="1"/>
-          <w:szCs w:val="22"/>
-          <w:lang w:val="id" w:eastAsia="en-US"/>
-        </w:rPr>
-        <w:t xml:space="preserve"> </w:t>
-      </w:r>
-      <w:r>
-        <w:rPr>
-          <w:rFonts w:ascii="Calibri" w:eastAsia="Calibri" w:hAnsi="Calibri" w:cs="Calibri"/>
-          <w:szCs w:val="22"/>
-          <w:lang w:val="id" w:eastAsia="en-US"/>
-        </w:rPr>
-        <w:t>kemudian isikan seperti</w:t>
-      </w:r>
-      <w:r>
-        <w:rPr>
-          <w:rFonts w:ascii="Calibri" w:eastAsia="Calibri" w:hAnsi="Calibri" w:cs="Calibri"/>
-          <w:spacing w:val="-52"/>
-          <w:szCs w:val="22"/>
-          <w:lang w:val="id" w:eastAsia="en-US"/>
-        </w:rPr>
-        <w:t xml:space="preserve"> </w:t>
-      </w:r>
-      <w:r>
-        <w:rPr>
-          <w:rFonts w:ascii="Calibri" w:eastAsia="Calibri" w:hAnsi="Calibri" w:cs="Calibri"/>
-          <w:szCs w:val="22"/>
-          <w:lang w:val="id" w:eastAsia="en-US"/>
-        </w:rPr>
-        <w:t>berikut</w:t>
-      </w:r>
-    </w:p>
-    <w:p>
-      <w:pPr>
-        <w:pStyle w:val="ListParagraph"/>
-        <w:jc w:val="both"/>
-        <w:rPr>
-          <w:rFonts w:asciiTheme="majorHAnsi" w:hAnsiTheme="majorHAnsi" w:cstheme="majorHAnsi"/>
-        </w:rPr>
-      </w:pPr>
-      <w:r>
-        <w:rPr>
-          <w:rFonts w:asciiTheme="majorHAnsi" w:hAnsiTheme="majorHAnsi" w:cstheme="majorHAnsi"/>
-          <w:noProof/>
-          <w:lang w:val="en-US" w:eastAsia="en-US"/>
-        </w:rPr>
-        <w:drawing>
-          <wp:inline distT="0" distB="0" distL="0" distR="0" wp14:anchorId="183B0357" wp14:editId="2AFBCE3D">
-            <wp:extent cx="4534533" cy="2381582"/>
-            <wp:effectExtent l="0" t="0" r="0" b="0"/>
-            <wp:docPr id="234" name="Picture 234"/>
             <wp:cNvGraphicFramePr>
               <a:graphicFrameLocks xmlns:a="http://schemas.openxmlformats.org/drawingml/2006/main" noChangeAspect="1"/>
             </wp:cNvGraphicFramePr>
@@ -2721,7 +2676,7 @@
                   <pic:spPr>
                     <a:xfrm>
                       <a:off x="0" y="0"/>
-                      <a:ext cx="4534533" cy="2381582"/>
+                      <a:ext cx="5040000" cy="1556158"/>
                     </a:xfrm>
                     <a:prstGeom prst="rect">
                       <a:avLst/>
@@ -2733,12 +2688,6 @@
           </wp:inline>
         </w:drawing>
       </w:r>
-      <w:r>
-        <w:rPr>
-          <w:rFonts w:asciiTheme="majorHAnsi" w:hAnsiTheme="majorHAnsi" w:cstheme="majorHAnsi"/>
-        </w:rPr>
-        <w:t xml:space="preserve"> </w:t>
-      </w:r>
     </w:p>
     <w:p>
       <w:pPr>
@@ -2758,7 +2707,50 @@
           <w:szCs w:val="22"/>
           <w:lang w:val="id" w:eastAsia="en-US"/>
         </w:rPr>
-        <w:t xml:space="preserve">Kemudian untuk bagian controller buat file dengan nama </w:t>
+        <w:t>Buat sebuah</w:t>
+      </w:r>
+      <w:r>
+        <w:rPr>
+          <w:rFonts w:ascii="Calibri" w:eastAsia="Calibri" w:hAnsi="Calibri" w:cs="Calibri"/>
+          <w:spacing w:val="1"/>
+          <w:szCs w:val="22"/>
+          <w:lang w:val="id" w:eastAsia="en-US"/>
+        </w:rPr>
+        <w:t xml:space="preserve"> </w:t>
+      </w:r>
+      <w:r>
+        <w:rPr>
+          <w:rFonts w:ascii="Calibri" w:eastAsia="Calibri" w:hAnsi="Calibri" w:cs="Calibri"/>
+          <w:szCs w:val="22"/>
+          <w:lang w:val="id" w:eastAsia="en-US"/>
+        </w:rPr>
+        <w:t>model dengan</w:t>
+      </w:r>
+      <w:r>
+        <w:rPr>
+          <w:rFonts w:ascii="Calibri" w:eastAsia="Calibri" w:hAnsi="Calibri" w:cs="Calibri"/>
+          <w:spacing w:val="1"/>
+          <w:szCs w:val="22"/>
+          <w:lang w:val="id" w:eastAsia="en-US"/>
+        </w:rPr>
+        <w:t xml:space="preserve"> </w:t>
+      </w:r>
+      <w:r>
+        <w:rPr>
+          <w:rFonts w:ascii="Calibri" w:eastAsia="Calibri" w:hAnsi="Calibri" w:cs="Calibri"/>
+          <w:szCs w:val="22"/>
+          <w:lang w:val="id" w:eastAsia="en-US"/>
+        </w:rPr>
+        <w:t>nama</w:t>
+      </w:r>
+      <w:r>
+        <w:rPr>
+          <w:rFonts w:ascii="Calibri" w:eastAsia="Calibri" w:hAnsi="Calibri" w:cs="Calibri"/>
+          <w:spacing w:val="1"/>
+          <w:szCs w:val="22"/>
+          <w:lang w:val="id" w:eastAsia="en-US"/>
+        </w:rPr>
+        <w:t xml:space="preserve"> </w:t>
       </w:r>
       <w:r>
         <w:rPr>
@@ -2768,23 +2760,24 @@
           <w:szCs w:val="22"/>
           <w:lang w:val="id" w:eastAsia="en-US"/>
         </w:rPr>
-        <w:t>Produk_Admin.php</w:t>
-      </w:r>
-      <w:r>
-        <w:rPr>
-          <w:rFonts w:ascii="Calibri" w:eastAsia="Calibri" w:hAnsi="Calibri" w:cs="Calibri"/>
-          <w:szCs w:val="22"/>
-          <w:lang w:val="id" w:eastAsia="en-US"/>
-        </w:rPr>
-        <w:t xml:space="preserve"> dan</w:t>
-      </w:r>
-      <w:r>
-        <w:rPr>
-          <w:rFonts w:ascii="Calibri" w:eastAsia="Calibri" w:hAnsi="Calibri" w:cs="Calibri"/>
-          <w:szCs w:val="22"/>
-          <w:lang w:eastAsia="en-US"/>
-        </w:rPr>
-        <w:t xml:space="preserve"> </w:t>
+        <w:t>Produk_Model.php</w:t>
+      </w:r>
+      <w:r>
+        <w:rPr>
+          <w:rFonts w:ascii="Calibri" w:eastAsia="Calibri" w:hAnsi="Calibri" w:cs="Calibri"/>
+          <w:spacing w:val="1"/>
+          <w:szCs w:val="22"/>
+          <w:lang w:val="id" w:eastAsia="en-US"/>
+        </w:rPr>
+        <w:t xml:space="preserve"> </w:t>
+      </w:r>
+      <w:r>
+        <w:rPr>
+          <w:rFonts w:ascii="Calibri" w:eastAsia="Calibri" w:hAnsi="Calibri" w:cs="Calibri"/>
+          <w:szCs w:val="22"/>
+          <w:lang w:val="id" w:eastAsia="en-US"/>
+        </w:rPr>
+        <w:t>kemudian isikan seperti</w:t>
       </w:r>
       <w:r>
         <w:rPr>
@@ -2801,58 +2794,7 @@
           <w:szCs w:val="22"/>
           <w:lang w:val="id" w:eastAsia="en-US"/>
         </w:rPr>
-        <w:t>isikan</w:t>
-      </w:r>
-      <w:r>
-        <w:rPr>
-          <w:rFonts w:ascii="Calibri" w:eastAsia="Calibri" w:hAnsi="Calibri" w:cs="Calibri"/>
-          <w:spacing w:val="1"/>
-          <w:szCs w:val="22"/>
-          <w:lang w:val="id" w:eastAsia="en-US"/>
-        </w:rPr>
-        <w:t xml:space="preserve"> </w:t>
-      </w:r>
-      <w:r>
-        <w:rPr>
-          <w:rFonts w:ascii="Calibri" w:eastAsia="Calibri" w:hAnsi="Calibri" w:cs="Calibri"/>
-          <w:szCs w:val="22"/>
-          <w:lang w:val="id" w:eastAsia="en-US"/>
-        </w:rPr>
-        <w:t>kode</w:t>
-      </w:r>
-      <w:r>
-        <w:rPr>
-          <w:rFonts w:ascii="Calibri" w:eastAsia="Calibri" w:hAnsi="Calibri" w:cs="Calibri"/>
-          <w:spacing w:val="5"/>
-          <w:szCs w:val="22"/>
-          <w:lang w:val="id" w:eastAsia="en-US"/>
-        </w:rPr>
-        <w:t xml:space="preserve"> </w:t>
-      </w:r>
-      <w:r>
-        <w:rPr>
-          <w:rFonts w:ascii="Calibri" w:eastAsia="Calibri" w:hAnsi="Calibri" w:cs="Calibri"/>
-          <w:szCs w:val="22"/>
-          <w:lang w:val="id" w:eastAsia="en-US"/>
-        </w:rPr>
-        <w:t>sebagai</w:t>
-      </w:r>
-      <w:r>
-        <w:rPr>
-          <w:rFonts w:ascii="Calibri" w:eastAsia="Calibri" w:hAnsi="Calibri" w:cs="Calibri"/>
-          <w:spacing w:val="3"/>
-          <w:szCs w:val="22"/>
-          <w:lang w:val="id" w:eastAsia="en-US"/>
-        </w:rPr>
-        <w:t xml:space="preserve"> </w:t>
-      </w:r>
-      <w:r>
-        <w:rPr>
-          <w:rFonts w:ascii="Calibri" w:eastAsia="Calibri" w:hAnsi="Calibri" w:cs="Calibri"/>
-          <w:szCs w:val="22"/>
-          <w:lang w:val="id" w:eastAsia="en-US"/>
-        </w:rPr>
-        <w:t>berikut:</w:t>
+        <w:t>berikut</w:t>
       </w:r>
     </w:p>
     <w:p>
@@ -2866,12 +2808,14 @@
       <w:r>
         <w:rPr>
           <w:rFonts w:asciiTheme="majorHAnsi" w:hAnsiTheme="majorHAnsi" w:cstheme="majorHAnsi"/>
+          <w:noProof/>
+          <w:lang w:val="en-US" w:eastAsia="en-US"/>
         </w:rPr>
         <w:drawing>
-          <wp:inline distT="0" distB="0" distL="0" distR="0" wp14:anchorId="7CB63343" wp14:editId="5918FA2C">
-            <wp:extent cx="4010585" cy="3048425"/>
-            <wp:effectExtent l="0" t="0" r="9525" b="0"/>
-            <wp:docPr id="260" name="Picture 260"/>
+          <wp:inline distT="0" distB="0" distL="0" distR="0" wp14:anchorId="183B0357" wp14:editId="2AFBCE3D">
+            <wp:extent cx="4534533" cy="2381582"/>
+            <wp:effectExtent l="0" t="0" r="0" b="0"/>
+            <wp:docPr id="234" name="Picture 234"/>
             <wp:cNvGraphicFramePr>
               <a:graphicFrameLocks xmlns:a="http://schemas.openxmlformats.org/drawingml/2006/main" noChangeAspect="1"/>
             </wp:cNvGraphicFramePr>
@@ -2891,6 +2835,178 @@
                   <pic:spPr>
                     <a:xfrm>
                       <a:off x="0" y="0"/>
+                      <a:ext cx="4534533" cy="2381582"/>
+                    </a:xfrm>
+                    <a:prstGeom prst="rect">
+                      <a:avLst/>
+                    </a:prstGeom>
+                  </pic:spPr>
+                </pic:pic>
+              </a:graphicData>
+            </a:graphic>
+          </wp:inline>
+        </w:drawing>
+      </w:r>
+      <w:r>
+        <w:rPr>
+          <w:rFonts w:asciiTheme="majorHAnsi" w:hAnsiTheme="majorHAnsi" w:cstheme="majorHAnsi"/>
+        </w:rPr>
+        <w:t xml:space="preserve"> </w:t>
+      </w:r>
+    </w:p>
+    <w:p>
+      <w:pPr>
+        <w:pStyle w:val="ListParagraph"/>
+        <w:numPr>
+          <w:ilvl w:val="0"/>
+          <w:numId w:val="14"/>
+        </w:numPr>
+        <w:jc w:val="both"/>
+        <w:rPr>
+          <w:rFonts w:asciiTheme="majorHAnsi" w:hAnsiTheme="majorHAnsi" w:cstheme="majorHAnsi"/>
+        </w:rPr>
+      </w:pPr>
+      <w:r>
+        <w:rPr>
+          <w:rFonts w:ascii="Calibri" w:eastAsia="Calibri" w:hAnsi="Calibri" w:cs="Calibri"/>
+          <w:szCs w:val="22"/>
+          <w:lang w:val="id" w:eastAsia="en-US"/>
+        </w:rPr>
+        <w:t xml:space="preserve">Kemudian untuk bagian controller buat file dengan nama </w:t>
+      </w:r>
+      <w:r>
+        <w:rPr>
+          <w:rFonts w:ascii="Calibri" w:eastAsia="Calibri" w:hAnsi="Calibri" w:cs="Calibri"/>
+          <w:b/>
+          <w:bCs/>
+          <w:szCs w:val="22"/>
+          <w:lang w:val="id" w:eastAsia="en-US"/>
+        </w:rPr>
+        <w:t>Produk_Admin.php</w:t>
+      </w:r>
+      <w:r>
+        <w:rPr>
+          <w:rFonts w:ascii="Calibri" w:eastAsia="Calibri" w:hAnsi="Calibri" w:cs="Calibri"/>
+          <w:szCs w:val="22"/>
+          <w:lang w:val="id" w:eastAsia="en-US"/>
+        </w:rPr>
+        <w:t xml:space="preserve"> dan</w:t>
+      </w:r>
+      <w:r>
+        <w:rPr>
+          <w:rFonts w:ascii="Calibri" w:eastAsia="Calibri" w:hAnsi="Calibri" w:cs="Calibri"/>
+          <w:szCs w:val="22"/>
+          <w:lang w:eastAsia="en-US"/>
+        </w:rPr>
+        <w:t xml:space="preserve"> </w:t>
+      </w:r>
+      <w:r>
+        <w:rPr>
+          <w:rFonts w:ascii="Calibri" w:eastAsia="Calibri" w:hAnsi="Calibri" w:cs="Calibri"/>
+          <w:spacing w:val="-52"/>
+          <w:szCs w:val="22"/>
+          <w:lang w:val="id" w:eastAsia="en-US"/>
+        </w:rPr>
+        <w:t xml:space="preserve"> </w:t>
+      </w:r>
+      <w:r>
+        <w:rPr>
+          <w:rFonts w:ascii="Calibri" w:eastAsia="Calibri" w:hAnsi="Calibri" w:cs="Calibri"/>
+          <w:szCs w:val="22"/>
+          <w:lang w:val="id" w:eastAsia="en-US"/>
+        </w:rPr>
+        <w:t>isikan</w:t>
+      </w:r>
+      <w:r>
+        <w:rPr>
+          <w:rFonts w:ascii="Calibri" w:eastAsia="Calibri" w:hAnsi="Calibri" w:cs="Calibri"/>
+          <w:spacing w:val="1"/>
+          <w:szCs w:val="22"/>
+          <w:lang w:val="id" w:eastAsia="en-US"/>
+        </w:rPr>
+        <w:t xml:space="preserve"> </w:t>
+      </w:r>
+      <w:r>
+        <w:rPr>
+          <w:rFonts w:ascii="Calibri" w:eastAsia="Calibri" w:hAnsi="Calibri" w:cs="Calibri"/>
+          <w:szCs w:val="22"/>
+          <w:lang w:val="id" w:eastAsia="en-US"/>
+        </w:rPr>
+        <w:t>kode</w:t>
+      </w:r>
+      <w:r>
+        <w:rPr>
+          <w:rFonts w:ascii="Calibri" w:eastAsia="Calibri" w:hAnsi="Calibri" w:cs="Calibri"/>
+          <w:spacing w:val="5"/>
+          <w:szCs w:val="22"/>
+          <w:lang w:val="id" w:eastAsia="en-US"/>
+        </w:rPr>
+        <w:t xml:space="preserve"> </w:t>
+      </w:r>
+      <w:r>
+        <w:rPr>
+          <w:rFonts w:ascii="Calibri" w:eastAsia="Calibri" w:hAnsi="Calibri" w:cs="Calibri"/>
+          <w:szCs w:val="22"/>
+          <w:lang w:val="id" w:eastAsia="en-US"/>
+        </w:rPr>
+        <w:t>sebagai</w:t>
+      </w:r>
+      <w:r>
+        <w:rPr>
+          <w:rFonts w:ascii="Calibri" w:eastAsia="Calibri" w:hAnsi="Calibri" w:cs="Calibri"/>
+          <w:spacing w:val="3"/>
+          <w:szCs w:val="22"/>
+          <w:lang w:val="id" w:eastAsia="en-US"/>
+        </w:rPr>
+        <w:t xml:space="preserve"> </w:t>
+      </w:r>
+      <w:r>
+        <w:rPr>
+          <w:rFonts w:ascii="Calibri" w:eastAsia="Calibri" w:hAnsi="Calibri" w:cs="Calibri"/>
+          <w:szCs w:val="22"/>
+          <w:lang w:val="id" w:eastAsia="en-US"/>
+        </w:rPr>
+        <w:t>berikut:</w:t>
+      </w:r>
+    </w:p>
+    <w:p>
+      <w:pPr>
+        <w:pStyle w:val="ListParagraph"/>
+        <w:jc w:val="both"/>
+        <w:rPr>
+          <w:rFonts w:asciiTheme="majorHAnsi" w:hAnsiTheme="majorHAnsi" w:cstheme="majorHAnsi"/>
+        </w:rPr>
+      </w:pPr>
+      <w:r>
+        <w:rPr>
+          <w:rFonts w:asciiTheme="majorHAnsi" w:hAnsiTheme="majorHAnsi" w:cstheme="majorHAnsi"/>
+          <w:noProof/>
+          <w:lang w:val="en-US" w:eastAsia="en-US"/>
+        </w:rPr>
+        <w:drawing>
+          <wp:inline distT="0" distB="0" distL="0" distR="0" wp14:anchorId="7CB63343" wp14:editId="5918FA2C">
+            <wp:extent cx="4010585" cy="3048425"/>
+            <wp:effectExtent l="0" t="0" r="9525" b="0"/>
+            <wp:docPr id="260" name="Picture 260"/>
+            <wp:cNvGraphicFramePr>
+              <a:graphicFrameLocks xmlns:a="http://schemas.openxmlformats.org/drawingml/2006/main" noChangeAspect="1"/>
+            </wp:cNvGraphicFramePr>
+            <a:graphic xmlns:a="http://schemas.openxmlformats.org/drawingml/2006/main">
+              <a:graphicData uri="http://schemas.openxmlformats.org/drawingml/2006/picture">
+                <pic:pic xmlns:pic="http://schemas.openxmlformats.org/drawingml/2006/picture">
+                  <pic:nvPicPr>
+                    <pic:cNvPr id="0" name=""/>
+                    <pic:cNvPicPr/>
+                  </pic:nvPicPr>
+                  <pic:blipFill>
+                    <a:blip r:embed="rId27"/>
+                    <a:stretch>
+                      <a:fillRect/>
+                    </a:stretch>
+                  </pic:blipFill>
+                  <pic:spPr>
+                    <a:xfrm>
+                      <a:off x="0" y="0"/>
                       <a:ext cx="4010585" cy="3048425"/>
                     </a:xfrm>
                     <a:prstGeom prst="rect">
@@ -3136,7 +3252,7 @@
                     <pic:cNvPicPr/>
                   </pic:nvPicPr>
                   <pic:blipFill>
-                    <a:blip r:embed="rId27"/>
+                    <a:blip r:embed="rId28"/>
                     <a:stretch>
                       <a:fillRect/>
                     </a:stretch>
@@ -3326,6 +3442,8 @@
       <w:r>
         <w:rPr>
           <w:rFonts w:asciiTheme="majorHAnsi" w:hAnsiTheme="majorHAnsi" w:cstheme="majorHAnsi"/>
+          <w:noProof/>
+          <w:lang w:val="en-US" w:eastAsia="en-US"/>
         </w:rPr>
         <w:drawing>
           <wp:inline distT="0" distB="0" distL="0" distR="0" wp14:anchorId="303CA412" wp14:editId="216F0DF3">
@@ -3343,7 +3461,7 @@
                     <pic:cNvPicPr/>
                   </pic:nvPicPr>
                   <pic:blipFill>
-                    <a:blip r:embed="rId28"/>
+                    <a:blip r:embed="rId29"/>
                     <a:stretch>
                       <a:fillRect/>
                     </a:stretch>
@@ -3566,7 +3684,7 @@
                     <pic:cNvPicPr/>
                   </pic:nvPicPr>
                   <pic:blipFill>
-                    <a:blip r:embed="rId29"/>
+                    <a:blip r:embed="rId30"/>
                     <a:stretch>
                       <a:fillRect/>
                     </a:stretch>
@@ -3735,7 +3853,7 @@
                     <pic:cNvPicPr/>
                   </pic:nvPicPr>
                   <pic:blipFill>
-                    <a:blip r:embed="rId30"/>
+                    <a:blip r:embed="rId31"/>
                     <a:stretch>
                       <a:fillRect/>
                     </a:stretch>
@@ -3935,7 +4053,7 @@
                     <pic:cNvPicPr/>
                   </pic:nvPicPr>
                   <pic:blipFill>
-                    <a:blip r:embed="rId31"/>
+                    <a:blip r:embed="rId32"/>
                     <a:stretch>
                       <a:fillRect/>
                     </a:stretch>
@@ -4104,23 +4222,7 @@
           <w:b/>
           <w:bCs/>
         </w:rPr>
-        <w:t>app/Config/</w:t>
-      </w:r>
-      <w:r>
-        <w:rPr>
-          <w:rFonts w:asciiTheme="majorHAnsi" w:hAnsiTheme="majorHAnsi" w:cstheme="majorHAnsi"/>
-          <w:b/>
-          <w:bCs/>
-        </w:rPr>
-        <w:t>App</w:t>
-      </w:r>
-      <w:r>
-        <w:rPr>
-          <w:rFonts w:asciiTheme="majorHAnsi" w:hAnsiTheme="majorHAnsi" w:cstheme="majorHAnsi"/>
-          <w:b/>
-          <w:bCs/>
-        </w:rPr>
-        <w:t xml:space="preserve">.php </w:t>
+        <w:t xml:space="preserve">app/Config/App.php </w:t>
       </w:r>
       <w:r>
         <w:rPr>
@@ -4235,203 +4337,14 @@
       <w:r>
         <w:rPr>
           <w:rFonts w:asciiTheme="majorHAnsi" w:hAnsiTheme="majorHAnsi" w:cstheme="majorHAnsi"/>
+          <w:noProof/>
+          <w:lang w:val="en-US" w:eastAsia="en-US"/>
         </w:rPr>
         <w:drawing>
           <wp:inline distT="0" distB="0" distL="0" distR="0" wp14:anchorId="4D2F67D0" wp14:editId="026AE6BE">
             <wp:extent cx="5040000" cy="2693385"/>
             <wp:effectExtent l="0" t="0" r="8255" b="0"/>
             <wp:docPr id="264" name="Picture 264"/>
-            <wp:cNvGraphicFramePr>
-              <a:graphicFrameLocks xmlns:a="http://schemas.openxmlformats.org/drawingml/2006/main" noChangeAspect="1"/>
-            </wp:cNvGraphicFramePr>
-            <a:graphic xmlns:a="http://schemas.openxmlformats.org/drawingml/2006/main">
-              <a:graphicData uri="http://schemas.openxmlformats.org/drawingml/2006/picture">
-                <pic:pic xmlns:pic="http://schemas.openxmlformats.org/drawingml/2006/picture">
-                  <pic:nvPicPr>
-                    <pic:cNvPr id="0" name=""/>
-                    <pic:cNvPicPr/>
-                  </pic:nvPicPr>
-                  <pic:blipFill>
-                    <a:blip r:embed="rId32"/>
-                    <a:stretch>
-                      <a:fillRect/>
-                    </a:stretch>
-                  </pic:blipFill>
-                  <pic:spPr>
-                    <a:xfrm>
-                      <a:off x="0" y="0"/>
-                      <a:ext cx="5040000" cy="2693385"/>
-                    </a:xfrm>
-                    <a:prstGeom prst="rect">
-                      <a:avLst/>
-                    </a:prstGeom>
-                  </pic:spPr>
-                </pic:pic>
-              </a:graphicData>
-            </a:graphic>
-          </wp:inline>
-        </w:drawing>
-      </w:r>
-    </w:p>
-    <w:p>
-      <w:pPr>
-        <w:pStyle w:val="ListParagraph"/>
-        <w:numPr>
-          <w:ilvl w:val="0"/>
-          <w:numId w:val="14"/>
-        </w:numPr>
-        <w:jc w:val="both"/>
-        <w:rPr>
-          <w:rFonts w:asciiTheme="majorHAnsi" w:hAnsiTheme="majorHAnsi" w:cstheme="majorHAnsi"/>
-        </w:rPr>
-      </w:pPr>
-      <w:r>
-        <w:rPr>
-          <w:rFonts w:ascii="Calibri" w:eastAsia="Calibri" w:hAnsi="Calibri" w:cs="Calibri"/>
-          <w:szCs w:val="22"/>
-          <w:lang w:val="id" w:eastAsia="en-US"/>
-        </w:rPr>
-        <w:t>Tambahkan</w:t>
-      </w:r>
-      <w:r>
-        <w:rPr>
-          <w:rFonts w:ascii="Calibri" w:eastAsia="Calibri" w:hAnsi="Calibri" w:cs="Calibri"/>
-          <w:spacing w:val="-6"/>
-          <w:szCs w:val="22"/>
-          <w:lang w:val="id" w:eastAsia="en-US"/>
-        </w:rPr>
-        <w:t xml:space="preserve"> </w:t>
-      </w:r>
-      <w:r>
-        <w:rPr>
-          <w:rFonts w:ascii="Calibri" w:eastAsia="Calibri" w:hAnsi="Calibri" w:cs="Calibri"/>
-          <w:szCs w:val="22"/>
-          <w:lang w:val="id" w:eastAsia="en-US"/>
-        </w:rPr>
-        <w:t>kode</w:t>
-      </w:r>
-      <w:r>
-        <w:rPr>
-          <w:rFonts w:ascii="Calibri" w:eastAsia="Calibri" w:hAnsi="Calibri" w:cs="Calibri"/>
-          <w:spacing w:val="1"/>
-          <w:szCs w:val="22"/>
-          <w:lang w:val="id" w:eastAsia="en-US"/>
-        </w:rPr>
-        <w:t xml:space="preserve"> </w:t>
-      </w:r>
-      <w:r>
-        <w:rPr>
-          <w:rFonts w:ascii="Calibri" w:eastAsia="Calibri" w:hAnsi="Calibri" w:cs="Calibri"/>
-          <w:szCs w:val="22"/>
-          <w:lang w:val="id" w:eastAsia="en-US"/>
-        </w:rPr>
-        <w:t>untuk</w:t>
-      </w:r>
-      <w:r>
-        <w:rPr>
-          <w:rFonts w:ascii="Calibri" w:eastAsia="Calibri" w:hAnsi="Calibri" w:cs="Calibri"/>
-          <w:spacing w:val="1"/>
-          <w:szCs w:val="22"/>
-          <w:lang w:val="id" w:eastAsia="en-US"/>
-        </w:rPr>
-        <w:t xml:space="preserve"> </w:t>
-      </w:r>
-      <w:r>
-        <w:rPr>
-          <w:rFonts w:ascii="Calibri" w:eastAsia="Calibri" w:hAnsi="Calibri" w:cs="Calibri"/>
-          <w:szCs w:val="22"/>
-          <w:lang w:val="id" w:eastAsia="en-US"/>
-        </w:rPr>
-        <w:t>memberi</w:t>
-      </w:r>
-      <w:r>
-        <w:rPr>
-          <w:rFonts w:ascii="Calibri" w:eastAsia="Calibri" w:hAnsi="Calibri" w:cs="Calibri"/>
-          <w:spacing w:val="-1"/>
-          <w:szCs w:val="22"/>
-          <w:lang w:val="id" w:eastAsia="en-US"/>
-        </w:rPr>
-        <w:t xml:space="preserve"> </w:t>
-      </w:r>
-      <w:r>
-        <w:rPr>
-          <w:rFonts w:ascii="Calibri" w:eastAsia="Calibri" w:hAnsi="Calibri" w:cs="Calibri"/>
-          <w:szCs w:val="22"/>
-          <w:lang w:val="id" w:eastAsia="en-US"/>
-        </w:rPr>
-        <w:t>judul</w:t>
-      </w:r>
-      <w:r>
-        <w:rPr>
-          <w:rFonts w:ascii="Calibri" w:eastAsia="Calibri" w:hAnsi="Calibri" w:cs="Calibri"/>
-          <w:spacing w:val="-1"/>
-          <w:szCs w:val="22"/>
-          <w:lang w:val="id" w:eastAsia="en-US"/>
-        </w:rPr>
-        <w:t xml:space="preserve"> </w:t>
-      </w:r>
-      <w:r>
-        <w:rPr>
-          <w:rFonts w:ascii="Calibri" w:eastAsia="Calibri" w:hAnsi="Calibri" w:cs="Calibri"/>
-          <w:szCs w:val="22"/>
-          <w:lang w:val="id" w:eastAsia="en-US"/>
-        </w:rPr>
-        <w:t>dengan</w:t>
-      </w:r>
-      <w:r>
-        <w:rPr>
-          <w:rFonts w:ascii="Calibri" w:eastAsia="Calibri" w:hAnsi="Calibri" w:cs="Calibri"/>
-          <w:spacing w:val="-6"/>
-          <w:szCs w:val="22"/>
-          <w:lang w:val="id" w:eastAsia="en-US"/>
-        </w:rPr>
-        <w:t xml:space="preserve"> </w:t>
-      </w:r>
-      <w:r>
-        <w:rPr>
-          <w:rFonts w:ascii="Calibri" w:eastAsia="Calibri" w:hAnsi="Calibri" w:cs="Calibri"/>
-          <w:szCs w:val="22"/>
-          <w:lang w:val="id" w:eastAsia="en-US"/>
-        </w:rPr>
-        <w:t>kode</w:t>
-      </w:r>
-      <w:r>
-        <w:rPr>
-          <w:rFonts w:ascii="Calibri" w:eastAsia="Calibri" w:hAnsi="Calibri" w:cs="Calibri"/>
-          <w:spacing w:val="1"/>
-          <w:szCs w:val="22"/>
-          <w:lang w:val="id" w:eastAsia="en-US"/>
-        </w:rPr>
-        <w:t xml:space="preserve"> </w:t>
-      </w:r>
-      <w:r>
-        <w:rPr>
-          <w:rFonts w:ascii="Calibri" w:eastAsia="Calibri" w:hAnsi="Calibri" w:cs="Calibri"/>
-          <w:szCs w:val="22"/>
-          <w:lang w:val="id" w:eastAsia="en-US"/>
-        </w:rPr>
-        <w:t>sbb</w:t>
-      </w:r>
-    </w:p>
-    <w:p>
-      <w:pPr>
-        <w:pStyle w:val="ListParagraph"/>
-        <w:jc w:val="both"/>
-        <w:rPr>
-          <w:rFonts w:asciiTheme="majorHAnsi" w:hAnsiTheme="majorHAnsi" w:cstheme="majorHAnsi"/>
-        </w:rPr>
-      </w:pPr>
-      <w:r>
-        <w:rPr>
-          <w:rFonts w:asciiTheme="majorHAnsi" w:hAnsiTheme="majorHAnsi" w:cstheme="majorHAnsi"/>
-          <w:noProof/>
-          <w:lang w:val="en-US" w:eastAsia="en-US"/>
-        </w:rPr>
-        <w:drawing>
-          <wp:inline distT="0" distB="0" distL="0" distR="0" wp14:anchorId="14FE04B3" wp14:editId="58490713">
-            <wp:extent cx="3105583" cy="428685"/>
-            <wp:effectExtent l="0" t="0" r="0" b="9525"/>
-            <wp:docPr id="250" name="Picture 250"/>
             <wp:cNvGraphicFramePr>
               <a:graphicFrameLocks xmlns:a="http://schemas.openxmlformats.org/drawingml/2006/main" noChangeAspect="1"/>
             </wp:cNvGraphicFramePr>
@@ -4451,7 +4364,7 @@
                   <pic:spPr>
                     <a:xfrm>
                       <a:off x="0" y="0"/>
-                      <a:ext cx="3105583" cy="428685"/>
+                      <a:ext cx="5040000" cy="2693385"/>
                     </a:xfrm>
                     <a:prstGeom prst="rect">
                       <a:avLst/>
@@ -4466,19 +4379,6 @@
     </w:p>
     <w:p>
       <w:pPr>
-        <w:rPr>
-          <w:rFonts w:asciiTheme="majorHAnsi" w:hAnsiTheme="majorHAnsi" w:cstheme="majorHAnsi"/>
-        </w:rPr>
-      </w:pPr>
-      <w:r>
-        <w:rPr>
-          <w:rFonts w:asciiTheme="majorHAnsi" w:hAnsiTheme="majorHAnsi" w:cstheme="majorHAnsi"/>
-        </w:rPr>
-        <w:br w:type="page"/>
-      </w:r>
-    </w:p>
-    <w:p>
-      <w:pPr>
         <w:pStyle w:val="ListParagraph"/>
         <w:numPr>
           <w:ilvl w:val="0"/>
@@ -4495,84 +4395,126 @@
           <w:szCs w:val="22"/>
           <w:lang w:val="id" w:eastAsia="en-US"/>
         </w:rPr>
-        <w:lastRenderedPageBreak/>
-        <w:t>Jalankan</w:t>
-      </w:r>
-      <w:r>
-        <w:rPr>
-          <w:rFonts w:ascii="Calibri" w:eastAsia="Calibri" w:hAnsi="Calibri" w:cs="Calibri"/>
-          <w:szCs w:val="22"/>
-          <w:lang w:eastAsia="en-US"/>
-        </w:rPr>
-        <w:t xml:space="preserve"> localhost:8080/Produk_Admin</w:t>
-      </w:r>
-      <w:r>
-        <w:rPr>
-          <w:rFonts w:ascii="Calibri" w:eastAsia="Calibri" w:hAnsi="Calibri" w:cs="Calibri"/>
-          <w:color w:val="0000FF"/>
-          <w:szCs w:val="22"/>
-          <w:lang w:val="id" w:eastAsia="en-US"/>
-        </w:rPr>
-        <w:t xml:space="preserve"> </w:t>
-      </w:r>
-      <w:r>
-        <w:rPr>
-          <w:rFonts w:ascii="Calibri" w:eastAsia="Calibri" w:hAnsi="Calibri" w:cs="Calibri"/>
-          <w:szCs w:val="22"/>
-          <w:lang w:val="id" w:eastAsia="en-US"/>
-        </w:rPr>
-        <w:t>dan tekan tombol tambah, maka</w:t>
-      </w:r>
-      <w:r>
-        <w:rPr>
-          <w:rFonts w:ascii="Calibri" w:eastAsia="Calibri" w:hAnsi="Calibri" w:cs="Calibri"/>
-          <w:spacing w:val="-57"/>
-          <w:szCs w:val="22"/>
-          <w:lang w:val="id" w:eastAsia="en-US"/>
-        </w:rPr>
-        <w:t xml:space="preserve"> </w:t>
-      </w:r>
-      <w:r>
-        <w:rPr>
-          <w:rFonts w:ascii="Calibri" w:eastAsia="Calibri" w:hAnsi="Calibri" w:cs="Calibri"/>
-          <w:szCs w:val="22"/>
-          <w:lang w:val="id" w:eastAsia="en-US"/>
-        </w:rPr>
-        <w:t>akan</w:t>
-      </w:r>
-      <w:r>
-        <w:rPr>
-          <w:rFonts w:ascii="Calibri" w:eastAsia="Calibri" w:hAnsi="Calibri" w:cs="Calibri"/>
-          <w:spacing w:val="-5"/>
-          <w:szCs w:val="22"/>
-          <w:lang w:val="id" w:eastAsia="en-US"/>
-        </w:rPr>
-        <w:t xml:space="preserve"> </w:t>
-      </w:r>
-      <w:r>
-        <w:rPr>
-          <w:rFonts w:ascii="Calibri" w:eastAsia="Calibri" w:hAnsi="Calibri" w:cs="Calibri"/>
-          <w:szCs w:val="22"/>
-          <w:lang w:val="id" w:eastAsia="en-US"/>
-        </w:rPr>
-        <w:t>tampil seperti pada</w:t>
-      </w:r>
-      <w:r>
-        <w:rPr>
-          <w:rFonts w:ascii="Calibri" w:eastAsia="Calibri" w:hAnsi="Calibri" w:cs="Calibri"/>
-          <w:spacing w:val="2"/>
-          <w:szCs w:val="22"/>
-          <w:lang w:val="id" w:eastAsia="en-US"/>
-        </w:rPr>
-        <w:t xml:space="preserve"> </w:t>
-      </w:r>
-      <w:r>
-        <w:rPr>
-          <w:rFonts w:ascii="Calibri" w:eastAsia="Calibri" w:hAnsi="Calibri" w:cs="Calibri"/>
-          <w:szCs w:val="22"/>
-          <w:lang w:val="id" w:eastAsia="en-US"/>
-        </w:rPr>
-        <w:t>gambar dibawah</w:t>
+        <w:t>Tambahkan</w:t>
+      </w:r>
+      <w:r>
+        <w:rPr>
+          <w:rFonts w:ascii="Calibri" w:eastAsia="Calibri" w:hAnsi="Calibri" w:cs="Calibri"/>
+          <w:spacing w:val="-6"/>
+          <w:szCs w:val="22"/>
+          <w:lang w:val="id" w:eastAsia="en-US"/>
+        </w:rPr>
+        <w:t xml:space="preserve"> </w:t>
+      </w:r>
+      <w:r>
+        <w:rPr>
+          <w:rFonts w:ascii="Calibri" w:eastAsia="Calibri" w:hAnsi="Calibri" w:cs="Calibri"/>
+          <w:szCs w:val="22"/>
+          <w:lang w:val="id" w:eastAsia="en-US"/>
+        </w:rPr>
+        <w:t>kode</w:t>
+      </w:r>
+      <w:r>
+        <w:rPr>
+          <w:rFonts w:ascii="Calibri" w:eastAsia="Calibri" w:hAnsi="Calibri" w:cs="Calibri"/>
+          <w:spacing w:val="1"/>
+          <w:szCs w:val="22"/>
+          <w:lang w:val="id" w:eastAsia="en-US"/>
+        </w:rPr>
+        <w:t xml:space="preserve"> </w:t>
+      </w:r>
+      <w:r>
+        <w:rPr>
+          <w:rFonts w:ascii="Calibri" w:eastAsia="Calibri" w:hAnsi="Calibri" w:cs="Calibri"/>
+          <w:szCs w:val="22"/>
+          <w:lang w:val="id" w:eastAsia="en-US"/>
+        </w:rPr>
+        <w:t>untuk</w:t>
+      </w:r>
+      <w:r>
+        <w:rPr>
+          <w:rFonts w:ascii="Calibri" w:eastAsia="Calibri" w:hAnsi="Calibri" w:cs="Calibri"/>
+          <w:spacing w:val="1"/>
+          <w:szCs w:val="22"/>
+          <w:lang w:val="id" w:eastAsia="en-US"/>
+        </w:rPr>
+        <w:t xml:space="preserve"> </w:t>
+      </w:r>
+      <w:r>
+        <w:rPr>
+          <w:rFonts w:ascii="Calibri" w:eastAsia="Calibri" w:hAnsi="Calibri" w:cs="Calibri"/>
+          <w:szCs w:val="22"/>
+          <w:lang w:val="id" w:eastAsia="en-US"/>
+        </w:rPr>
+        <w:t>memberi</w:t>
+      </w:r>
+      <w:r>
+        <w:rPr>
+          <w:rFonts w:ascii="Calibri" w:eastAsia="Calibri" w:hAnsi="Calibri" w:cs="Calibri"/>
+          <w:spacing w:val="-1"/>
+          <w:szCs w:val="22"/>
+          <w:lang w:val="id" w:eastAsia="en-US"/>
+        </w:rPr>
+        <w:t xml:space="preserve"> </w:t>
+      </w:r>
+      <w:r>
+        <w:rPr>
+          <w:rFonts w:ascii="Calibri" w:eastAsia="Calibri" w:hAnsi="Calibri" w:cs="Calibri"/>
+          <w:szCs w:val="22"/>
+          <w:lang w:val="id" w:eastAsia="en-US"/>
+        </w:rPr>
+        <w:t>judul</w:t>
+      </w:r>
+      <w:r>
+        <w:rPr>
+          <w:rFonts w:ascii="Calibri" w:eastAsia="Calibri" w:hAnsi="Calibri" w:cs="Calibri"/>
+          <w:spacing w:val="-1"/>
+          <w:szCs w:val="22"/>
+          <w:lang w:val="id" w:eastAsia="en-US"/>
+        </w:rPr>
+        <w:t xml:space="preserve"> </w:t>
+      </w:r>
+      <w:r>
+        <w:rPr>
+          <w:rFonts w:ascii="Calibri" w:eastAsia="Calibri" w:hAnsi="Calibri" w:cs="Calibri"/>
+          <w:szCs w:val="22"/>
+          <w:lang w:val="id" w:eastAsia="en-US"/>
+        </w:rPr>
+        <w:t>dengan</w:t>
+      </w:r>
+      <w:r>
+        <w:rPr>
+          <w:rFonts w:ascii="Calibri" w:eastAsia="Calibri" w:hAnsi="Calibri" w:cs="Calibri"/>
+          <w:spacing w:val="-6"/>
+          <w:szCs w:val="22"/>
+          <w:lang w:val="id" w:eastAsia="en-US"/>
+        </w:rPr>
+        <w:t xml:space="preserve"> </w:t>
+      </w:r>
+      <w:r>
+        <w:rPr>
+          <w:rFonts w:ascii="Calibri" w:eastAsia="Calibri" w:hAnsi="Calibri" w:cs="Calibri"/>
+          <w:szCs w:val="22"/>
+          <w:lang w:val="id" w:eastAsia="en-US"/>
+        </w:rPr>
+        <w:t>kode</w:t>
+      </w:r>
+      <w:r>
+        <w:rPr>
+          <w:rFonts w:ascii="Calibri" w:eastAsia="Calibri" w:hAnsi="Calibri" w:cs="Calibri"/>
+          <w:spacing w:val="1"/>
+          <w:szCs w:val="22"/>
+          <w:lang w:val="id" w:eastAsia="en-US"/>
+        </w:rPr>
+        <w:t xml:space="preserve"> </w:t>
+      </w:r>
+      <w:r>
+        <w:rPr>
+          <w:rFonts w:ascii="Calibri" w:eastAsia="Calibri" w:hAnsi="Calibri" w:cs="Calibri"/>
+          <w:szCs w:val="22"/>
+          <w:lang w:val="id" w:eastAsia="en-US"/>
+        </w:rPr>
+        <w:t>sbb</w:t>
       </w:r>
     </w:p>
     <w:p>
@@ -4590,10 +4532,10 @@
           <w:lang w:val="en-US" w:eastAsia="en-US"/>
         </w:rPr>
         <w:drawing>
-          <wp:inline distT="0" distB="0" distL="0" distR="0" wp14:anchorId="183604FC" wp14:editId="5867627D">
-            <wp:extent cx="5040000" cy="2682077"/>
-            <wp:effectExtent l="0" t="0" r="8255" b="4445"/>
-            <wp:docPr id="251" name="Picture 251"/>
+          <wp:inline distT="0" distB="0" distL="0" distR="0" wp14:anchorId="14FE04B3" wp14:editId="58490713">
+            <wp:extent cx="3105583" cy="428685"/>
+            <wp:effectExtent l="0" t="0" r="0" b="9525"/>
+            <wp:docPr id="250" name="Picture 250"/>
             <wp:cNvGraphicFramePr>
               <a:graphicFrameLocks xmlns:a="http://schemas.openxmlformats.org/drawingml/2006/main" noChangeAspect="1"/>
             </wp:cNvGraphicFramePr>
@@ -4613,7 +4555,7 @@
                   <pic:spPr>
                     <a:xfrm>
                       <a:off x="0" y="0"/>
-                      <a:ext cx="5040000" cy="2682077"/>
+                      <a:ext cx="3105583" cy="428685"/>
                     </a:xfrm>
                     <a:prstGeom prst="rect">
                       <a:avLst/>
@@ -4628,6 +4570,19 @@
     </w:p>
     <w:p>
       <w:pPr>
+        <w:rPr>
+          <w:rFonts w:asciiTheme="majorHAnsi" w:hAnsiTheme="majorHAnsi" w:cstheme="majorHAnsi"/>
+        </w:rPr>
+      </w:pPr>
+      <w:r>
+        <w:rPr>
+          <w:rFonts w:asciiTheme="majorHAnsi" w:hAnsiTheme="majorHAnsi" w:cstheme="majorHAnsi"/>
+        </w:rPr>
+        <w:br w:type="page"/>
+      </w:r>
+    </w:p>
+    <w:p>
+      <w:pPr>
         <w:pStyle w:val="ListParagraph"/>
         <w:numPr>
           <w:ilvl w:val="0"/>
@@ -4644,7 +4599,8 @@
           <w:szCs w:val="22"/>
           <w:lang w:val="id" w:eastAsia="en-US"/>
         </w:rPr>
-        <w:t>Tambahkan kode untuk membuat tempat menampilkan foto produk dengan kode</w:t>
+        <w:lastRenderedPageBreak/>
+        <w:t>Jalankan</w:t>
       </w:r>
       <w:r>
         <w:rPr>
@@ -4652,7 +4608,24 @@
           <w:szCs w:val="22"/>
           <w:lang w:eastAsia="en-US"/>
         </w:rPr>
-        <w:t xml:space="preserve"> </w:t>
+        <w:t xml:space="preserve"> localhost:8080/Produk_Admin</w:t>
+      </w:r>
+      <w:r>
+        <w:rPr>
+          <w:rFonts w:ascii="Calibri" w:eastAsia="Calibri" w:hAnsi="Calibri" w:cs="Calibri"/>
+          <w:color w:val="0000FF"/>
+          <w:szCs w:val="22"/>
+          <w:lang w:val="id" w:eastAsia="en-US"/>
+        </w:rPr>
+        <w:t xml:space="preserve"> </w:t>
+      </w:r>
+      <w:r>
+        <w:rPr>
+          <w:rFonts w:ascii="Calibri" w:eastAsia="Calibri" w:hAnsi="Calibri" w:cs="Calibri"/>
+          <w:szCs w:val="22"/>
+          <w:lang w:val="id" w:eastAsia="en-US"/>
+        </w:rPr>
+        <w:t>dan tekan tombol tambah, maka</w:t>
       </w:r>
       <w:r>
         <w:rPr>
@@ -4669,7 +4642,41 @@
           <w:szCs w:val="22"/>
           <w:lang w:val="id" w:eastAsia="en-US"/>
         </w:rPr>
-        <w:t>sbb</w:t>
+        <w:t>akan</w:t>
+      </w:r>
+      <w:r>
+        <w:rPr>
+          <w:rFonts w:ascii="Calibri" w:eastAsia="Calibri" w:hAnsi="Calibri" w:cs="Calibri"/>
+          <w:spacing w:val="-5"/>
+          <w:szCs w:val="22"/>
+          <w:lang w:val="id" w:eastAsia="en-US"/>
+        </w:rPr>
+        <w:t xml:space="preserve"> </w:t>
+      </w:r>
+      <w:r>
+        <w:rPr>
+          <w:rFonts w:ascii="Calibri" w:eastAsia="Calibri" w:hAnsi="Calibri" w:cs="Calibri"/>
+          <w:szCs w:val="22"/>
+          <w:lang w:val="id" w:eastAsia="en-US"/>
+        </w:rPr>
+        <w:t>tampil seperti pada</w:t>
+      </w:r>
+      <w:r>
+        <w:rPr>
+          <w:rFonts w:ascii="Calibri" w:eastAsia="Calibri" w:hAnsi="Calibri" w:cs="Calibri"/>
+          <w:spacing w:val="2"/>
+          <w:szCs w:val="22"/>
+          <w:lang w:val="id" w:eastAsia="en-US"/>
+        </w:rPr>
+        <w:t xml:space="preserve"> </w:t>
+      </w:r>
+      <w:r>
+        <w:rPr>
+          <w:rFonts w:ascii="Calibri" w:eastAsia="Calibri" w:hAnsi="Calibri" w:cs="Calibri"/>
+          <w:szCs w:val="22"/>
+          <w:lang w:val="id" w:eastAsia="en-US"/>
+        </w:rPr>
+        <w:t>gambar dibawah</w:t>
       </w:r>
     </w:p>
     <w:p>
@@ -4687,10 +4694,10 @@
           <w:lang w:val="en-US" w:eastAsia="en-US"/>
         </w:rPr>
         <w:drawing>
-          <wp:inline distT="0" distB="0" distL="0" distR="0" wp14:anchorId="1C82CD8B" wp14:editId="2A6005E0">
-            <wp:extent cx="5040000" cy="589615"/>
-            <wp:effectExtent l="0" t="0" r="0" b="1270"/>
-            <wp:docPr id="252" name="Picture 252"/>
+          <wp:inline distT="0" distB="0" distL="0" distR="0" wp14:anchorId="183604FC" wp14:editId="5867627D">
+            <wp:extent cx="5040000" cy="2682077"/>
+            <wp:effectExtent l="0" t="0" r="8255" b="4445"/>
+            <wp:docPr id="251" name="Picture 251"/>
             <wp:cNvGraphicFramePr>
               <a:graphicFrameLocks xmlns:a="http://schemas.openxmlformats.org/drawingml/2006/main" noChangeAspect="1"/>
             </wp:cNvGraphicFramePr>
@@ -4710,7 +4717,7 @@
                   <pic:spPr>
                     <a:xfrm>
                       <a:off x="0" y="0"/>
-                      <a:ext cx="5040000" cy="589615"/>
+                      <a:ext cx="5040000" cy="2682077"/>
                     </a:xfrm>
                     <a:prstGeom prst="rect">
                       <a:avLst/>
@@ -4741,7 +4748,7 @@
           <w:szCs w:val="22"/>
           <w:lang w:val="id" w:eastAsia="en-US"/>
         </w:rPr>
-        <w:t>Jalankan</w:t>
+        <w:t>Tambahkan kode untuk membuat tempat menampilkan foto produk dengan kode</w:t>
       </w:r>
       <w:r>
         <w:rPr>
@@ -4749,24 +4756,7 @@
           <w:szCs w:val="22"/>
           <w:lang w:eastAsia="en-US"/>
         </w:rPr>
-        <w:t xml:space="preserve"> localhost:8080/Produk_Admin</w:t>
-      </w:r>
-      <w:r>
-        <w:rPr>
-          <w:rFonts w:ascii="Calibri" w:eastAsia="Calibri" w:hAnsi="Calibri" w:cs="Calibri"/>
-          <w:color w:val="0000FF"/>
-          <w:szCs w:val="22"/>
-          <w:lang w:val="id" w:eastAsia="en-US"/>
-        </w:rPr>
-        <w:t xml:space="preserve"> </w:t>
-      </w:r>
-      <w:r>
-        <w:rPr>
-          <w:rFonts w:ascii="Calibri" w:eastAsia="Calibri" w:hAnsi="Calibri" w:cs="Calibri"/>
-          <w:szCs w:val="22"/>
-          <w:lang w:val="id" w:eastAsia="en-US"/>
-        </w:rPr>
-        <w:t>dan tekan tombol tambah, maka</w:t>
+        <w:t xml:space="preserve"> </w:t>
       </w:r>
       <w:r>
         <w:rPr>
@@ -4783,41 +4773,7 @@
           <w:szCs w:val="22"/>
           <w:lang w:val="id" w:eastAsia="en-US"/>
         </w:rPr>
-        <w:t>akan</w:t>
-      </w:r>
-      <w:r>
-        <w:rPr>
-          <w:rFonts w:ascii="Calibri" w:eastAsia="Calibri" w:hAnsi="Calibri" w:cs="Calibri"/>
-          <w:spacing w:val="-5"/>
-          <w:szCs w:val="22"/>
-          <w:lang w:val="id" w:eastAsia="en-US"/>
-        </w:rPr>
-        <w:t xml:space="preserve"> </w:t>
-      </w:r>
-      <w:r>
-        <w:rPr>
-          <w:rFonts w:ascii="Calibri" w:eastAsia="Calibri" w:hAnsi="Calibri" w:cs="Calibri"/>
-          <w:szCs w:val="22"/>
-          <w:lang w:val="id" w:eastAsia="en-US"/>
-        </w:rPr>
-        <w:t>tampil seperti pada</w:t>
-      </w:r>
-      <w:r>
-        <w:rPr>
-          <w:rFonts w:ascii="Calibri" w:eastAsia="Calibri" w:hAnsi="Calibri" w:cs="Calibri"/>
-          <w:spacing w:val="2"/>
-          <w:szCs w:val="22"/>
-          <w:lang w:val="id" w:eastAsia="en-US"/>
-        </w:rPr>
-        <w:t xml:space="preserve"> </w:t>
-      </w:r>
-      <w:r>
-        <w:rPr>
-          <w:rFonts w:ascii="Calibri" w:eastAsia="Calibri" w:hAnsi="Calibri" w:cs="Calibri"/>
-          <w:szCs w:val="22"/>
-          <w:lang w:val="id" w:eastAsia="en-US"/>
-        </w:rPr>
-        <w:t>gambar dibawah</w:t>
+        <w:t>sbb</w:t>
       </w:r>
     </w:p>
     <w:p>
@@ -4835,10 +4791,10 @@
           <w:lang w:val="en-US" w:eastAsia="en-US"/>
         </w:rPr>
         <w:drawing>
-          <wp:inline distT="0" distB="0" distL="0" distR="0" wp14:anchorId="16905738" wp14:editId="4697D3E3">
-            <wp:extent cx="5040000" cy="2682077"/>
-            <wp:effectExtent l="0" t="0" r="8255" b="4445"/>
-            <wp:docPr id="253" name="Picture 253"/>
+          <wp:inline distT="0" distB="0" distL="0" distR="0" wp14:anchorId="1C82CD8B" wp14:editId="2A6005E0">
+            <wp:extent cx="5040000" cy="589615"/>
+            <wp:effectExtent l="0" t="0" r="0" b="1270"/>
+            <wp:docPr id="252" name="Picture 252"/>
             <wp:cNvGraphicFramePr>
               <a:graphicFrameLocks xmlns:a="http://schemas.openxmlformats.org/drawingml/2006/main" noChangeAspect="1"/>
             </wp:cNvGraphicFramePr>
@@ -4858,7 +4814,7 @@
                   <pic:spPr>
                     <a:xfrm>
                       <a:off x="0" y="0"/>
-                      <a:ext cx="5040000" cy="2682077"/>
+                      <a:ext cx="5040000" cy="589615"/>
                     </a:xfrm>
                     <a:prstGeom prst="rect">
                       <a:avLst/>
@@ -4873,19 +4829,6 @@
     </w:p>
     <w:p>
       <w:pPr>
-        <w:rPr>
-          <w:rFonts w:asciiTheme="majorHAnsi" w:hAnsiTheme="majorHAnsi" w:cstheme="majorHAnsi"/>
-        </w:rPr>
-      </w:pPr>
-      <w:r>
-        <w:rPr>
-          <w:rFonts w:asciiTheme="majorHAnsi" w:hAnsiTheme="majorHAnsi" w:cstheme="majorHAnsi"/>
-        </w:rPr>
-        <w:br w:type="page"/>
-      </w:r>
-    </w:p>
-    <w:p>
-      <w:pPr>
         <w:pStyle w:val="ListParagraph"/>
         <w:numPr>
           <w:ilvl w:val="0"/>
@@ -4902,110 +4845,83 @@
           <w:szCs w:val="22"/>
           <w:lang w:val="id" w:eastAsia="en-US"/>
         </w:rPr>
-        <w:lastRenderedPageBreak/>
-        <w:t>Tambahkan</w:t>
-      </w:r>
-      <w:r>
-        <w:rPr>
-          <w:rFonts w:ascii="Calibri" w:eastAsia="Calibri" w:hAnsi="Calibri" w:cs="Calibri"/>
-          <w:spacing w:val="-7"/>
-          <w:szCs w:val="22"/>
-          <w:lang w:val="id" w:eastAsia="en-US"/>
-        </w:rPr>
-        <w:t xml:space="preserve"> </w:t>
-      </w:r>
-      <w:r>
-        <w:rPr>
-          <w:rFonts w:ascii="Calibri" w:eastAsia="Calibri" w:hAnsi="Calibri" w:cs="Calibri"/>
-          <w:szCs w:val="22"/>
-          <w:lang w:val="id" w:eastAsia="en-US"/>
-        </w:rPr>
-        <w:t>kode untuk membuat</w:t>
-      </w:r>
-      <w:r>
-        <w:rPr>
-          <w:rFonts w:ascii="Calibri" w:eastAsia="Calibri" w:hAnsi="Calibri" w:cs="Calibri"/>
-          <w:spacing w:val="-4"/>
-          <w:szCs w:val="22"/>
-          <w:lang w:val="id" w:eastAsia="en-US"/>
-        </w:rPr>
-        <w:t xml:space="preserve"> </w:t>
-      </w:r>
-      <w:r>
-        <w:rPr>
-          <w:rFonts w:ascii="Calibri" w:eastAsia="Calibri" w:hAnsi="Calibri" w:cs="Calibri"/>
-          <w:szCs w:val="22"/>
-          <w:lang w:val="id" w:eastAsia="en-US"/>
-        </w:rPr>
-        <w:t>upload file</w:t>
-      </w:r>
-      <w:r>
-        <w:rPr>
-          <w:rFonts w:ascii="Calibri" w:eastAsia="Calibri" w:hAnsi="Calibri" w:cs="Calibri"/>
-          <w:spacing w:val="-1"/>
-          <w:szCs w:val="22"/>
-          <w:lang w:val="id" w:eastAsia="en-US"/>
-        </w:rPr>
-        <w:t xml:space="preserve"> </w:t>
-      </w:r>
-      <w:r>
-        <w:rPr>
-          <w:rFonts w:ascii="Calibri" w:eastAsia="Calibri" w:hAnsi="Calibri" w:cs="Calibri"/>
-          <w:szCs w:val="22"/>
-          <w:lang w:val="id" w:eastAsia="en-US"/>
-        </w:rPr>
-        <w:t>foto</w:t>
-      </w:r>
-      <w:r>
-        <w:rPr>
-          <w:rFonts w:ascii="Calibri" w:eastAsia="Calibri" w:hAnsi="Calibri" w:cs="Calibri"/>
-          <w:spacing w:val="1"/>
-          <w:szCs w:val="22"/>
-          <w:lang w:val="id" w:eastAsia="en-US"/>
-        </w:rPr>
-        <w:t xml:space="preserve"> </w:t>
-      </w:r>
-      <w:r>
-        <w:rPr>
-          <w:rFonts w:ascii="Calibri" w:eastAsia="Calibri" w:hAnsi="Calibri" w:cs="Calibri"/>
-          <w:szCs w:val="22"/>
-          <w:lang w:val="id" w:eastAsia="en-US"/>
-        </w:rPr>
-        <w:t>produk dengan</w:t>
-      </w:r>
-      <w:r>
-        <w:rPr>
-          <w:rFonts w:ascii="Calibri" w:eastAsia="Calibri" w:hAnsi="Calibri" w:cs="Calibri"/>
-          <w:spacing w:val="-6"/>
-          <w:szCs w:val="22"/>
-          <w:lang w:val="id" w:eastAsia="en-US"/>
-        </w:rPr>
-        <w:t xml:space="preserve"> </w:t>
-      </w:r>
-      <w:r>
-        <w:rPr>
-          <w:rFonts w:ascii="Calibri" w:eastAsia="Calibri" w:hAnsi="Calibri" w:cs="Calibri"/>
-          <w:szCs w:val="22"/>
-          <w:lang w:val="id" w:eastAsia="en-US"/>
-        </w:rPr>
-        <w:t>kode</w:t>
-      </w:r>
-      <w:r>
-        <w:rPr>
-          <w:rFonts w:ascii="Calibri" w:eastAsia="Calibri" w:hAnsi="Calibri" w:cs="Calibri"/>
-          <w:spacing w:val="-1"/>
-          <w:szCs w:val="22"/>
-          <w:lang w:val="id" w:eastAsia="en-US"/>
-        </w:rPr>
-        <w:t xml:space="preserve"> </w:t>
-      </w:r>
-      <w:r>
-        <w:rPr>
-          <w:rFonts w:ascii="Calibri" w:eastAsia="Calibri" w:hAnsi="Calibri" w:cs="Calibri"/>
-          <w:szCs w:val="22"/>
-          <w:lang w:val="id" w:eastAsia="en-US"/>
-        </w:rPr>
-        <w:t>sbb</w:t>
+        <w:t>Jalankan</w:t>
+      </w:r>
+      <w:r>
+        <w:rPr>
+          <w:rFonts w:ascii="Calibri" w:eastAsia="Calibri" w:hAnsi="Calibri" w:cs="Calibri"/>
+          <w:szCs w:val="22"/>
+          <w:lang w:eastAsia="en-US"/>
+        </w:rPr>
+        <w:t xml:space="preserve"> localhost:8080/Produk_Admin</w:t>
+      </w:r>
+      <w:r>
+        <w:rPr>
+          <w:rFonts w:ascii="Calibri" w:eastAsia="Calibri" w:hAnsi="Calibri" w:cs="Calibri"/>
+          <w:color w:val="0000FF"/>
+          <w:szCs w:val="22"/>
+          <w:lang w:val="id" w:eastAsia="en-US"/>
+        </w:rPr>
+        <w:t xml:space="preserve"> </w:t>
+      </w:r>
+      <w:r>
+        <w:rPr>
+          <w:rFonts w:ascii="Calibri" w:eastAsia="Calibri" w:hAnsi="Calibri" w:cs="Calibri"/>
+          <w:szCs w:val="22"/>
+          <w:lang w:val="id" w:eastAsia="en-US"/>
+        </w:rPr>
+        <w:t>dan tekan tombol tambah, maka</w:t>
+      </w:r>
+      <w:r>
+        <w:rPr>
+          <w:rFonts w:ascii="Calibri" w:eastAsia="Calibri" w:hAnsi="Calibri" w:cs="Calibri"/>
+          <w:spacing w:val="-57"/>
+          <w:szCs w:val="22"/>
+          <w:lang w:val="id" w:eastAsia="en-US"/>
+        </w:rPr>
+        <w:t xml:space="preserve"> </w:t>
+      </w:r>
+      <w:r>
+        <w:rPr>
+          <w:rFonts w:ascii="Calibri" w:eastAsia="Calibri" w:hAnsi="Calibri" w:cs="Calibri"/>
+          <w:szCs w:val="22"/>
+          <w:lang w:val="id" w:eastAsia="en-US"/>
+        </w:rPr>
+        <w:t>akan</w:t>
+      </w:r>
+      <w:r>
+        <w:rPr>
+          <w:rFonts w:ascii="Calibri" w:eastAsia="Calibri" w:hAnsi="Calibri" w:cs="Calibri"/>
+          <w:spacing w:val="-5"/>
+          <w:szCs w:val="22"/>
+          <w:lang w:val="id" w:eastAsia="en-US"/>
+        </w:rPr>
+        <w:t xml:space="preserve"> </w:t>
+      </w:r>
+      <w:r>
+        <w:rPr>
+          <w:rFonts w:ascii="Calibri" w:eastAsia="Calibri" w:hAnsi="Calibri" w:cs="Calibri"/>
+          <w:szCs w:val="22"/>
+          <w:lang w:val="id" w:eastAsia="en-US"/>
+        </w:rPr>
+        <w:t>tampil seperti pada</w:t>
+      </w:r>
+      <w:r>
+        <w:rPr>
+          <w:rFonts w:ascii="Calibri" w:eastAsia="Calibri" w:hAnsi="Calibri" w:cs="Calibri"/>
+          <w:spacing w:val="2"/>
+          <w:szCs w:val="22"/>
+          <w:lang w:val="id" w:eastAsia="en-US"/>
+        </w:rPr>
+        <w:t xml:space="preserve"> </w:t>
+      </w:r>
+      <w:r>
+        <w:rPr>
+          <w:rFonts w:ascii="Calibri" w:eastAsia="Calibri" w:hAnsi="Calibri" w:cs="Calibri"/>
+          <w:szCs w:val="22"/>
+          <w:lang w:val="id" w:eastAsia="en-US"/>
+        </w:rPr>
+        <w:t>gambar dibawah</w:t>
       </w:r>
     </w:p>
     <w:p>
@@ -5023,10 +4939,10 @@
           <w:lang w:val="en-US" w:eastAsia="en-US"/>
         </w:rPr>
         <w:drawing>
-          <wp:inline distT="0" distB="0" distL="0" distR="0" wp14:anchorId="29E27DE2" wp14:editId="71040105">
-            <wp:extent cx="5040000" cy="2918919"/>
-            <wp:effectExtent l="0" t="0" r="8255" b="0"/>
-            <wp:docPr id="254" name="Picture 254"/>
+          <wp:inline distT="0" distB="0" distL="0" distR="0" wp14:anchorId="16905738" wp14:editId="4697D3E3">
+            <wp:extent cx="5040000" cy="2682077"/>
+            <wp:effectExtent l="0" t="0" r="8255" b="4445"/>
+            <wp:docPr id="253" name="Picture 253"/>
             <wp:cNvGraphicFramePr>
               <a:graphicFrameLocks xmlns:a="http://schemas.openxmlformats.org/drawingml/2006/main" noChangeAspect="1"/>
             </wp:cNvGraphicFramePr>
@@ -5046,7 +4962,7 @@
                   <pic:spPr>
                     <a:xfrm>
                       <a:off x="0" y="0"/>
-                      <a:ext cx="5040000" cy="2918919"/>
+                      <a:ext cx="5040000" cy="2682077"/>
                     </a:xfrm>
                     <a:prstGeom prst="rect">
                       <a:avLst/>
@@ -5061,6 +4977,19 @@
     </w:p>
     <w:p>
       <w:pPr>
+        <w:rPr>
+          <w:rFonts w:asciiTheme="majorHAnsi" w:hAnsiTheme="majorHAnsi" w:cstheme="majorHAnsi"/>
+        </w:rPr>
+      </w:pPr>
+      <w:r>
+        <w:rPr>
+          <w:rFonts w:asciiTheme="majorHAnsi" w:hAnsiTheme="majorHAnsi" w:cstheme="majorHAnsi"/>
+        </w:rPr>
+        <w:br w:type="page"/>
+      </w:r>
+    </w:p>
+    <w:p>
+      <w:pPr>
         <w:pStyle w:val="ListParagraph"/>
         <w:numPr>
           <w:ilvl w:val="0"/>
@@ -5077,83 +5006,110 @@
           <w:szCs w:val="22"/>
           <w:lang w:val="id" w:eastAsia="en-US"/>
         </w:rPr>
-        <w:t>Jalankan</w:t>
-      </w:r>
-      <w:r>
-        <w:rPr>
-          <w:rFonts w:ascii="Calibri" w:eastAsia="Calibri" w:hAnsi="Calibri" w:cs="Calibri"/>
-          <w:szCs w:val="22"/>
-          <w:lang w:eastAsia="en-US"/>
-        </w:rPr>
-        <w:t xml:space="preserve"> localhost:8080/Produk_Admin</w:t>
-      </w:r>
-      <w:r>
-        <w:rPr>
-          <w:rFonts w:ascii="Calibri" w:eastAsia="Calibri" w:hAnsi="Calibri" w:cs="Calibri"/>
-          <w:color w:val="0000FF"/>
-          <w:szCs w:val="22"/>
-          <w:lang w:val="id" w:eastAsia="en-US"/>
-        </w:rPr>
-        <w:t xml:space="preserve"> </w:t>
-      </w:r>
-      <w:r>
-        <w:rPr>
-          <w:rFonts w:ascii="Calibri" w:eastAsia="Calibri" w:hAnsi="Calibri" w:cs="Calibri"/>
-          <w:szCs w:val="22"/>
-          <w:lang w:val="id" w:eastAsia="en-US"/>
-        </w:rPr>
-        <w:t>dan tekan tombol tambah, maka</w:t>
-      </w:r>
-      <w:r>
-        <w:rPr>
-          <w:rFonts w:ascii="Calibri" w:eastAsia="Calibri" w:hAnsi="Calibri" w:cs="Calibri"/>
-          <w:spacing w:val="-57"/>
-          <w:szCs w:val="22"/>
-          <w:lang w:val="id" w:eastAsia="en-US"/>
-        </w:rPr>
-        <w:t xml:space="preserve"> </w:t>
-      </w:r>
-      <w:r>
-        <w:rPr>
-          <w:rFonts w:ascii="Calibri" w:eastAsia="Calibri" w:hAnsi="Calibri" w:cs="Calibri"/>
-          <w:szCs w:val="22"/>
-          <w:lang w:val="id" w:eastAsia="en-US"/>
-        </w:rPr>
-        <w:t>akan</w:t>
-      </w:r>
-      <w:r>
-        <w:rPr>
-          <w:rFonts w:ascii="Calibri" w:eastAsia="Calibri" w:hAnsi="Calibri" w:cs="Calibri"/>
-          <w:spacing w:val="-5"/>
-          <w:szCs w:val="22"/>
-          <w:lang w:val="id" w:eastAsia="en-US"/>
-        </w:rPr>
-        <w:t xml:space="preserve"> </w:t>
-      </w:r>
-      <w:r>
-        <w:rPr>
-          <w:rFonts w:ascii="Calibri" w:eastAsia="Calibri" w:hAnsi="Calibri" w:cs="Calibri"/>
-          <w:szCs w:val="22"/>
-          <w:lang w:val="id" w:eastAsia="en-US"/>
-        </w:rPr>
-        <w:t>tampil seperti pada</w:t>
-      </w:r>
-      <w:r>
-        <w:rPr>
-          <w:rFonts w:ascii="Calibri" w:eastAsia="Calibri" w:hAnsi="Calibri" w:cs="Calibri"/>
-          <w:spacing w:val="2"/>
-          <w:szCs w:val="22"/>
-          <w:lang w:val="id" w:eastAsia="en-US"/>
-        </w:rPr>
-        <w:t xml:space="preserve"> </w:t>
-      </w:r>
-      <w:r>
-        <w:rPr>
-          <w:rFonts w:ascii="Calibri" w:eastAsia="Calibri" w:hAnsi="Calibri" w:cs="Calibri"/>
-          <w:szCs w:val="22"/>
-          <w:lang w:val="id" w:eastAsia="en-US"/>
-        </w:rPr>
-        <w:t>gambar dibawah</w:t>
+        <w:lastRenderedPageBreak/>
+        <w:t>Tambahkan</w:t>
+      </w:r>
+      <w:r>
+        <w:rPr>
+          <w:rFonts w:ascii="Calibri" w:eastAsia="Calibri" w:hAnsi="Calibri" w:cs="Calibri"/>
+          <w:spacing w:val="-7"/>
+          <w:szCs w:val="22"/>
+          <w:lang w:val="id" w:eastAsia="en-US"/>
+        </w:rPr>
+        <w:t xml:space="preserve"> </w:t>
+      </w:r>
+      <w:r>
+        <w:rPr>
+          <w:rFonts w:ascii="Calibri" w:eastAsia="Calibri" w:hAnsi="Calibri" w:cs="Calibri"/>
+          <w:szCs w:val="22"/>
+          <w:lang w:val="id" w:eastAsia="en-US"/>
+        </w:rPr>
+        <w:t>kode untuk membuat</w:t>
+      </w:r>
+      <w:r>
+        <w:rPr>
+          <w:rFonts w:ascii="Calibri" w:eastAsia="Calibri" w:hAnsi="Calibri" w:cs="Calibri"/>
+          <w:spacing w:val="-4"/>
+          <w:szCs w:val="22"/>
+          <w:lang w:val="id" w:eastAsia="en-US"/>
+        </w:rPr>
+        <w:t xml:space="preserve"> </w:t>
+      </w:r>
+      <w:r>
+        <w:rPr>
+          <w:rFonts w:ascii="Calibri" w:eastAsia="Calibri" w:hAnsi="Calibri" w:cs="Calibri"/>
+          <w:szCs w:val="22"/>
+          <w:lang w:val="id" w:eastAsia="en-US"/>
+        </w:rPr>
+        <w:t>upload file</w:t>
+      </w:r>
+      <w:r>
+        <w:rPr>
+          <w:rFonts w:ascii="Calibri" w:eastAsia="Calibri" w:hAnsi="Calibri" w:cs="Calibri"/>
+          <w:spacing w:val="-1"/>
+          <w:szCs w:val="22"/>
+          <w:lang w:val="id" w:eastAsia="en-US"/>
+        </w:rPr>
+        <w:t xml:space="preserve"> </w:t>
+      </w:r>
+      <w:r>
+        <w:rPr>
+          <w:rFonts w:ascii="Calibri" w:eastAsia="Calibri" w:hAnsi="Calibri" w:cs="Calibri"/>
+          <w:szCs w:val="22"/>
+          <w:lang w:val="id" w:eastAsia="en-US"/>
+        </w:rPr>
+        <w:t>foto</w:t>
+      </w:r>
+      <w:r>
+        <w:rPr>
+          <w:rFonts w:ascii="Calibri" w:eastAsia="Calibri" w:hAnsi="Calibri" w:cs="Calibri"/>
+          <w:spacing w:val="1"/>
+          <w:szCs w:val="22"/>
+          <w:lang w:val="id" w:eastAsia="en-US"/>
+        </w:rPr>
+        <w:t xml:space="preserve"> </w:t>
+      </w:r>
+      <w:r>
+        <w:rPr>
+          <w:rFonts w:ascii="Calibri" w:eastAsia="Calibri" w:hAnsi="Calibri" w:cs="Calibri"/>
+          <w:szCs w:val="22"/>
+          <w:lang w:val="id" w:eastAsia="en-US"/>
+        </w:rPr>
+        <w:t>produk dengan</w:t>
+      </w:r>
+      <w:r>
+        <w:rPr>
+          <w:rFonts w:ascii="Calibri" w:eastAsia="Calibri" w:hAnsi="Calibri" w:cs="Calibri"/>
+          <w:spacing w:val="-6"/>
+          <w:szCs w:val="22"/>
+          <w:lang w:val="id" w:eastAsia="en-US"/>
+        </w:rPr>
+        <w:t xml:space="preserve"> </w:t>
+      </w:r>
+      <w:r>
+        <w:rPr>
+          <w:rFonts w:ascii="Calibri" w:eastAsia="Calibri" w:hAnsi="Calibri" w:cs="Calibri"/>
+          <w:szCs w:val="22"/>
+          <w:lang w:val="id" w:eastAsia="en-US"/>
+        </w:rPr>
+        <w:t>kode</w:t>
+      </w:r>
+      <w:r>
+        <w:rPr>
+          <w:rFonts w:ascii="Calibri" w:eastAsia="Calibri" w:hAnsi="Calibri" w:cs="Calibri"/>
+          <w:spacing w:val="-1"/>
+          <w:szCs w:val="22"/>
+          <w:lang w:val="id" w:eastAsia="en-US"/>
+        </w:rPr>
+        <w:t xml:space="preserve"> </w:t>
+      </w:r>
+      <w:r>
+        <w:rPr>
+          <w:rFonts w:ascii="Calibri" w:eastAsia="Calibri" w:hAnsi="Calibri" w:cs="Calibri"/>
+          <w:szCs w:val="22"/>
+          <w:lang w:val="id" w:eastAsia="en-US"/>
+        </w:rPr>
+        <w:t>sbb</w:t>
       </w:r>
     </w:p>
     <w:p>
@@ -5171,10 +5127,10 @@
           <w:lang w:val="en-US" w:eastAsia="en-US"/>
         </w:rPr>
         <w:drawing>
-          <wp:inline distT="0" distB="0" distL="0" distR="0" wp14:anchorId="0FB17819" wp14:editId="3FFFACBE">
-            <wp:extent cx="5040000" cy="2685846"/>
-            <wp:effectExtent l="0" t="0" r="8255" b="635"/>
-            <wp:docPr id="255" name="Picture 255"/>
+          <wp:inline distT="0" distB="0" distL="0" distR="0" wp14:anchorId="29E27DE2" wp14:editId="71040105">
+            <wp:extent cx="5040000" cy="2918919"/>
+            <wp:effectExtent l="0" t="0" r="8255" b="0"/>
+            <wp:docPr id="254" name="Picture 254"/>
             <wp:cNvGraphicFramePr>
               <a:graphicFrameLocks xmlns:a="http://schemas.openxmlformats.org/drawingml/2006/main" noChangeAspect="1"/>
             </wp:cNvGraphicFramePr>
@@ -5194,7 +5150,7 @@
                   <pic:spPr>
                     <a:xfrm>
                       <a:off x="0" y="0"/>
-                      <a:ext cx="5040000" cy="2685846"/>
+                      <a:ext cx="5040000" cy="2918919"/>
                     </a:xfrm>
                     <a:prstGeom prst="rect">
                       <a:avLst/>
@@ -5225,101 +5181,83 @@
           <w:szCs w:val="22"/>
           <w:lang w:val="id" w:eastAsia="en-US"/>
         </w:rPr>
-        <w:t>Tambahkan</w:t>
-      </w:r>
-      <w:r>
-        <w:rPr>
-          <w:rFonts w:ascii="Calibri" w:eastAsia="Calibri" w:hAnsi="Calibri" w:cs="Calibri"/>
-          <w:spacing w:val="-7"/>
-          <w:szCs w:val="22"/>
-          <w:lang w:val="id" w:eastAsia="en-US"/>
-        </w:rPr>
-        <w:t xml:space="preserve"> </w:t>
-      </w:r>
-      <w:r>
-        <w:rPr>
-          <w:rFonts w:ascii="Calibri" w:eastAsia="Calibri" w:hAnsi="Calibri" w:cs="Calibri"/>
-          <w:szCs w:val="22"/>
-          <w:lang w:val="id" w:eastAsia="en-US"/>
-        </w:rPr>
-        <w:t>kode untuk membuat</w:t>
-      </w:r>
-      <w:r>
-        <w:rPr>
-          <w:rFonts w:ascii="Calibri" w:eastAsia="Calibri" w:hAnsi="Calibri" w:cs="Calibri"/>
-          <w:spacing w:val="-4"/>
-          <w:szCs w:val="22"/>
-          <w:lang w:val="id" w:eastAsia="en-US"/>
-        </w:rPr>
-        <w:t xml:space="preserve"> </w:t>
-      </w:r>
-      <w:r>
-        <w:rPr>
-          <w:rFonts w:ascii="Calibri" w:eastAsia="Calibri" w:hAnsi="Calibri" w:cs="Calibri"/>
-          <w:spacing w:val="-4"/>
+        <w:t>Jalankan</w:t>
+      </w:r>
+      <w:r>
+        <w:rPr>
+          <w:rFonts w:ascii="Calibri" w:eastAsia="Calibri" w:hAnsi="Calibri" w:cs="Calibri"/>
           <w:szCs w:val="22"/>
           <w:lang w:eastAsia="en-US"/>
         </w:rPr>
-        <w:t xml:space="preserve">input </w:t>
-      </w:r>
-      <w:r>
-        <w:rPr>
-          <w:rFonts w:ascii="Calibri" w:eastAsia="Calibri" w:hAnsi="Calibri" w:cs="Calibri"/>
-          <w:szCs w:val="22"/>
-          <w:lang w:eastAsia="en-US"/>
-        </w:rPr>
-        <w:t>nama</w:t>
-      </w:r>
-      <w:r>
-        <w:rPr>
-          <w:rFonts w:ascii="Calibri" w:eastAsia="Calibri" w:hAnsi="Calibri" w:cs="Calibri"/>
-          <w:spacing w:val="1"/>
-          <w:szCs w:val="22"/>
-          <w:lang w:val="id" w:eastAsia="en-US"/>
-        </w:rPr>
-        <w:t xml:space="preserve"> </w:t>
-      </w:r>
-      <w:r>
-        <w:rPr>
-          <w:rFonts w:ascii="Calibri" w:eastAsia="Calibri" w:hAnsi="Calibri" w:cs="Calibri"/>
-          <w:szCs w:val="22"/>
-          <w:lang w:val="id" w:eastAsia="en-US"/>
-        </w:rPr>
-        <w:t>produk dengan</w:t>
-      </w:r>
-      <w:r>
-        <w:rPr>
-          <w:rFonts w:ascii="Calibri" w:eastAsia="Calibri" w:hAnsi="Calibri" w:cs="Calibri"/>
-          <w:spacing w:val="-6"/>
-          <w:szCs w:val="22"/>
-          <w:lang w:val="id" w:eastAsia="en-US"/>
-        </w:rPr>
-        <w:t xml:space="preserve"> </w:t>
-      </w:r>
-      <w:r>
-        <w:rPr>
-          <w:rFonts w:ascii="Calibri" w:eastAsia="Calibri" w:hAnsi="Calibri" w:cs="Calibri"/>
-          <w:szCs w:val="22"/>
-          <w:lang w:val="id" w:eastAsia="en-US"/>
-        </w:rPr>
-        <w:t>kode</w:t>
-      </w:r>
-      <w:r>
-        <w:rPr>
-          <w:rFonts w:ascii="Calibri" w:eastAsia="Calibri" w:hAnsi="Calibri" w:cs="Calibri"/>
-          <w:spacing w:val="-1"/>
-          <w:szCs w:val="22"/>
-          <w:lang w:val="id" w:eastAsia="en-US"/>
-        </w:rPr>
-        <w:t xml:space="preserve"> </w:t>
-      </w:r>
-      <w:r>
-        <w:rPr>
-          <w:rFonts w:ascii="Calibri" w:eastAsia="Calibri" w:hAnsi="Calibri" w:cs="Calibri"/>
-          <w:szCs w:val="22"/>
-          <w:lang w:val="id" w:eastAsia="en-US"/>
-        </w:rPr>
-        <w:t>sbb</w:t>
+        <w:t xml:space="preserve"> localhost:8080/Produk_Admin</w:t>
+      </w:r>
+      <w:r>
+        <w:rPr>
+          <w:rFonts w:ascii="Calibri" w:eastAsia="Calibri" w:hAnsi="Calibri" w:cs="Calibri"/>
+          <w:color w:val="0000FF"/>
+          <w:szCs w:val="22"/>
+          <w:lang w:val="id" w:eastAsia="en-US"/>
+        </w:rPr>
+        <w:t xml:space="preserve"> </w:t>
+      </w:r>
+      <w:r>
+        <w:rPr>
+          <w:rFonts w:ascii="Calibri" w:eastAsia="Calibri" w:hAnsi="Calibri" w:cs="Calibri"/>
+          <w:szCs w:val="22"/>
+          <w:lang w:val="id" w:eastAsia="en-US"/>
+        </w:rPr>
+        <w:t>dan tekan tombol tambah, maka</w:t>
+      </w:r>
+      <w:r>
+        <w:rPr>
+          <w:rFonts w:ascii="Calibri" w:eastAsia="Calibri" w:hAnsi="Calibri" w:cs="Calibri"/>
+          <w:spacing w:val="-57"/>
+          <w:szCs w:val="22"/>
+          <w:lang w:val="id" w:eastAsia="en-US"/>
+        </w:rPr>
+        <w:t xml:space="preserve"> </w:t>
+      </w:r>
+      <w:r>
+        <w:rPr>
+          <w:rFonts w:ascii="Calibri" w:eastAsia="Calibri" w:hAnsi="Calibri" w:cs="Calibri"/>
+          <w:szCs w:val="22"/>
+          <w:lang w:val="id" w:eastAsia="en-US"/>
+        </w:rPr>
+        <w:t>akan</w:t>
+      </w:r>
+      <w:r>
+        <w:rPr>
+          <w:rFonts w:ascii="Calibri" w:eastAsia="Calibri" w:hAnsi="Calibri" w:cs="Calibri"/>
+          <w:spacing w:val="-5"/>
+          <w:szCs w:val="22"/>
+          <w:lang w:val="id" w:eastAsia="en-US"/>
+        </w:rPr>
+        <w:t xml:space="preserve"> </w:t>
+      </w:r>
+      <w:r>
+        <w:rPr>
+          <w:rFonts w:ascii="Calibri" w:eastAsia="Calibri" w:hAnsi="Calibri" w:cs="Calibri"/>
+          <w:szCs w:val="22"/>
+          <w:lang w:val="id" w:eastAsia="en-US"/>
+        </w:rPr>
+        <w:t>tampil seperti pada</w:t>
+      </w:r>
+      <w:r>
+        <w:rPr>
+          <w:rFonts w:ascii="Calibri" w:eastAsia="Calibri" w:hAnsi="Calibri" w:cs="Calibri"/>
+          <w:spacing w:val="2"/>
+          <w:szCs w:val="22"/>
+          <w:lang w:val="id" w:eastAsia="en-US"/>
+        </w:rPr>
+        <w:t xml:space="preserve"> </w:t>
+      </w:r>
+      <w:r>
+        <w:rPr>
+          <w:rFonts w:ascii="Calibri" w:eastAsia="Calibri" w:hAnsi="Calibri" w:cs="Calibri"/>
+          <w:szCs w:val="22"/>
+          <w:lang w:val="id" w:eastAsia="en-US"/>
+        </w:rPr>
+        <w:t>gambar dibawah</w:t>
       </w:r>
     </w:p>
     <w:p>
@@ -5337,10 +5275,10 @@
           <w:lang w:val="en-US" w:eastAsia="en-US"/>
         </w:rPr>
         <w:drawing>
-          <wp:inline distT="0" distB="0" distL="0" distR="0" wp14:anchorId="768A1CFF" wp14:editId="2B875594">
-            <wp:extent cx="3048425" cy="2267266"/>
-            <wp:effectExtent l="0" t="0" r="0" b="0"/>
-            <wp:docPr id="35" name="Picture 35"/>
+          <wp:inline distT="0" distB="0" distL="0" distR="0" wp14:anchorId="0FB17819" wp14:editId="3FFFACBE">
+            <wp:extent cx="5040000" cy="2685846"/>
+            <wp:effectExtent l="0" t="0" r="8255" b="635"/>
+            <wp:docPr id="255" name="Picture 255"/>
             <wp:cNvGraphicFramePr>
               <a:graphicFrameLocks xmlns:a="http://schemas.openxmlformats.org/drawingml/2006/main" noChangeAspect="1"/>
             </wp:cNvGraphicFramePr>
@@ -5360,7 +5298,7 @@
                   <pic:spPr>
                     <a:xfrm>
                       <a:off x="0" y="0"/>
-                      <a:ext cx="3048425" cy="2267266"/>
+                      <a:ext cx="5040000" cy="2685846"/>
                     </a:xfrm>
                     <a:prstGeom prst="rect">
                       <a:avLst/>
@@ -5376,6 +5314,21 @@
     <w:p>
       <w:pPr>
         <w:pStyle w:val="ListParagraph"/>
+        <w:jc w:val="both"/>
+        <w:rPr>
+          <w:rFonts w:asciiTheme="majorHAnsi" w:hAnsiTheme="majorHAnsi" w:cstheme="majorHAnsi"/>
+        </w:rPr>
+      </w:pPr>
+      <w:r>
+        <w:rPr>
+          <w:rFonts w:asciiTheme="majorHAnsi" w:hAnsiTheme="majorHAnsi" w:cstheme="majorHAnsi"/>
+        </w:rPr>
+        <w:t>Saat memilih gambar, gambar masih belum bisa tampil. Lanjutkan ke langkah berikutnya</w:t>
+      </w:r>
+    </w:p>
+    <w:p>
+      <w:pPr>
+        <w:pStyle w:val="ListParagraph"/>
         <w:numPr>
           <w:ilvl w:val="0"/>
           <w:numId w:val="14"/>
@@ -5391,84 +5344,101 @@
           <w:szCs w:val="22"/>
           <w:lang w:val="id" w:eastAsia="en-US"/>
         </w:rPr>
-        <w:lastRenderedPageBreak/>
-        <w:t>Jalankan</w:t>
-      </w:r>
-      <w:r>
-        <w:rPr>
-          <w:rFonts w:ascii="Calibri" w:eastAsia="Calibri" w:hAnsi="Calibri" w:cs="Calibri"/>
+        <w:t>Tambahkan</w:t>
+      </w:r>
+      <w:r>
+        <w:rPr>
+          <w:rFonts w:ascii="Calibri" w:eastAsia="Calibri" w:hAnsi="Calibri" w:cs="Calibri"/>
+          <w:spacing w:val="-7"/>
+          <w:szCs w:val="22"/>
+          <w:lang w:val="id" w:eastAsia="en-US"/>
+        </w:rPr>
+        <w:t xml:space="preserve"> </w:t>
+      </w:r>
+      <w:r>
+        <w:rPr>
+          <w:rFonts w:ascii="Calibri" w:eastAsia="Calibri" w:hAnsi="Calibri" w:cs="Calibri"/>
+          <w:szCs w:val="22"/>
+          <w:lang w:val="id" w:eastAsia="en-US"/>
+        </w:rPr>
+        <w:t>kode untuk membuat</w:t>
+      </w:r>
+      <w:r>
+        <w:rPr>
+          <w:rFonts w:ascii="Calibri" w:eastAsia="Calibri" w:hAnsi="Calibri" w:cs="Calibri"/>
+          <w:spacing w:val="-4"/>
+          <w:szCs w:val="22"/>
+          <w:lang w:val="id" w:eastAsia="en-US"/>
+        </w:rPr>
+        <w:t xml:space="preserve"> </w:t>
+      </w:r>
+      <w:r>
+        <w:rPr>
+          <w:rFonts w:ascii="Calibri" w:eastAsia="Calibri" w:hAnsi="Calibri" w:cs="Calibri"/>
+          <w:spacing w:val="-4"/>
           <w:szCs w:val="22"/>
           <w:lang w:eastAsia="en-US"/>
         </w:rPr>
-        <w:t xml:space="preserve"> localhost:8080/Produk_Admin</w:t>
-      </w:r>
-      <w:r>
-        <w:rPr>
-          <w:rFonts w:ascii="Calibri" w:eastAsia="Calibri" w:hAnsi="Calibri" w:cs="Calibri"/>
-          <w:color w:val="0000FF"/>
-          <w:szCs w:val="22"/>
-          <w:lang w:val="id" w:eastAsia="en-US"/>
-        </w:rPr>
-        <w:t xml:space="preserve"> </w:t>
-      </w:r>
-      <w:r>
-        <w:rPr>
-          <w:rFonts w:ascii="Calibri" w:eastAsia="Calibri" w:hAnsi="Calibri" w:cs="Calibri"/>
-          <w:szCs w:val="22"/>
-          <w:lang w:val="id" w:eastAsia="en-US"/>
-        </w:rPr>
-        <w:t>dan tekan tombol tambah, maka</w:t>
-      </w:r>
-      <w:r>
-        <w:rPr>
-          <w:rFonts w:ascii="Calibri" w:eastAsia="Calibri" w:hAnsi="Calibri" w:cs="Calibri"/>
-          <w:spacing w:val="-57"/>
-          <w:szCs w:val="22"/>
-          <w:lang w:val="id" w:eastAsia="en-US"/>
-        </w:rPr>
-        <w:t xml:space="preserve"> </w:t>
-      </w:r>
-      <w:r>
-        <w:rPr>
-          <w:rFonts w:ascii="Calibri" w:eastAsia="Calibri" w:hAnsi="Calibri" w:cs="Calibri"/>
-          <w:szCs w:val="22"/>
-          <w:lang w:val="id" w:eastAsia="en-US"/>
-        </w:rPr>
-        <w:t>akan</w:t>
-      </w:r>
-      <w:r>
-        <w:rPr>
-          <w:rFonts w:ascii="Calibri" w:eastAsia="Calibri" w:hAnsi="Calibri" w:cs="Calibri"/>
-          <w:spacing w:val="-5"/>
-          <w:szCs w:val="22"/>
-          <w:lang w:val="id" w:eastAsia="en-US"/>
-        </w:rPr>
-        <w:t xml:space="preserve"> </w:t>
-      </w:r>
-      <w:r>
-        <w:rPr>
-          <w:rFonts w:ascii="Calibri" w:eastAsia="Calibri" w:hAnsi="Calibri" w:cs="Calibri"/>
-          <w:szCs w:val="22"/>
-          <w:lang w:val="id" w:eastAsia="en-US"/>
-        </w:rPr>
-        <w:t>tampil seperti pada</w:t>
-      </w:r>
-      <w:r>
-        <w:rPr>
-          <w:rFonts w:ascii="Calibri" w:eastAsia="Calibri" w:hAnsi="Calibri" w:cs="Calibri"/>
-          <w:spacing w:val="2"/>
-          <w:szCs w:val="22"/>
-          <w:lang w:val="id" w:eastAsia="en-US"/>
-        </w:rPr>
-        <w:t xml:space="preserve"> </w:t>
-      </w:r>
-      <w:r>
-        <w:rPr>
-          <w:rFonts w:ascii="Calibri" w:eastAsia="Calibri" w:hAnsi="Calibri" w:cs="Calibri"/>
-          <w:szCs w:val="22"/>
-          <w:lang w:val="id" w:eastAsia="en-US"/>
-        </w:rPr>
-        <w:t>gambar dibawah</w:t>
+        <w:t xml:space="preserve">input </w:t>
+      </w:r>
+      <w:r>
+        <w:rPr>
+          <w:rFonts w:ascii="Calibri" w:eastAsia="Calibri" w:hAnsi="Calibri" w:cs="Calibri"/>
+          <w:szCs w:val="22"/>
+          <w:lang w:eastAsia="en-US"/>
+        </w:rPr>
+        <w:t>nama</w:t>
+      </w:r>
+      <w:r>
+        <w:rPr>
+          <w:rFonts w:ascii="Calibri" w:eastAsia="Calibri" w:hAnsi="Calibri" w:cs="Calibri"/>
+          <w:spacing w:val="1"/>
+          <w:szCs w:val="22"/>
+          <w:lang w:val="id" w:eastAsia="en-US"/>
+        </w:rPr>
+        <w:t xml:space="preserve"> </w:t>
+      </w:r>
+      <w:r>
+        <w:rPr>
+          <w:rFonts w:ascii="Calibri" w:eastAsia="Calibri" w:hAnsi="Calibri" w:cs="Calibri"/>
+          <w:szCs w:val="22"/>
+          <w:lang w:val="id" w:eastAsia="en-US"/>
+        </w:rPr>
+        <w:t>produk dengan</w:t>
+      </w:r>
+      <w:r>
+        <w:rPr>
+          <w:rFonts w:ascii="Calibri" w:eastAsia="Calibri" w:hAnsi="Calibri" w:cs="Calibri"/>
+          <w:spacing w:val="-6"/>
+          <w:szCs w:val="22"/>
+          <w:lang w:val="id" w:eastAsia="en-US"/>
+        </w:rPr>
+        <w:t xml:space="preserve"> </w:t>
+      </w:r>
+      <w:r>
+        <w:rPr>
+          <w:rFonts w:ascii="Calibri" w:eastAsia="Calibri" w:hAnsi="Calibri" w:cs="Calibri"/>
+          <w:szCs w:val="22"/>
+          <w:lang w:val="id" w:eastAsia="en-US"/>
+        </w:rPr>
+        <w:t>kode</w:t>
+      </w:r>
+      <w:r>
+        <w:rPr>
+          <w:rFonts w:ascii="Calibri" w:eastAsia="Calibri" w:hAnsi="Calibri" w:cs="Calibri"/>
+          <w:spacing w:val="-1"/>
+          <w:szCs w:val="22"/>
+          <w:lang w:val="id" w:eastAsia="en-US"/>
+        </w:rPr>
+        <w:t xml:space="preserve"> </w:t>
+      </w:r>
+      <w:r>
+        <w:rPr>
+          <w:rFonts w:ascii="Calibri" w:eastAsia="Calibri" w:hAnsi="Calibri" w:cs="Calibri"/>
+          <w:szCs w:val="22"/>
+          <w:lang w:val="id" w:eastAsia="en-US"/>
+        </w:rPr>
+        <w:t>sbb</w:t>
       </w:r>
     </w:p>
     <w:p>
@@ -5486,10 +5456,10 @@
           <w:lang w:val="en-US" w:eastAsia="en-US"/>
         </w:rPr>
         <w:drawing>
-          <wp:inline distT="0" distB="0" distL="0" distR="0" wp14:anchorId="34EDC743" wp14:editId="210219FA">
-            <wp:extent cx="5040000" cy="2689616"/>
-            <wp:effectExtent l="0" t="0" r="8255" b="0"/>
-            <wp:docPr id="36" name="Picture 36"/>
+          <wp:inline distT="0" distB="0" distL="0" distR="0" wp14:anchorId="768A1CFF" wp14:editId="2B875594">
+            <wp:extent cx="2700000" cy="2008125"/>
+            <wp:effectExtent l="0" t="0" r="5715" b="0"/>
+            <wp:docPr id="35" name="Picture 35"/>
             <wp:cNvGraphicFramePr>
               <a:graphicFrameLocks xmlns:a="http://schemas.openxmlformats.org/drawingml/2006/main" noChangeAspect="1"/>
             </wp:cNvGraphicFramePr>
@@ -5509,7 +5479,7 @@
                   <pic:spPr>
                     <a:xfrm>
                       <a:off x="0" y="0"/>
-                      <a:ext cx="5040000" cy="2689616"/>
+                      <a:ext cx="2700000" cy="2008125"/>
                     </a:xfrm>
                     <a:prstGeom prst="rect">
                       <a:avLst/>
@@ -5540,101 +5510,84 @@
           <w:szCs w:val="22"/>
           <w:lang w:val="id" w:eastAsia="en-US"/>
         </w:rPr>
-        <w:t>Tambahkan</w:t>
-      </w:r>
-      <w:r>
-        <w:rPr>
-          <w:rFonts w:ascii="Calibri" w:eastAsia="Calibri" w:hAnsi="Calibri" w:cs="Calibri"/>
-          <w:spacing w:val="-7"/>
-          <w:szCs w:val="22"/>
-          <w:lang w:val="id" w:eastAsia="en-US"/>
-        </w:rPr>
-        <w:t xml:space="preserve"> </w:t>
-      </w:r>
-      <w:r>
-        <w:rPr>
-          <w:rFonts w:ascii="Calibri" w:eastAsia="Calibri" w:hAnsi="Calibri" w:cs="Calibri"/>
-          <w:szCs w:val="22"/>
-          <w:lang w:val="id" w:eastAsia="en-US"/>
-        </w:rPr>
-        <w:t>kode untuk membuat</w:t>
-      </w:r>
-      <w:r>
-        <w:rPr>
-          <w:rFonts w:ascii="Calibri" w:eastAsia="Calibri" w:hAnsi="Calibri" w:cs="Calibri"/>
-          <w:spacing w:val="-4"/>
-          <w:szCs w:val="22"/>
-          <w:lang w:val="id" w:eastAsia="en-US"/>
-        </w:rPr>
-        <w:t xml:space="preserve"> </w:t>
-      </w:r>
-      <w:r>
-        <w:rPr>
-          <w:rFonts w:ascii="Calibri" w:eastAsia="Calibri" w:hAnsi="Calibri" w:cs="Calibri"/>
-          <w:spacing w:val="-4"/>
+        <w:lastRenderedPageBreak/>
+        <w:t>Jalankan</w:t>
+      </w:r>
+      <w:r>
+        <w:rPr>
+          <w:rFonts w:ascii="Calibri" w:eastAsia="Calibri" w:hAnsi="Calibri" w:cs="Calibri"/>
           <w:szCs w:val="22"/>
           <w:lang w:eastAsia="en-US"/>
         </w:rPr>
-        <w:t xml:space="preserve">input </w:t>
-      </w:r>
-      <w:r>
-        <w:rPr>
-          <w:rFonts w:ascii="Calibri" w:eastAsia="Calibri" w:hAnsi="Calibri" w:cs="Calibri"/>
-          <w:szCs w:val="22"/>
-          <w:lang w:eastAsia="en-US"/>
-        </w:rPr>
-        <w:t>tipe</w:t>
-      </w:r>
-      <w:r>
-        <w:rPr>
-          <w:rFonts w:ascii="Calibri" w:eastAsia="Calibri" w:hAnsi="Calibri" w:cs="Calibri"/>
-          <w:spacing w:val="1"/>
-          <w:szCs w:val="22"/>
-          <w:lang w:val="id" w:eastAsia="en-US"/>
-        </w:rPr>
-        <w:t xml:space="preserve"> </w:t>
-      </w:r>
-      <w:r>
-        <w:rPr>
-          <w:rFonts w:ascii="Calibri" w:eastAsia="Calibri" w:hAnsi="Calibri" w:cs="Calibri"/>
-          <w:szCs w:val="22"/>
-          <w:lang w:val="id" w:eastAsia="en-US"/>
-        </w:rPr>
-        <w:t>produk dengan</w:t>
-      </w:r>
-      <w:r>
-        <w:rPr>
-          <w:rFonts w:ascii="Calibri" w:eastAsia="Calibri" w:hAnsi="Calibri" w:cs="Calibri"/>
-          <w:spacing w:val="-6"/>
-          <w:szCs w:val="22"/>
-          <w:lang w:val="id" w:eastAsia="en-US"/>
-        </w:rPr>
-        <w:t xml:space="preserve"> </w:t>
-      </w:r>
-      <w:r>
-        <w:rPr>
-          <w:rFonts w:ascii="Calibri" w:eastAsia="Calibri" w:hAnsi="Calibri" w:cs="Calibri"/>
-          <w:szCs w:val="22"/>
-          <w:lang w:val="id" w:eastAsia="en-US"/>
-        </w:rPr>
-        <w:t>kode</w:t>
-      </w:r>
-      <w:r>
-        <w:rPr>
-          <w:rFonts w:ascii="Calibri" w:eastAsia="Calibri" w:hAnsi="Calibri" w:cs="Calibri"/>
-          <w:spacing w:val="-1"/>
-          <w:szCs w:val="22"/>
-          <w:lang w:val="id" w:eastAsia="en-US"/>
-        </w:rPr>
-        <w:t xml:space="preserve"> </w:t>
-      </w:r>
-      <w:r>
-        <w:rPr>
-          <w:rFonts w:ascii="Calibri" w:eastAsia="Calibri" w:hAnsi="Calibri" w:cs="Calibri"/>
-          <w:szCs w:val="22"/>
-          <w:lang w:val="id" w:eastAsia="en-US"/>
-        </w:rPr>
-        <w:t>sbb</w:t>
+        <w:t xml:space="preserve"> localhost:8080/Produk_Admin</w:t>
+      </w:r>
+      <w:r>
+        <w:rPr>
+          <w:rFonts w:ascii="Calibri" w:eastAsia="Calibri" w:hAnsi="Calibri" w:cs="Calibri"/>
+          <w:color w:val="0000FF"/>
+          <w:szCs w:val="22"/>
+          <w:lang w:val="id" w:eastAsia="en-US"/>
+        </w:rPr>
+        <w:t xml:space="preserve"> </w:t>
+      </w:r>
+      <w:r>
+        <w:rPr>
+          <w:rFonts w:ascii="Calibri" w:eastAsia="Calibri" w:hAnsi="Calibri" w:cs="Calibri"/>
+          <w:szCs w:val="22"/>
+          <w:lang w:val="id" w:eastAsia="en-US"/>
+        </w:rPr>
+        <w:t>dan tekan tombol tambah, maka</w:t>
+      </w:r>
+      <w:r>
+        <w:rPr>
+          <w:rFonts w:ascii="Calibri" w:eastAsia="Calibri" w:hAnsi="Calibri" w:cs="Calibri"/>
+          <w:spacing w:val="-57"/>
+          <w:szCs w:val="22"/>
+          <w:lang w:val="id" w:eastAsia="en-US"/>
+        </w:rPr>
+        <w:t xml:space="preserve"> </w:t>
+      </w:r>
+      <w:r>
+        <w:rPr>
+          <w:rFonts w:ascii="Calibri" w:eastAsia="Calibri" w:hAnsi="Calibri" w:cs="Calibri"/>
+          <w:szCs w:val="22"/>
+          <w:lang w:val="id" w:eastAsia="en-US"/>
+        </w:rPr>
+        <w:t>akan</w:t>
+      </w:r>
+      <w:r>
+        <w:rPr>
+          <w:rFonts w:ascii="Calibri" w:eastAsia="Calibri" w:hAnsi="Calibri" w:cs="Calibri"/>
+          <w:spacing w:val="-5"/>
+          <w:szCs w:val="22"/>
+          <w:lang w:val="id" w:eastAsia="en-US"/>
+        </w:rPr>
+        <w:t xml:space="preserve"> </w:t>
+      </w:r>
+      <w:r>
+        <w:rPr>
+          <w:rFonts w:ascii="Calibri" w:eastAsia="Calibri" w:hAnsi="Calibri" w:cs="Calibri"/>
+          <w:szCs w:val="22"/>
+          <w:lang w:val="id" w:eastAsia="en-US"/>
+        </w:rPr>
+        <w:t>tampil seperti pada</w:t>
+      </w:r>
+      <w:r>
+        <w:rPr>
+          <w:rFonts w:ascii="Calibri" w:eastAsia="Calibri" w:hAnsi="Calibri" w:cs="Calibri"/>
+          <w:spacing w:val="2"/>
+          <w:szCs w:val="22"/>
+          <w:lang w:val="id" w:eastAsia="en-US"/>
+        </w:rPr>
+        <w:t xml:space="preserve"> </w:t>
+      </w:r>
+      <w:r>
+        <w:rPr>
+          <w:rFonts w:ascii="Calibri" w:eastAsia="Calibri" w:hAnsi="Calibri" w:cs="Calibri"/>
+          <w:szCs w:val="22"/>
+          <w:lang w:val="id" w:eastAsia="en-US"/>
+        </w:rPr>
+        <w:t>gambar dibawah</w:t>
       </w:r>
     </w:p>
     <w:p>
@@ -5652,10 +5605,10 @@
           <w:lang w:val="en-US" w:eastAsia="en-US"/>
         </w:rPr>
         <w:drawing>
-          <wp:inline distT="0" distB="0" distL="0" distR="0" wp14:anchorId="71D32DD9" wp14:editId="14DE824B">
-            <wp:extent cx="3000794" cy="2286319"/>
-            <wp:effectExtent l="0" t="0" r="9525" b="0"/>
-            <wp:docPr id="37" name="Picture 37"/>
+          <wp:inline distT="0" distB="0" distL="0" distR="0" wp14:anchorId="34EDC743" wp14:editId="210219FA">
+            <wp:extent cx="5040000" cy="2689616"/>
+            <wp:effectExtent l="0" t="0" r="8255" b="0"/>
+            <wp:docPr id="36" name="Picture 36"/>
             <wp:cNvGraphicFramePr>
               <a:graphicFrameLocks xmlns:a="http://schemas.openxmlformats.org/drawingml/2006/main" noChangeAspect="1"/>
             </wp:cNvGraphicFramePr>
@@ -5675,7 +5628,7 @@
                   <pic:spPr>
                     <a:xfrm>
                       <a:off x="0" y="0"/>
-                      <a:ext cx="3000794" cy="2286319"/>
+                      <a:ext cx="5040000" cy="2689616"/>
                     </a:xfrm>
                     <a:prstGeom prst="rect">
                       <a:avLst/>
@@ -5706,83 +5659,101 @@
           <w:szCs w:val="22"/>
           <w:lang w:val="id" w:eastAsia="en-US"/>
         </w:rPr>
-        <w:t>Jalankan</w:t>
-      </w:r>
-      <w:r>
-        <w:rPr>
-          <w:rFonts w:ascii="Calibri" w:eastAsia="Calibri" w:hAnsi="Calibri" w:cs="Calibri"/>
+        <w:t>Tambahkan</w:t>
+      </w:r>
+      <w:r>
+        <w:rPr>
+          <w:rFonts w:ascii="Calibri" w:eastAsia="Calibri" w:hAnsi="Calibri" w:cs="Calibri"/>
+          <w:spacing w:val="-7"/>
+          <w:szCs w:val="22"/>
+          <w:lang w:val="id" w:eastAsia="en-US"/>
+        </w:rPr>
+        <w:t xml:space="preserve"> </w:t>
+      </w:r>
+      <w:r>
+        <w:rPr>
+          <w:rFonts w:ascii="Calibri" w:eastAsia="Calibri" w:hAnsi="Calibri" w:cs="Calibri"/>
+          <w:szCs w:val="22"/>
+          <w:lang w:val="id" w:eastAsia="en-US"/>
+        </w:rPr>
+        <w:t>kode untuk membuat</w:t>
+      </w:r>
+      <w:r>
+        <w:rPr>
+          <w:rFonts w:ascii="Calibri" w:eastAsia="Calibri" w:hAnsi="Calibri" w:cs="Calibri"/>
+          <w:spacing w:val="-4"/>
+          <w:szCs w:val="22"/>
+          <w:lang w:val="id" w:eastAsia="en-US"/>
+        </w:rPr>
+        <w:t xml:space="preserve"> </w:t>
+      </w:r>
+      <w:r>
+        <w:rPr>
+          <w:rFonts w:ascii="Calibri" w:eastAsia="Calibri" w:hAnsi="Calibri" w:cs="Calibri"/>
+          <w:spacing w:val="-4"/>
           <w:szCs w:val="22"/>
           <w:lang w:eastAsia="en-US"/>
         </w:rPr>
-        <w:t xml:space="preserve"> localhost:8080/Produk_Admin</w:t>
-      </w:r>
-      <w:r>
-        <w:rPr>
-          <w:rFonts w:ascii="Calibri" w:eastAsia="Calibri" w:hAnsi="Calibri" w:cs="Calibri"/>
-          <w:color w:val="0000FF"/>
-          <w:szCs w:val="22"/>
-          <w:lang w:val="id" w:eastAsia="en-US"/>
-        </w:rPr>
-        <w:t xml:space="preserve"> </w:t>
-      </w:r>
-      <w:r>
-        <w:rPr>
-          <w:rFonts w:ascii="Calibri" w:eastAsia="Calibri" w:hAnsi="Calibri" w:cs="Calibri"/>
-          <w:szCs w:val="22"/>
-          <w:lang w:val="id" w:eastAsia="en-US"/>
-        </w:rPr>
-        <w:t>dan tekan tombol tambah, maka</w:t>
-      </w:r>
-      <w:r>
-        <w:rPr>
-          <w:rFonts w:ascii="Calibri" w:eastAsia="Calibri" w:hAnsi="Calibri" w:cs="Calibri"/>
-          <w:spacing w:val="-57"/>
-          <w:szCs w:val="22"/>
-          <w:lang w:val="id" w:eastAsia="en-US"/>
-        </w:rPr>
-        <w:t xml:space="preserve"> </w:t>
-      </w:r>
-      <w:r>
-        <w:rPr>
-          <w:rFonts w:ascii="Calibri" w:eastAsia="Calibri" w:hAnsi="Calibri" w:cs="Calibri"/>
-          <w:szCs w:val="22"/>
-          <w:lang w:val="id" w:eastAsia="en-US"/>
-        </w:rPr>
-        <w:t>akan</w:t>
-      </w:r>
-      <w:r>
-        <w:rPr>
-          <w:rFonts w:ascii="Calibri" w:eastAsia="Calibri" w:hAnsi="Calibri" w:cs="Calibri"/>
-          <w:spacing w:val="-5"/>
-          <w:szCs w:val="22"/>
-          <w:lang w:val="id" w:eastAsia="en-US"/>
-        </w:rPr>
-        <w:t xml:space="preserve"> </w:t>
-      </w:r>
-      <w:r>
-        <w:rPr>
-          <w:rFonts w:ascii="Calibri" w:eastAsia="Calibri" w:hAnsi="Calibri" w:cs="Calibri"/>
-          <w:szCs w:val="22"/>
-          <w:lang w:val="id" w:eastAsia="en-US"/>
-        </w:rPr>
-        <w:t>tampil seperti pada</w:t>
-      </w:r>
-      <w:r>
-        <w:rPr>
-          <w:rFonts w:ascii="Calibri" w:eastAsia="Calibri" w:hAnsi="Calibri" w:cs="Calibri"/>
-          <w:spacing w:val="2"/>
-          <w:szCs w:val="22"/>
-          <w:lang w:val="id" w:eastAsia="en-US"/>
-        </w:rPr>
-        <w:t xml:space="preserve"> </w:t>
-      </w:r>
-      <w:r>
-        <w:rPr>
-          <w:rFonts w:ascii="Calibri" w:eastAsia="Calibri" w:hAnsi="Calibri" w:cs="Calibri"/>
-          <w:szCs w:val="22"/>
-          <w:lang w:val="id" w:eastAsia="en-US"/>
-        </w:rPr>
-        <w:t>gambar dibawah</w:t>
+        <w:t xml:space="preserve">input </w:t>
+      </w:r>
+      <w:r>
+        <w:rPr>
+          <w:rFonts w:ascii="Calibri" w:eastAsia="Calibri" w:hAnsi="Calibri" w:cs="Calibri"/>
+          <w:szCs w:val="22"/>
+          <w:lang w:eastAsia="en-US"/>
+        </w:rPr>
+        <w:t>tipe</w:t>
+      </w:r>
+      <w:r>
+        <w:rPr>
+          <w:rFonts w:ascii="Calibri" w:eastAsia="Calibri" w:hAnsi="Calibri" w:cs="Calibri"/>
+          <w:spacing w:val="1"/>
+          <w:szCs w:val="22"/>
+          <w:lang w:val="id" w:eastAsia="en-US"/>
+        </w:rPr>
+        <w:t xml:space="preserve"> </w:t>
+      </w:r>
+      <w:r>
+        <w:rPr>
+          <w:rFonts w:ascii="Calibri" w:eastAsia="Calibri" w:hAnsi="Calibri" w:cs="Calibri"/>
+          <w:szCs w:val="22"/>
+          <w:lang w:val="id" w:eastAsia="en-US"/>
+        </w:rPr>
+        <w:t>produk dengan</w:t>
+      </w:r>
+      <w:r>
+        <w:rPr>
+          <w:rFonts w:ascii="Calibri" w:eastAsia="Calibri" w:hAnsi="Calibri" w:cs="Calibri"/>
+          <w:spacing w:val="-6"/>
+          <w:szCs w:val="22"/>
+          <w:lang w:val="id" w:eastAsia="en-US"/>
+        </w:rPr>
+        <w:t xml:space="preserve"> </w:t>
+      </w:r>
+      <w:r>
+        <w:rPr>
+          <w:rFonts w:ascii="Calibri" w:eastAsia="Calibri" w:hAnsi="Calibri" w:cs="Calibri"/>
+          <w:szCs w:val="22"/>
+          <w:lang w:val="id" w:eastAsia="en-US"/>
+        </w:rPr>
+        <w:t>kode</w:t>
+      </w:r>
+      <w:r>
+        <w:rPr>
+          <w:rFonts w:ascii="Calibri" w:eastAsia="Calibri" w:hAnsi="Calibri" w:cs="Calibri"/>
+          <w:spacing w:val="-1"/>
+          <w:szCs w:val="22"/>
+          <w:lang w:val="id" w:eastAsia="en-US"/>
+        </w:rPr>
+        <w:t xml:space="preserve"> </w:t>
+      </w:r>
+      <w:r>
+        <w:rPr>
+          <w:rFonts w:ascii="Calibri" w:eastAsia="Calibri" w:hAnsi="Calibri" w:cs="Calibri"/>
+          <w:szCs w:val="22"/>
+          <w:lang w:val="id" w:eastAsia="en-US"/>
+        </w:rPr>
+        <w:t>sbb</w:t>
       </w:r>
     </w:p>
     <w:p>
@@ -5800,10 +5771,10 @@
           <w:lang w:val="en-US" w:eastAsia="en-US"/>
         </w:rPr>
         <w:drawing>
-          <wp:inline distT="0" distB="0" distL="0" distR="0" wp14:anchorId="58BCF6D1" wp14:editId="75DB3877">
-            <wp:extent cx="5040000" cy="2693385"/>
-            <wp:effectExtent l="0" t="0" r="8255" b="0"/>
-            <wp:docPr id="39" name="Picture 39"/>
+          <wp:inline distT="0" distB="0" distL="0" distR="0" wp14:anchorId="71D32DD9" wp14:editId="14DE824B">
+            <wp:extent cx="3000794" cy="2286319"/>
+            <wp:effectExtent l="0" t="0" r="9525" b="0"/>
+            <wp:docPr id="37" name="Picture 37"/>
             <wp:cNvGraphicFramePr>
               <a:graphicFrameLocks xmlns:a="http://schemas.openxmlformats.org/drawingml/2006/main" noChangeAspect="1"/>
             </wp:cNvGraphicFramePr>
@@ -5823,7 +5794,7 @@
                   <pic:spPr>
                     <a:xfrm>
                       <a:off x="0" y="0"/>
-                      <a:ext cx="5040000" cy="2693385"/>
+                      <a:ext cx="3000794" cy="2286319"/>
                     </a:xfrm>
                     <a:prstGeom prst="rect">
                       <a:avLst/>
@@ -5839,15 +5810,6 @@
     <w:p>
       <w:pPr>
         <w:pStyle w:val="ListParagraph"/>
-        <w:jc w:val="both"/>
-        <w:rPr>
-          <w:rFonts w:asciiTheme="majorHAnsi" w:hAnsiTheme="majorHAnsi" w:cstheme="majorHAnsi"/>
-        </w:rPr>
-      </w:pPr>
-    </w:p>
-    <w:p>
-      <w:pPr>
-        <w:pStyle w:val="ListParagraph"/>
         <w:numPr>
           <w:ilvl w:val="0"/>
           <w:numId w:val="14"/>
@@ -5863,25 +5825,7 @@
           <w:szCs w:val="22"/>
           <w:lang w:val="id" w:eastAsia="en-US"/>
         </w:rPr>
-        <w:lastRenderedPageBreak/>
-        <w:t>Tambahkan</w:t>
-      </w:r>
-      <w:r>
-        <w:rPr>
-          <w:rFonts w:ascii="Calibri" w:eastAsia="Calibri" w:hAnsi="Calibri" w:cs="Calibri"/>
-          <w:spacing w:val="-7"/>
-          <w:szCs w:val="22"/>
-          <w:lang w:val="id" w:eastAsia="en-US"/>
-        </w:rPr>
-        <w:t xml:space="preserve"> </w:t>
-      </w:r>
-      <w:r>
-        <w:rPr>
-          <w:rFonts w:ascii="Calibri" w:eastAsia="Calibri" w:hAnsi="Calibri" w:cs="Calibri"/>
-          <w:szCs w:val="22"/>
-          <w:lang w:val="id" w:eastAsia="en-US"/>
-        </w:rPr>
-        <w:t>kode untuk membuat</w:t>
+        <w:t>Jalankan</w:t>
       </w:r>
       <w:r>
         <w:rPr>
@@ -5889,75 +5833,75 @@
           <w:szCs w:val="22"/>
           <w:lang w:eastAsia="en-US"/>
         </w:rPr>
-        <w:t xml:space="preserve"> input</w:t>
-      </w:r>
-      <w:r>
-        <w:rPr>
-          <w:rFonts w:ascii="Calibri" w:eastAsia="Calibri" w:hAnsi="Calibri" w:cs="Calibri"/>
-          <w:spacing w:val="-4"/>
-          <w:szCs w:val="22"/>
-          <w:lang w:val="id" w:eastAsia="en-US"/>
-        </w:rPr>
-        <w:t xml:space="preserve"> </w:t>
-      </w:r>
-      <w:r>
-        <w:rPr>
-          <w:rFonts w:ascii="Calibri" w:eastAsia="Calibri" w:hAnsi="Calibri" w:cs="Calibri"/>
-          <w:szCs w:val="22"/>
-          <w:lang w:eastAsia="en-US"/>
-        </w:rPr>
-        <w:t>deskripsi</w:t>
-      </w:r>
-      <w:r>
-        <w:rPr>
-          <w:rFonts w:ascii="Calibri" w:eastAsia="Calibri" w:hAnsi="Calibri" w:cs="Calibri"/>
-          <w:spacing w:val="1"/>
-          <w:szCs w:val="22"/>
-          <w:lang w:val="id" w:eastAsia="en-US"/>
-        </w:rPr>
-        <w:t xml:space="preserve"> </w:t>
-      </w:r>
-      <w:r>
-        <w:rPr>
-          <w:rFonts w:ascii="Calibri" w:eastAsia="Calibri" w:hAnsi="Calibri" w:cs="Calibri"/>
-          <w:szCs w:val="22"/>
-          <w:lang w:val="id" w:eastAsia="en-US"/>
-        </w:rPr>
-        <w:t>produk dengan</w:t>
-      </w:r>
-      <w:r>
-        <w:rPr>
-          <w:rFonts w:ascii="Calibri" w:eastAsia="Calibri" w:hAnsi="Calibri" w:cs="Calibri"/>
-          <w:spacing w:val="-6"/>
-          <w:szCs w:val="22"/>
-          <w:lang w:val="id" w:eastAsia="en-US"/>
-        </w:rPr>
-        <w:t xml:space="preserve"> </w:t>
-      </w:r>
-      <w:r>
-        <w:rPr>
-          <w:rFonts w:ascii="Calibri" w:eastAsia="Calibri" w:hAnsi="Calibri" w:cs="Calibri"/>
-          <w:szCs w:val="22"/>
-          <w:lang w:val="id" w:eastAsia="en-US"/>
-        </w:rPr>
-        <w:t>kode</w:t>
-      </w:r>
-      <w:r>
-        <w:rPr>
-          <w:rFonts w:ascii="Calibri" w:eastAsia="Calibri" w:hAnsi="Calibri" w:cs="Calibri"/>
-          <w:spacing w:val="-1"/>
-          <w:szCs w:val="22"/>
-          <w:lang w:val="id" w:eastAsia="en-US"/>
-        </w:rPr>
-        <w:t xml:space="preserve"> </w:t>
-      </w:r>
-      <w:r>
-        <w:rPr>
-          <w:rFonts w:ascii="Calibri" w:eastAsia="Calibri" w:hAnsi="Calibri" w:cs="Calibri"/>
-          <w:szCs w:val="22"/>
-          <w:lang w:val="id" w:eastAsia="en-US"/>
-        </w:rPr>
-        <w:t>sbb</w:t>
+        <w:t xml:space="preserve"> localhost:8080/Produk_Admin</w:t>
+      </w:r>
+      <w:r>
+        <w:rPr>
+          <w:rFonts w:ascii="Calibri" w:eastAsia="Calibri" w:hAnsi="Calibri" w:cs="Calibri"/>
+          <w:color w:val="0000FF"/>
+          <w:szCs w:val="22"/>
+          <w:lang w:val="id" w:eastAsia="en-US"/>
+        </w:rPr>
+        <w:t xml:space="preserve"> </w:t>
+      </w:r>
+      <w:r>
+        <w:rPr>
+          <w:rFonts w:ascii="Calibri" w:eastAsia="Calibri" w:hAnsi="Calibri" w:cs="Calibri"/>
+          <w:szCs w:val="22"/>
+          <w:lang w:val="id" w:eastAsia="en-US"/>
+        </w:rPr>
+        <w:t>dan tekan tombol tambah, maka</w:t>
+      </w:r>
+      <w:r>
+        <w:rPr>
+          <w:rFonts w:ascii="Calibri" w:eastAsia="Calibri" w:hAnsi="Calibri" w:cs="Calibri"/>
+          <w:spacing w:val="-57"/>
+          <w:szCs w:val="22"/>
+          <w:lang w:val="id" w:eastAsia="en-US"/>
+        </w:rPr>
+        <w:t xml:space="preserve"> </w:t>
+      </w:r>
+      <w:r>
+        <w:rPr>
+          <w:rFonts w:ascii="Calibri" w:eastAsia="Calibri" w:hAnsi="Calibri" w:cs="Calibri"/>
+          <w:szCs w:val="22"/>
+          <w:lang w:val="id" w:eastAsia="en-US"/>
+        </w:rPr>
+        <w:t>akan</w:t>
+      </w:r>
+      <w:r>
+        <w:rPr>
+          <w:rFonts w:ascii="Calibri" w:eastAsia="Calibri" w:hAnsi="Calibri" w:cs="Calibri"/>
+          <w:spacing w:val="-5"/>
+          <w:szCs w:val="22"/>
+          <w:lang w:val="id" w:eastAsia="en-US"/>
+        </w:rPr>
+        <w:t xml:space="preserve"> </w:t>
+      </w:r>
+      <w:r>
+        <w:rPr>
+          <w:rFonts w:ascii="Calibri" w:eastAsia="Calibri" w:hAnsi="Calibri" w:cs="Calibri"/>
+          <w:szCs w:val="22"/>
+          <w:lang w:val="id" w:eastAsia="en-US"/>
+        </w:rPr>
+        <w:t>tampil seperti pada</w:t>
+      </w:r>
+      <w:r>
+        <w:rPr>
+          <w:rFonts w:ascii="Calibri" w:eastAsia="Calibri" w:hAnsi="Calibri" w:cs="Calibri"/>
+          <w:spacing w:val="2"/>
+          <w:szCs w:val="22"/>
+          <w:lang w:val="id" w:eastAsia="en-US"/>
+        </w:rPr>
+        <w:t xml:space="preserve"> </w:t>
+      </w:r>
+      <w:r>
+        <w:rPr>
+          <w:rFonts w:ascii="Calibri" w:eastAsia="Calibri" w:hAnsi="Calibri" w:cs="Calibri"/>
+          <w:szCs w:val="22"/>
+          <w:lang w:val="id" w:eastAsia="en-US"/>
+        </w:rPr>
+        <w:t>gambar dibawah</w:t>
       </w:r>
     </w:p>
     <w:p>
@@ -5975,10 +5919,10 @@
           <w:lang w:val="en-US" w:eastAsia="en-US"/>
         </w:rPr>
         <w:drawing>
-          <wp:inline distT="0" distB="0" distL="0" distR="0" wp14:anchorId="0F7EC157" wp14:editId="0CCBD8A0">
-            <wp:extent cx="3258005" cy="2391109"/>
-            <wp:effectExtent l="0" t="0" r="0" b="9525"/>
-            <wp:docPr id="41" name="Picture 41"/>
+          <wp:inline distT="0" distB="0" distL="0" distR="0" wp14:anchorId="58BCF6D1" wp14:editId="75DB3877">
+            <wp:extent cx="5040000" cy="2693385"/>
+            <wp:effectExtent l="0" t="0" r="8255" b="0"/>
+            <wp:docPr id="39" name="Picture 39"/>
             <wp:cNvGraphicFramePr>
               <a:graphicFrameLocks xmlns:a="http://schemas.openxmlformats.org/drawingml/2006/main" noChangeAspect="1"/>
             </wp:cNvGraphicFramePr>
@@ -5998,7 +5942,7 @@
                   <pic:spPr>
                     <a:xfrm>
                       <a:off x="0" y="0"/>
-                      <a:ext cx="3258005" cy="2391109"/>
+                      <a:ext cx="5040000" cy="2693385"/>
                     </a:xfrm>
                     <a:prstGeom prst="rect">
                       <a:avLst/>
@@ -6014,6 +5958,15 @@
     <w:p>
       <w:pPr>
         <w:pStyle w:val="ListParagraph"/>
+        <w:jc w:val="both"/>
+        <w:rPr>
+          <w:rFonts w:asciiTheme="majorHAnsi" w:hAnsiTheme="majorHAnsi" w:cstheme="majorHAnsi"/>
+        </w:rPr>
+      </w:pPr>
+    </w:p>
+    <w:p>
+      <w:pPr>
+        <w:pStyle w:val="ListParagraph"/>
         <w:numPr>
           <w:ilvl w:val="0"/>
           <w:numId w:val="14"/>
@@ -6029,7 +5982,25 @@
           <w:szCs w:val="22"/>
           <w:lang w:val="id" w:eastAsia="en-US"/>
         </w:rPr>
-        <w:t>Jalankan</w:t>
+        <w:lastRenderedPageBreak/>
+        <w:t>Tambahkan</w:t>
+      </w:r>
+      <w:r>
+        <w:rPr>
+          <w:rFonts w:ascii="Calibri" w:eastAsia="Calibri" w:hAnsi="Calibri" w:cs="Calibri"/>
+          <w:spacing w:val="-7"/>
+          <w:szCs w:val="22"/>
+          <w:lang w:val="id" w:eastAsia="en-US"/>
+        </w:rPr>
+        <w:t xml:space="preserve"> </w:t>
+      </w:r>
+      <w:r>
+        <w:rPr>
+          <w:rFonts w:ascii="Calibri" w:eastAsia="Calibri" w:hAnsi="Calibri" w:cs="Calibri"/>
+          <w:szCs w:val="22"/>
+          <w:lang w:val="id" w:eastAsia="en-US"/>
+        </w:rPr>
+        <w:t>kode untuk membuat</w:t>
       </w:r>
       <w:r>
         <w:rPr>
@@ -6037,75 +6008,75 @@
           <w:szCs w:val="22"/>
           <w:lang w:eastAsia="en-US"/>
         </w:rPr>
-        <w:t xml:space="preserve"> localhost:8080/Produk_Admin</w:t>
-      </w:r>
-      <w:r>
-        <w:rPr>
-          <w:rFonts w:ascii="Calibri" w:eastAsia="Calibri" w:hAnsi="Calibri" w:cs="Calibri"/>
-          <w:color w:val="0000FF"/>
-          <w:szCs w:val="22"/>
-          <w:lang w:val="id" w:eastAsia="en-US"/>
-        </w:rPr>
-        <w:t xml:space="preserve"> </w:t>
-      </w:r>
-      <w:r>
-        <w:rPr>
-          <w:rFonts w:ascii="Calibri" w:eastAsia="Calibri" w:hAnsi="Calibri" w:cs="Calibri"/>
-          <w:szCs w:val="22"/>
-          <w:lang w:val="id" w:eastAsia="en-US"/>
-        </w:rPr>
-        <w:t>dan tekan tombol tambah, maka</w:t>
-      </w:r>
-      <w:r>
-        <w:rPr>
-          <w:rFonts w:ascii="Calibri" w:eastAsia="Calibri" w:hAnsi="Calibri" w:cs="Calibri"/>
-          <w:spacing w:val="-57"/>
-          <w:szCs w:val="22"/>
-          <w:lang w:val="id" w:eastAsia="en-US"/>
-        </w:rPr>
-        <w:t xml:space="preserve"> </w:t>
-      </w:r>
-      <w:r>
-        <w:rPr>
-          <w:rFonts w:ascii="Calibri" w:eastAsia="Calibri" w:hAnsi="Calibri" w:cs="Calibri"/>
-          <w:szCs w:val="22"/>
-          <w:lang w:val="id" w:eastAsia="en-US"/>
-        </w:rPr>
-        <w:t>akan</w:t>
-      </w:r>
-      <w:r>
-        <w:rPr>
-          <w:rFonts w:ascii="Calibri" w:eastAsia="Calibri" w:hAnsi="Calibri" w:cs="Calibri"/>
-          <w:spacing w:val="-5"/>
-          <w:szCs w:val="22"/>
-          <w:lang w:val="id" w:eastAsia="en-US"/>
-        </w:rPr>
-        <w:t xml:space="preserve"> </w:t>
-      </w:r>
-      <w:r>
-        <w:rPr>
-          <w:rFonts w:ascii="Calibri" w:eastAsia="Calibri" w:hAnsi="Calibri" w:cs="Calibri"/>
-          <w:szCs w:val="22"/>
-          <w:lang w:val="id" w:eastAsia="en-US"/>
-        </w:rPr>
-        <w:t>tampil seperti pada</w:t>
-      </w:r>
-      <w:r>
-        <w:rPr>
-          <w:rFonts w:ascii="Calibri" w:eastAsia="Calibri" w:hAnsi="Calibri" w:cs="Calibri"/>
-          <w:spacing w:val="2"/>
-          <w:szCs w:val="22"/>
-          <w:lang w:val="id" w:eastAsia="en-US"/>
-        </w:rPr>
-        <w:t xml:space="preserve"> </w:t>
-      </w:r>
-      <w:r>
-        <w:rPr>
-          <w:rFonts w:ascii="Calibri" w:eastAsia="Calibri" w:hAnsi="Calibri" w:cs="Calibri"/>
-          <w:szCs w:val="22"/>
-          <w:lang w:val="id" w:eastAsia="en-US"/>
-        </w:rPr>
-        <w:t>gambar dibawah</w:t>
+        <w:t xml:space="preserve"> input</w:t>
+      </w:r>
+      <w:r>
+        <w:rPr>
+          <w:rFonts w:ascii="Calibri" w:eastAsia="Calibri" w:hAnsi="Calibri" w:cs="Calibri"/>
+          <w:spacing w:val="-4"/>
+          <w:szCs w:val="22"/>
+          <w:lang w:val="id" w:eastAsia="en-US"/>
+        </w:rPr>
+        <w:t xml:space="preserve"> </w:t>
+      </w:r>
+      <w:r>
+        <w:rPr>
+          <w:rFonts w:ascii="Calibri" w:eastAsia="Calibri" w:hAnsi="Calibri" w:cs="Calibri"/>
+          <w:szCs w:val="22"/>
+          <w:lang w:eastAsia="en-US"/>
+        </w:rPr>
+        <w:t>deskripsi</w:t>
+      </w:r>
+      <w:r>
+        <w:rPr>
+          <w:rFonts w:ascii="Calibri" w:eastAsia="Calibri" w:hAnsi="Calibri" w:cs="Calibri"/>
+          <w:spacing w:val="1"/>
+          <w:szCs w:val="22"/>
+          <w:lang w:val="id" w:eastAsia="en-US"/>
+        </w:rPr>
+        <w:t xml:space="preserve"> </w:t>
+      </w:r>
+      <w:r>
+        <w:rPr>
+          <w:rFonts w:ascii="Calibri" w:eastAsia="Calibri" w:hAnsi="Calibri" w:cs="Calibri"/>
+          <w:szCs w:val="22"/>
+          <w:lang w:val="id" w:eastAsia="en-US"/>
+        </w:rPr>
+        <w:t>produk dengan</w:t>
+      </w:r>
+      <w:r>
+        <w:rPr>
+          <w:rFonts w:ascii="Calibri" w:eastAsia="Calibri" w:hAnsi="Calibri" w:cs="Calibri"/>
+          <w:spacing w:val="-6"/>
+          <w:szCs w:val="22"/>
+          <w:lang w:val="id" w:eastAsia="en-US"/>
+        </w:rPr>
+        <w:t xml:space="preserve"> </w:t>
+      </w:r>
+      <w:r>
+        <w:rPr>
+          <w:rFonts w:ascii="Calibri" w:eastAsia="Calibri" w:hAnsi="Calibri" w:cs="Calibri"/>
+          <w:szCs w:val="22"/>
+          <w:lang w:val="id" w:eastAsia="en-US"/>
+        </w:rPr>
+        <w:t>kode</w:t>
+      </w:r>
+      <w:r>
+        <w:rPr>
+          <w:rFonts w:ascii="Calibri" w:eastAsia="Calibri" w:hAnsi="Calibri" w:cs="Calibri"/>
+          <w:spacing w:val="-1"/>
+          <w:szCs w:val="22"/>
+          <w:lang w:val="id" w:eastAsia="en-US"/>
+        </w:rPr>
+        <w:t xml:space="preserve"> </w:t>
+      </w:r>
+      <w:r>
+        <w:rPr>
+          <w:rFonts w:ascii="Calibri" w:eastAsia="Calibri" w:hAnsi="Calibri" w:cs="Calibri"/>
+          <w:szCs w:val="22"/>
+          <w:lang w:val="id" w:eastAsia="en-US"/>
+        </w:rPr>
+        <w:t>sbb</w:t>
       </w:r>
     </w:p>
     <w:p>
@@ -6123,10 +6094,10 @@
           <w:lang w:val="en-US" w:eastAsia="en-US"/>
         </w:rPr>
         <w:drawing>
-          <wp:inline distT="0" distB="0" distL="0" distR="0" wp14:anchorId="25A4D474" wp14:editId="688478A2">
-            <wp:extent cx="5040000" cy="2689616"/>
-            <wp:effectExtent l="0" t="0" r="8255" b="0"/>
-            <wp:docPr id="42" name="Picture 42"/>
+          <wp:inline distT="0" distB="0" distL="0" distR="0" wp14:anchorId="0F7EC157" wp14:editId="0CCBD8A0">
+            <wp:extent cx="3258005" cy="2391109"/>
+            <wp:effectExtent l="0" t="0" r="0" b="9525"/>
+            <wp:docPr id="41" name="Picture 41"/>
             <wp:cNvGraphicFramePr>
               <a:graphicFrameLocks xmlns:a="http://schemas.openxmlformats.org/drawingml/2006/main" noChangeAspect="1"/>
             </wp:cNvGraphicFramePr>
@@ -6146,7 +6117,7 @@
                   <pic:spPr>
                     <a:xfrm>
                       <a:off x="0" y="0"/>
-                      <a:ext cx="5040000" cy="2689616"/>
+                      <a:ext cx="3258005" cy="2391109"/>
                     </a:xfrm>
                     <a:prstGeom prst="rect">
                       <a:avLst/>
@@ -6177,33 +6148,7 @@
           <w:szCs w:val="22"/>
           <w:lang w:val="id" w:eastAsia="en-US"/>
         </w:rPr>
-        <w:t>Tambahkan</w:t>
-      </w:r>
-      <w:r>
-        <w:rPr>
-          <w:rFonts w:ascii="Calibri" w:eastAsia="Calibri" w:hAnsi="Calibri" w:cs="Calibri"/>
-          <w:spacing w:val="-7"/>
-          <w:szCs w:val="22"/>
-          <w:lang w:val="id" w:eastAsia="en-US"/>
-        </w:rPr>
-        <w:t xml:space="preserve"> </w:t>
-      </w:r>
-      <w:r>
-        <w:rPr>
-          <w:rFonts w:ascii="Calibri" w:eastAsia="Calibri" w:hAnsi="Calibri" w:cs="Calibri"/>
-          <w:szCs w:val="22"/>
-          <w:lang w:val="id" w:eastAsia="en-US"/>
-        </w:rPr>
-        <w:t>kode untuk membuat</w:t>
-      </w:r>
-      <w:r>
-        <w:rPr>
-          <w:rFonts w:ascii="Calibri" w:eastAsia="Calibri" w:hAnsi="Calibri" w:cs="Calibri"/>
-          <w:spacing w:val="-4"/>
-          <w:szCs w:val="22"/>
-          <w:lang w:val="id" w:eastAsia="en-US"/>
-        </w:rPr>
-        <w:t xml:space="preserve"> </w:t>
+        <w:t>Jalankan</w:t>
       </w:r>
       <w:r>
         <w:rPr>
@@ -6211,58 +6156,75 @@
           <w:szCs w:val="22"/>
           <w:lang w:eastAsia="en-US"/>
         </w:rPr>
-        <w:t>input harga</w:t>
-      </w:r>
-      <w:r>
-        <w:rPr>
-          <w:rFonts w:ascii="Calibri" w:eastAsia="Calibri" w:hAnsi="Calibri" w:cs="Calibri"/>
-          <w:spacing w:val="1"/>
-          <w:szCs w:val="22"/>
-          <w:lang w:val="id" w:eastAsia="en-US"/>
-        </w:rPr>
-        <w:t xml:space="preserve"> </w:t>
-      </w:r>
-      <w:r>
-        <w:rPr>
-          <w:rFonts w:ascii="Calibri" w:eastAsia="Calibri" w:hAnsi="Calibri" w:cs="Calibri"/>
-          <w:szCs w:val="22"/>
-          <w:lang w:val="id" w:eastAsia="en-US"/>
-        </w:rPr>
-        <w:t>produk dengan</w:t>
-      </w:r>
-      <w:r>
-        <w:rPr>
-          <w:rFonts w:ascii="Calibri" w:eastAsia="Calibri" w:hAnsi="Calibri" w:cs="Calibri"/>
-          <w:spacing w:val="-6"/>
-          <w:szCs w:val="22"/>
-          <w:lang w:val="id" w:eastAsia="en-US"/>
-        </w:rPr>
-        <w:t xml:space="preserve"> </w:t>
-      </w:r>
-      <w:r>
-        <w:rPr>
-          <w:rFonts w:ascii="Calibri" w:eastAsia="Calibri" w:hAnsi="Calibri" w:cs="Calibri"/>
-          <w:szCs w:val="22"/>
-          <w:lang w:val="id" w:eastAsia="en-US"/>
-        </w:rPr>
-        <w:t>kode</w:t>
-      </w:r>
-      <w:r>
-        <w:rPr>
-          <w:rFonts w:ascii="Calibri" w:eastAsia="Calibri" w:hAnsi="Calibri" w:cs="Calibri"/>
-          <w:spacing w:val="-1"/>
-          <w:szCs w:val="22"/>
-          <w:lang w:val="id" w:eastAsia="en-US"/>
-        </w:rPr>
-        <w:t xml:space="preserve"> </w:t>
-      </w:r>
-      <w:r>
-        <w:rPr>
-          <w:rFonts w:ascii="Calibri" w:eastAsia="Calibri" w:hAnsi="Calibri" w:cs="Calibri"/>
-          <w:szCs w:val="22"/>
-          <w:lang w:val="id" w:eastAsia="en-US"/>
-        </w:rPr>
-        <w:t>sbb</w:t>
+        <w:t xml:space="preserve"> localhost:8080/Produk_Admin</w:t>
+      </w:r>
+      <w:r>
+        <w:rPr>
+          <w:rFonts w:ascii="Calibri" w:eastAsia="Calibri" w:hAnsi="Calibri" w:cs="Calibri"/>
+          <w:color w:val="0000FF"/>
+          <w:szCs w:val="22"/>
+          <w:lang w:val="id" w:eastAsia="en-US"/>
+        </w:rPr>
+        <w:t xml:space="preserve"> </w:t>
+      </w:r>
+      <w:r>
+        <w:rPr>
+          <w:rFonts w:ascii="Calibri" w:eastAsia="Calibri" w:hAnsi="Calibri" w:cs="Calibri"/>
+          <w:szCs w:val="22"/>
+          <w:lang w:val="id" w:eastAsia="en-US"/>
+        </w:rPr>
+        <w:t>dan tekan tombol tambah, maka</w:t>
+      </w:r>
+      <w:r>
+        <w:rPr>
+          <w:rFonts w:ascii="Calibri" w:eastAsia="Calibri" w:hAnsi="Calibri" w:cs="Calibri"/>
+          <w:spacing w:val="-57"/>
+          <w:szCs w:val="22"/>
+          <w:lang w:val="id" w:eastAsia="en-US"/>
+        </w:rPr>
+        <w:t xml:space="preserve"> </w:t>
+      </w:r>
+      <w:r>
+        <w:rPr>
+          <w:rFonts w:ascii="Calibri" w:eastAsia="Calibri" w:hAnsi="Calibri" w:cs="Calibri"/>
+          <w:szCs w:val="22"/>
+          <w:lang w:val="id" w:eastAsia="en-US"/>
+        </w:rPr>
+        <w:t>akan</w:t>
+      </w:r>
+      <w:r>
+        <w:rPr>
+          <w:rFonts w:ascii="Calibri" w:eastAsia="Calibri" w:hAnsi="Calibri" w:cs="Calibri"/>
+          <w:spacing w:val="-5"/>
+          <w:szCs w:val="22"/>
+          <w:lang w:val="id" w:eastAsia="en-US"/>
+        </w:rPr>
+        <w:t xml:space="preserve"> </w:t>
+      </w:r>
+      <w:r>
+        <w:rPr>
+          <w:rFonts w:ascii="Calibri" w:eastAsia="Calibri" w:hAnsi="Calibri" w:cs="Calibri"/>
+          <w:szCs w:val="22"/>
+          <w:lang w:val="id" w:eastAsia="en-US"/>
+        </w:rPr>
+        <w:t>tampil seperti pada</w:t>
+      </w:r>
+      <w:r>
+        <w:rPr>
+          <w:rFonts w:ascii="Calibri" w:eastAsia="Calibri" w:hAnsi="Calibri" w:cs="Calibri"/>
+          <w:spacing w:val="2"/>
+          <w:szCs w:val="22"/>
+          <w:lang w:val="id" w:eastAsia="en-US"/>
+        </w:rPr>
+        <w:t xml:space="preserve"> </w:t>
+      </w:r>
+      <w:r>
+        <w:rPr>
+          <w:rFonts w:ascii="Calibri" w:eastAsia="Calibri" w:hAnsi="Calibri" w:cs="Calibri"/>
+          <w:szCs w:val="22"/>
+          <w:lang w:val="id" w:eastAsia="en-US"/>
+        </w:rPr>
+        <w:t>gambar dibawah</w:t>
       </w:r>
     </w:p>
     <w:p>
@@ -6280,10 +6242,10 @@
           <w:lang w:val="en-US" w:eastAsia="en-US"/>
         </w:rPr>
         <w:drawing>
-          <wp:inline distT="0" distB="0" distL="0" distR="0" wp14:anchorId="091298DA" wp14:editId="79FC63EB">
-            <wp:extent cx="3086531" cy="2314898"/>
-            <wp:effectExtent l="0" t="0" r="0" b="9525"/>
-            <wp:docPr id="45" name="Picture 45"/>
+          <wp:inline distT="0" distB="0" distL="0" distR="0" wp14:anchorId="25A4D474" wp14:editId="688478A2">
+            <wp:extent cx="5040000" cy="2689616"/>
+            <wp:effectExtent l="0" t="0" r="8255" b="0"/>
+            <wp:docPr id="42" name="Picture 42"/>
             <wp:cNvGraphicFramePr>
               <a:graphicFrameLocks xmlns:a="http://schemas.openxmlformats.org/drawingml/2006/main" noChangeAspect="1"/>
             </wp:cNvGraphicFramePr>
@@ -6303,7 +6265,7 @@
                   <pic:spPr>
                     <a:xfrm>
                       <a:off x="0" y="0"/>
-                      <a:ext cx="3086531" cy="2314898"/>
+                      <a:ext cx="5040000" cy="2689616"/>
                     </a:xfrm>
                     <a:prstGeom prst="rect">
                       <a:avLst/>
@@ -6318,19 +6280,6 @@
     </w:p>
     <w:p>
       <w:pPr>
-        <w:rPr>
-          <w:rFonts w:asciiTheme="majorHAnsi" w:hAnsiTheme="majorHAnsi" w:cstheme="majorHAnsi"/>
-        </w:rPr>
-      </w:pPr>
-      <w:r>
-        <w:rPr>
-          <w:rFonts w:asciiTheme="majorHAnsi" w:hAnsiTheme="majorHAnsi" w:cstheme="majorHAnsi"/>
-        </w:rPr>
-        <w:br w:type="page"/>
-      </w:r>
-    </w:p>
-    <w:p>
-      <w:pPr>
         <w:pStyle w:val="ListParagraph"/>
         <w:numPr>
           <w:ilvl w:val="0"/>
@@ -6347,8 +6296,33 @@
           <w:szCs w:val="22"/>
           <w:lang w:val="id" w:eastAsia="en-US"/>
         </w:rPr>
-        <w:lastRenderedPageBreak/>
-        <w:t>Jalankan</w:t>
+        <w:t>Tambahkan</w:t>
+      </w:r>
+      <w:r>
+        <w:rPr>
+          <w:rFonts w:ascii="Calibri" w:eastAsia="Calibri" w:hAnsi="Calibri" w:cs="Calibri"/>
+          <w:spacing w:val="-7"/>
+          <w:szCs w:val="22"/>
+          <w:lang w:val="id" w:eastAsia="en-US"/>
+        </w:rPr>
+        <w:t xml:space="preserve"> </w:t>
+      </w:r>
+      <w:r>
+        <w:rPr>
+          <w:rFonts w:ascii="Calibri" w:eastAsia="Calibri" w:hAnsi="Calibri" w:cs="Calibri"/>
+          <w:szCs w:val="22"/>
+          <w:lang w:val="id" w:eastAsia="en-US"/>
+        </w:rPr>
+        <w:t>kode untuk membuat</w:t>
+      </w:r>
+      <w:r>
+        <w:rPr>
+          <w:rFonts w:ascii="Calibri" w:eastAsia="Calibri" w:hAnsi="Calibri" w:cs="Calibri"/>
+          <w:spacing w:val="-4"/>
+          <w:szCs w:val="22"/>
+          <w:lang w:val="id" w:eastAsia="en-US"/>
+        </w:rPr>
+        <w:t xml:space="preserve"> </w:t>
       </w:r>
       <w:r>
         <w:rPr>
@@ -6356,75 +6330,58 @@
           <w:szCs w:val="22"/>
           <w:lang w:eastAsia="en-US"/>
         </w:rPr>
-        <w:t xml:space="preserve"> localhost:8080/Produk_Admin</w:t>
-      </w:r>
-      <w:r>
-        <w:rPr>
-          <w:rFonts w:ascii="Calibri" w:eastAsia="Calibri" w:hAnsi="Calibri" w:cs="Calibri"/>
-          <w:color w:val="0000FF"/>
-          <w:szCs w:val="22"/>
-          <w:lang w:val="id" w:eastAsia="en-US"/>
-        </w:rPr>
-        <w:t xml:space="preserve"> </w:t>
-      </w:r>
-      <w:r>
-        <w:rPr>
-          <w:rFonts w:ascii="Calibri" w:eastAsia="Calibri" w:hAnsi="Calibri" w:cs="Calibri"/>
-          <w:szCs w:val="22"/>
-          <w:lang w:val="id" w:eastAsia="en-US"/>
-        </w:rPr>
-        <w:t>dan tekan tombol tambah, maka</w:t>
-      </w:r>
-      <w:r>
-        <w:rPr>
-          <w:rFonts w:ascii="Calibri" w:eastAsia="Calibri" w:hAnsi="Calibri" w:cs="Calibri"/>
-          <w:spacing w:val="-57"/>
-          <w:szCs w:val="22"/>
-          <w:lang w:val="id" w:eastAsia="en-US"/>
-        </w:rPr>
-        <w:t xml:space="preserve"> </w:t>
-      </w:r>
-      <w:r>
-        <w:rPr>
-          <w:rFonts w:ascii="Calibri" w:eastAsia="Calibri" w:hAnsi="Calibri" w:cs="Calibri"/>
-          <w:szCs w:val="22"/>
-          <w:lang w:val="id" w:eastAsia="en-US"/>
-        </w:rPr>
-        <w:t>akan</w:t>
-      </w:r>
-      <w:r>
-        <w:rPr>
-          <w:rFonts w:ascii="Calibri" w:eastAsia="Calibri" w:hAnsi="Calibri" w:cs="Calibri"/>
-          <w:spacing w:val="-5"/>
-          <w:szCs w:val="22"/>
-          <w:lang w:val="id" w:eastAsia="en-US"/>
-        </w:rPr>
-        <w:t xml:space="preserve"> </w:t>
-      </w:r>
-      <w:r>
-        <w:rPr>
-          <w:rFonts w:ascii="Calibri" w:eastAsia="Calibri" w:hAnsi="Calibri" w:cs="Calibri"/>
-          <w:szCs w:val="22"/>
-          <w:lang w:val="id" w:eastAsia="en-US"/>
-        </w:rPr>
-        <w:t>tampil seperti pada</w:t>
-      </w:r>
-      <w:r>
-        <w:rPr>
-          <w:rFonts w:ascii="Calibri" w:eastAsia="Calibri" w:hAnsi="Calibri" w:cs="Calibri"/>
-          <w:spacing w:val="2"/>
-          <w:szCs w:val="22"/>
-          <w:lang w:val="id" w:eastAsia="en-US"/>
-        </w:rPr>
-        <w:t xml:space="preserve"> </w:t>
-      </w:r>
-      <w:r>
-        <w:rPr>
-          <w:rFonts w:ascii="Calibri" w:eastAsia="Calibri" w:hAnsi="Calibri" w:cs="Calibri"/>
-          <w:szCs w:val="22"/>
-          <w:lang w:val="id" w:eastAsia="en-US"/>
-        </w:rPr>
-        <w:t>gambar dibawah</w:t>
+        <w:t>input harga</w:t>
+      </w:r>
+      <w:r>
+        <w:rPr>
+          <w:rFonts w:ascii="Calibri" w:eastAsia="Calibri" w:hAnsi="Calibri" w:cs="Calibri"/>
+          <w:spacing w:val="1"/>
+          <w:szCs w:val="22"/>
+          <w:lang w:val="id" w:eastAsia="en-US"/>
+        </w:rPr>
+        <w:t xml:space="preserve"> </w:t>
+      </w:r>
+      <w:r>
+        <w:rPr>
+          <w:rFonts w:ascii="Calibri" w:eastAsia="Calibri" w:hAnsi="Calibri" w:cs="Calibri"/>
+          <w:szCs w:val="22"/>
+          <w:lang w:val="id" w:eastAsia="en-US"/>
+        </w:rPr>
+        <w:t>produk dengan</w:t>
+      </w:r>
+      <w:r>
+        <w:rPr>
+          <w:rFonts w:ascii="Calibri" w:eastAsia="Calibri" w:hAnsi="Calibri" w:cs="Calibri"/>
+          <w:spacing w:val="-6"/>
+          <w:szCs w:val="22"/>
+          <w:lang w:val="id" w:eastAsia="en-US"/>
+        </w:rPr>
+        <w:t xml:space="preserve"> </w:t>
+      </w:r>
+      <w:r>
+        <w:rPr>
+          <w:rFonts w:ascii="Calibri" w:eastAsia="Calibri" w:hAnsi="Calibri" w:cs="Calibri"/>
+          <w:szCs w:val="22"/>
+          <w:lang w:val="id" w:eastAsia="en-US"/>
+        </w:rPr>
+        <w:t>kode</w:t>
+      </w:r>
+      <w:r>
+        <w:rPr>
+          <w:rFonts w:ascii="Calibri" w:eastAsia="Calibri" w:hAnsi="Calibri" w:cs="Calibri"/>
+          <w:spacing w:val="-1"/>
+          <w:szCs w:val="22"/>
+          <w:lang w:val="id" w:eastAsia="en-US"/>
+        </w:rPr>
+        <w:t xml:space="preserve"> </w:t>
+      </w:r>
+      <w:r>
+        <w:rPr>
+          <w:rFonts w:ascii="Calibri" w:eastAsia="Calibri" w:hAnsi="Calibri" w:cs="Calibri"/>
+          <w:szCs w:val="22"/>
+          <w:lang w:val="id" w:eastAsia="en-US"/>
+        </w:rPr>
+        <w:t>sbb</w:t>
       </w:r>
     </w:p>
     <w:p>
@@ -6442,10 +6399,10 @@
           <w:lang w:val="en-US" w:eastAsia="en-US"/>
         </w:rPr>
         <w:drawing>
-          <wp:inline distT="0" distB="0" distL="0" distR="0" wp14:anchorId="078BBDE8" wp14:editId="221BBB19">
-            <wp:extent cx="5040000" cy="2649230"/>
-            <wp:effectExtent l="0" t="0" r="8255" b="0"/>
-            <wp:docPr id="46" name="Picture 46"/>
+          <wp:inline distT="0" distB="0" distL="0" distR="0" wp14:anchorId="091298DA" wp14:editId="79FC63EB">
+            <wp:extent cx="3086531" cy="2314898"/>
+            <wp:effectExtent l="0" t="0" r="0" b="9525"/>
+            <wp:docPr id="45" name="Picture 45"/>
             <wp:cNvGraphicFramePr>
               <a:graphicFrameLocks xmlns:a="http://schemas.openxmlformats.org/drawingml/2006/main" noChangeAspect="1"/>
             </wp:cNvGraphicFramePr>
@@ -6465,7 +6422,7 @@
                   <pic:spPr>
                     <a:xfrm>
                       <a:off x="0" y="0"/>
-                      <a:ext cx="5040000" cy="2649230"/>
+                      <a:ext cx="3086531" cy="2314898"/>
                     </a:xfrm>
                     <a:prstGeom prst="rect">
                       <a:avLst/>
@@ -6480,12 +6437,16 @@
     </w:p>
     <w:p>
       <w:pPr>
-        <w:pStyle w:val="ListParagraph"/>
-        <w:jc w:val="both"/>
-        <w:rPr>
-          <w:rFonts w:asciiTheme="majorHAnsi" w:hAnsiTheme="majorHAnsi" w:cstheme="majorHAnsi"/>
-        </w:rPr>
-      </w:pPr>
+        <w:rPr>
+          <w:rFonts w:asciiTheme="majorHAnsi" w:hAnsiTheme="majorHAnsi" w:cstheme="majorHAnsi"/>
+        </w:rPr>
+      </w:pPr>
+      <w:r>
+        <w:rPr>
+          <w:rFonts w:asciiTheme="majorHAnsi" w:hAnsiTheme="majorHAnsi" w:cstheme="majorHAnsi"/>
+        </w:rPr>
+        <w:br w:type="page"/>
+      </w:r>
     </w:p>
     <w:p>
       <w:pPr>
@@ -6505,33 +6466,8 @@
           <w:szCs w:val="22"/>
           <w:lang w:val="id" w:eastAsia="en-US"/>
         </w:rPr>
-        <w:t>Tambahkan</w:t>
-      </w:r>
-      <w:r>
-        <w:rPr>
-          <w:rFonts w:ascii="Calibri" w:eastAsia="Calibri" w:hAnsi="Calibri" w:cs="Calibri"/>
-          <w:spacing w:val="-7"/>
-          <w:szCs w:val="22"/>
-          <w:lang w:val="id" w:eastAsia="en-US"/>
-        </w:rPr>
-        <w:t xml:space="preserve"> </w:t>
-      </w:r>
-      <w:r>
-        <w:rPr>
-          <w:rFonts w:ascii="Calibri" w:eastAsia="Calibri" w:hAnsi="Calibri" w:cs="Calibri"/>
-          <w:szCs w:val="22"/>
-          <w:lang w:val="id" w:eastAsia="en-US"/>
-        </w:rPr>
-        <w:t>kode untuk membuat</w:t>
-      </w:r>
-      <w:r>
-        <w:rPr>
-          <w:rFonts w:ascii="Calibri" w:eastAsia="Calibri" w:hAnsi="Calibri" w:cs="Calibri"/>
-          <w:spacing w:val="-4"/>
-          <w:szCs w:val="22"/>
-          <w:lang w:val="id" w:eastAsia="en-US"/>
-        </w:rPr>
-        <w:t xml:space="preserve"> </w:t>
+        <w:lastRenderedPageBreak/>
+        <w:t>Jalankan</w:t>
       </w:r>
       <w:r>
         <w:rPr>
@@ -6539,58 +6475,75 @@
           <w:szCs w:val="22"/>
           <w:lang w:eastAsia="en-US"/>
         </w:rPr>
-        <w:t>input jumlah stok</w:t>
-      </w:r>
-      <w:r>
-        <w:rPr>
-          <w:rFonts w:ascii="Calibri" w:eastAsia="Calibri" w:hAnsi="Calibri" w:cs="Calibri"/>
-          <w:spacing w:val="1"/>
-          <w:szCs w:val="22"/>
-          <w:lang w:val="id" w:eastAsia="en-US"/>
-        </w:rPr>
-        <w:t xml:space="preserve"> </w:t>
-      </w:r>
-      <w:r>
-        <w:rPr>
-          <w:rFonts w:ascii="Calibri" w:eastAsia="Calibri" w:hAnsi="Calibri" w:cs="Calibri"/>
-          <w:szCs w:val="22"/>
-          <w:lang w:val="id" w:eastAsia="en-US"/>
-        </w:rPr>
-        <w:t>produk dengan</w:t>
-      </w:r>
-      <w:r>
-        <w:rPr>
-          <w:rFonts w:ascii="Calibri" w:eastAsia="Calibri" w:hAnsi="Calibri" w:cs="Calibri"/>
-          <w:spacing w:val="-6"/>
-          <w:szCs w:val="22"/>
-          <w:lang w:val="id" w:eastAsia="en-US"/>
-        </w:rPr>
-        <w:t xml:space="preserve"> </w:t>
-      </w:r>
-      <w:r>
-        <w:rPr>
-          <w:rFonts w:ascii="Calibri" w:eastAsia="Calibri" w:hAnsi="Calibri" w:cs="Calibri"/>
-          <w:szCs w:val="22"/>
-          <w:lang w:val="id" w:eastAsia="en-US"/>
-        </w:rPr>
-        <w:t>kode</w:t>
-      </w:r>
-      <w:r>
-        <w:rPr>
-          <w:rFonts w:ascii="Calibri" w:eastAsia="Calibri" w:hAnsi="Calibri" w:cs="Calibri"/>
-          <w:spacing w:val="-1"/>
-          <w:szCs w:val="22"/>
-          <w:lang w:val="id" w:eastAsia="en-US"/>
-        </w:rPr>
-        <w:t xml:space="preserve"> </w:t>
-      </w:r>
-      <w:r>
-        <w:rPr>
-          <w:rFonts w:ascii="Calibri" w:eastAsia="Calibri" w:hAnsi="Calibri" w:cs="Calibri"/>
-          <w:szCs w:val="22"/>
-          <w:lang w:val="id" w:eastAsia="en-US"/>
-        </w:rPr>
-        <w:t>sbb</w:t>
+        <w:t xml:space="preserve"> localhost:8080/Produk_Admin</w:t>
+      </w:r>
+      <w:r>
+        <w:rPr>
+          <w:rFonts w:ascii="Calibri" w:eastAsia="Calibri" w:hAnsi="Calibri" w:cs="Calibri"/>
+          <w:color w:val="0000FF"/>
+          <w:szCs w:val="22"/>
+          <w:lang w:val="id" w:eastAsia="en-US"/>
+        </w:rPr>
+        <w:t xml:space="preserve"> </w:t>
+      </w:r>
+      <w:r>
+        <w:rPr>
+          <w:rFonts w:ascii="Calibri" w:eastAsia="Calibri" w:hAnsi="Calibri" w:cs="Calibri"/>
+          <w:szCs w:val="22"/>
+          <w:lang w:val="id" w:eastAsia="en-US"/>
+        </w:rPr>
+        <w:t>dan tekan tombol tambah, maka</w:t>
+      </w:r>
+      <w:r>
+        <w:rPr>
+          <w:rFonts w:ascii="Calibri" w:eastAsia="Calibri" w:hAnsi="Calibri" w:cs="Calibri"/>
+          <w:spacing w:val="-57"/>
+          <w:szCs w:val="22"/>
+          <w:lang w:val="id" w:eastAsia="en-US"/>
+        </w:rPr>
+        <w:t xml:space="preserve"> </w:t>
+      </w:r>
+      <w:r>
+        <w:rPr>
+          <w:rFonts w:ascii="Calibri" w:eastAsia="Calibri" w:hAnsi="Calibri" w:cs="Calibri"/>
+          <w:szCs w:val="22"/>
+          <w:lang w:val="id" w:eastAsia="en-US"/>
+        </w:rPr>
+        <w:t>akan</w:t>
+      </w:r>
+      <w:r>
+        <w:rPr>
+          <w:rFonts w:ascii="Calibri" w:eastAsia="Calibri" w:hAnsi="Calibri" w:cs="Calibri"/>
+          <w:spacing w:val="-5"/>
+          <w:szCs w:val="22"/>
+          <w:lang w:val="id" w:eastAsia="en-US"/>
+        </w:rPr>
+        <w:t xml:space="preserve"> </w:t>
+      </w:r>
+      <w:r>
+        <w:rPr>
+          <w:rFonts w:ascii="Calibri" w:eastAsia="Calibri" w:hAnsi="Calibri" w:cs="Calibri"/>
+          <w:szCs w:val="22"/>
+          <w:lang w:val="id" w:eastAsia="en-US"/>
+        </w:rPr>
+        <w:t>tampil seperti pada</w:t>
+      </w:r>
+      <w:r>
+        <w:rPr>
+          <w:rFonts w:ascii="Calibri" w:eastAsia="Calibri" w:hAnsi="Calibri" w:cs="Calibri"/>
+          <w:spacing w:val="2"/>
+          <w:szCs w:val="22"/>
+          <w:lang w:val="id" w:eastAsia="en-US"/>
+        </w:rPr>
+        <w:t xml:space="preserve"> </w:t>
+      </w:r>
+      <w:r>
+        <w:rPr>
+          <w:rFonts w:ascii="Calibri" w:eastAsia="Calibri" w:hAnsi="Calibri" w:cs="Calibri"/>
+          <w:szCs w:val="22"/>
+          <w:lang w:val="id" w:eastAsia="en-US"/>
+        </w:rPr>
+        <w:t>gambar dibawah</w:t>
       </w:r>
     </w:p>
     <w:p>
@@ -6608,10 +6561,10 @@
           <w:lang w:val="en-US" w:eastAsia="en-US"/>
         </w:rPr>
         <w:drawing>
-          <wp:inline distT="0" distB="0" distL="0" distR="0" wp14:anchorId="2BF3EDA8" wp14:editId="47F122B8">
-            <wp:extent cx="2953162" cy="2248214"/>
-            <wp:effectExtent l="0" t="0" r="0" b="0"/>
-            <wp:docPr id="47" name="Picture 47"/>
+          <wp:inline distT="0" distB="0" distL="0" distR="0" wp14:anchorId="078BBDE8" wp14:editId="221BBB19">
+            <wp:extent cx="5040000" cy="2649230"/>
+            <wp:effectExtent l="0" t="0" r="8255" b="0"/>
+            <wp:docPr id="46" name="Picture 46"/>
             <wp:cNvGraphicFramePr>
               <a:graphicFrameLocks xmlns:a="http://schemas.openxmlformats.org/drawingml/2006/main" noChangeAspect="1"/>
             </wp:cNvGraphicFramePr>
@@ -6631,7 +6584,7 @@
                   <pic:spPr>
                     <a:xfrm>
                       <a:off x="0" y="0"/>
-                      <a:ext cx="2953162" cy="2248214"/>
+                      <a:ext cx="5040000" cy="2649230"/>
                     </a:xfrm>
                     <a:prstGeom prst="rect">
                       <a:avLst/>
@@ -6647,6 +6600,15 @@
     <w:p>
       <w:pPr>
         <w:pStyle w:val="ListParagraph"/>
+        <w:jc w:val="both"/>
+        <w:rPr>
+          <w:rFonts w:asciiTheme="majorHAnsi" w:hAnsiTheme="majorHAnsi" w:cstheme="majorHAnsi"/>
+        </w:rPr>
+      </w:pPr>
+    </w:p>
+    <w:p>
+      <w:pPr>
+        <w:pStyle w:val="ListParagraph"/>
         <w:numPr>
           <w:ilvl w:val="0"/>
           <w:numId w:val="14"/>
@@ -6662,7 +6624,33 @@
           <w:szCs w:val="22"/>
           <w:lang w:val="id" w:eastAsia="en-US"/>
         </w:rPr>
-        <w:t>Jalankan</w:t>
+        <w:t>Tambahkan</w:t>
+      </w:r>
+      <w:r>
+        <w:rPr>
+          <w:rFonts w:ascii="Calibri" w:eastAsia="Calibri" w:hAnsi="Calibri" w:cs="Calibri"/>
+          <w:spacing w:val="-7"/>
+          <w:szCs w:val="22"/>
+          <w:lang w:val="id" w:eastAsia="en-US"/>
+        </w:rPr>
+        <w:t xml:space="preserve"> </w:t>
+      </w:r>
+      <w:r>
+        <w:rPr>
+          <w:rFonts w:ascii="Calibri" w:eastAsia="Calibri" w:hAnsi="Calibri" w:cs="Calibri"/>
+          <w:szCs w:val="22"/>
+          <w:lang w:val="id" w:eastAsia="en-US"/>
+        </w:rPr>
+        <w:t>kode untuk membuat</w:t>
+      </w:r>
+      <w:r>
+        <w:rPr>
+          <w:rFonts w:ascii="Calibri" w:eastAsia="Calibri" w:hAnsi="Calibri" w:cs="Calibri"/>
+          <w:spacing w:val="-4"/>
+          <w:szCs w:val="22"/>
+          <w:lang w:val="id" w:eastAsia="en-US"/>
+        </w:rPr>
+        <w:t xml:space="preserve"> </w:t>
       </w:r>
       <w:r>
         <w:rPr>
@@ -6670,75 +6658,58 @@
           <w:szCs w:val="22"/>
           <w:lang w:eastAsia="en-US"/>
         </w:rPr>
-        <w:t xml:space="preserve"> localhost:8080/Produk_Admin</w:t>
-      </w:r>
-      <w:r>
-        <w:rPr>
-          <w:rFonts w:ascii="Calibri" w:eastAsia="Calibri" w:hAnsi="Calibri" w:cs="Calibri"/>
-          <w:color w:val="0000FF"/>
-          <w:szCs w:val="22"/>
-          <w:lang w:val="id" w:eastAsia="en-US"/>
-        </w:rPr>
-        <w:t xml:space="preserve"> </w:t>
-      </w:r>
-      <w:r>
-        <w:rPr>
-          <w:rFonts w:ascii="Calibri" w:eastAsia="Calibri" w:hAnsi="Calibri" w:cs="Calibri"/>
-          <w:szCs w:val="22"/>
-          <w:lang w:val="id" w:eastAsia="en-US"/>
-        </w:rPr>
-        <w:t>dan tekan tombol tambah, maka</w:t>
-      </w:r>
-      <w:r>
-        <w:rPr>
-          <w:rFonts w:ascii="Calibri" w:eastAsia="Calibri" w:hAnsi="Calibri" w:cs="Calibri"/>
-          <w:spacing w:val="-57"/>
-          <w:szCs w:val="22"/>
-          <w:lang w:val="id" w:eastAsia="en-US"/>
-        </w:rPr>
-        <w:t xml:space="preserve"> </w:t>
-      </w:r>
-      <w:r>
-        <w:rPr>
-          <w:rFonts w:ascii="Calibri" w:eastAsia="Calibri" w:hAnsi="Calibri" w:cs="Calibri"/>
-          <w:szCs w:val="22"/>
-          <w:lang w:val="id" w:eastAsia="en-US"/>
-        </w:rPr>
-        <w:t>akan</w:t>
-      </w:r>
-      <w:r>
-        <w:rPr>
-          <w:rFonts w:ascii="Calibri" w:eastAsia="Calibri" w:hAnsi="Calibri" w:cs="Calibri"/>
-          <w:spacing w:val="-5"/>
-          <w:szCs w:val="22"/>
-          <w:lang w:val="id" w:eastAsia="en-US"/>
-        </w:rPr>
-        <w:t xml:space="preserve"> </w:t>
-      </w:r>
-      <w:r>
-        <w:rPr>
-          <w:rFonts w:ascii="Calibri" w:eastAsia="Calibri" w:hAnsi="Calibri" w:cs="Calibri"/>
-          <w:szCs w:val="22"/>
-          <w:lang w:val="id" w:eastAsia="en-US"/>
-        </w:rPr>
-        <w:t>tampil seperti pada</w:t>
-      </w:r>
-      <w:r>
-        <w:rPr>
-          <w:rFonts w:ascii="Calibri" w:eastAsia="Calibri" w:hAnsi="Calibri" w:cs="Calibri"/>
-          <w:spacing w:val="2"/>
-          <w:szCs w:val="22"/>
-          <w:lang w:val="id" w:eastAsia="en-US"/>
-        </w:rPr>
-        <w:t xml:space="preserve"> </w:t>
-      </w:r>
-      <w:r>
-        <w:rPr>
-          <w:rFonts w:ascii="Calibri" w:eastAsia="Calibri" w:hAnsi="Calibri" w:cs="Calibri"/>
-          <w:szCs w:val="22"/>
-          <w:lang w:val="id" w:eastAsia="en-US"/>
-        </w:rPr>
-        <w:t>gambar dibawah</w:t>
+        <w:t>input jumlah stok</w:t>
+      </w:r>
+      <w:r>
+        <w:rPr>
+          <w:rFonts w:ascii="Calibri" w:eastAsia="Calibri" w:hAnsi="Calibri" w:cs="Calibri"/>
+          <w:spacing w:val="1"/>
+          <w:szCs w:val="22"/>
+          <w:lang w:val="id" w:eastAsia="en-US"/>
+        </w:rPr>
+        <w:t xml:space="preserve"> </w:t>
+      </w:r>
+      <w:r>
+        <w:rPr>
+          <w:rFonts w:ascii="Calibri" w:eastAsia="Calibri" w:hAnsi="Calibri" w:cs="Calibri"/>
+          <w:szCs w:val="22"/>
+          <w:lang w:val="id" w:eastAsia="en-US"/>
+        </w:rPr>
+        <w:t>produk dengan</w:t>
+      </w:r>
+      <w:r>
+        <w:rPr>
+          <w:rFonts w:ascii="Calibri" w:eastAsia="Calibri" w:hAnsi="Calibri" w:cs="Calibri"/>
+          <w:spacing w:val="-6"/>
+          <w:szCs w:val="22"/>
+          <w:lang w:val="id" w:eastAsia="en-US"/>
+        </w:rPr>
+        <w:t xml:space="preserve"> </w:t>
+      </w:r>
+      <w:r>
+        <w:rPr>
+          <w:rFonts w:ascii="Calibri" w:eastAsia="Calibri" w:hAnsi="Calibri" w:cs="Calibri"/>
+          <w:szCs w:val="22"/>
+          <w:lang w:val="id" w:eastAsia="en-US"/>
+        </w:rPr>
+        <w:t>kode</w:t>
+      </w:r>
+      <w:r>
+        <w:rPr>
+          <w:rFonts w:ascii="Calibri" w:eastAsia="Calibri" w:hAnsi="Calibri" w:cs="Calibri"/>
+          <w:spacing w:val="-1"/>
+          <w:szCs w:val="22"/>
+          <w:lang w:val="id" w:eastAsia="en-US"/>
+        </w:rPr>
+        <w:t xml:space="preserve"> </w:t>
+      </w:r>
+      <w:r>
+        <w:rPr>
+          <w:rFonts w:ascii="Calibri" w:eastAsia="Calibri" w:hAnsi="Calibri" w:cs="Calibri"/>
+          <w:szCs w:val="22"/>
+          <w:lang w:val="id" w:eastAsia="en-US"/>
+        </w:rPr>
+        <w:t>sbb</w:t>
       </w:r>
     </w:p>
     <w:p>
@@ -6756,10 +6727,10 @@
           <w:lang w:val="en-US" w:eastAsia="en-US"/>
         </w:rPr>
         <w:drawing>
-          <wp:inline distT="0" distB="0" distL="0" distR="0" wp14:anchorId="746146C6" wp14:editId="393CA6B4">
-            <wp:extent cx="5040000" cy="2685846"/>
-            <wp:effectExtent l="0" t="0" r="8255" b="635"/>
-            <wp:docPr id="48" name="Picture 48"/>
+          <wp:inline distT="0" distB="0" distL="0" distR="0" wp14:anchorId="2BF3EDA8" wp14:editId="47F122B8">
+            <wp:extent cx="2953162" cy="2248214"/>
+            <wp:effectExtent l="0" t="0" r="0" b="0"/>
+            <wp:docPr id="47" name="Picture 47"/>
             <wp:cNvGraphicFramePr>
               <a:graphicFrameLocks xmlns:a="http://schemas.openxmlformats.org/drawingml/2006/main" noChangeAspect="1"/>
             </wp:cNvGraphicFramePr>
@@ -6779,7 +6750,7 @@
                   <pic:spPr>
                     <a:xfrm>
                       <a:off x="0" y="0"/>
-                      <a:ext cx="5040000" cy="2685846"/>
+                      <a:ext cx="2953162" cy="2248214"/>
                     </a:xfrm>
                     <a:prstGeom prst="rect">
                       <a:avLst/>
@@ -6810,34 +6781,7 @@
           <w:szCs w:val="22"/>
           <w:lang w:val="id" w:eastAsia="en-US"/>
         </w:rPr>
-        <w:lastRenderedPageBreak/>
-        <w:t>Tambahkan</w:t>
-      </w:r>
-      <w:r>
-        <w:rPr>
-          <w:rFonts w:ascii="Calibri" w:eastAsia="Calibri" w:hAnsi="Calibri" w:cs="Calibri"/>
-          <w:spacing w:val="-7"/>
-          <w:szCs w:val="22"/>
-          <w:lang w:val="id" w:eastAsia="en-US"/>
-        </w:rPr>
-        <w:t xml:space="preserve"> </w:t>
-      </w:r>
-      <w:r>
-        <w:rPr>
-          <w:rFonts w:ascii="Calibri" w:eastAsia="Calibri" w:hAnsi="Calibri" w:cs="Calibri"/>
-          <w:szCs w:val="22"/>
-          <w:lang w:val="id" w:eastAsia="en-US"/>
-        </w:rPr>
-        <w:t>kode untuk membuat</w:t>
-      </w:r>
-      <w:r>
-        <w:rPr>
-          <w:rFonts w:ascii="Calibri" w:eastAsia="Calibri" w:hAnsi="Calibri" w:cs="Calibri"/>
-          <w:spacing w:val="-4"/>
-          <w:szCs w:val="22"/>
-          <w:lang w:val="id" w:eastAsia="en-US"/>
-        </w:rPr>
-        <w:t xml:space="preserve"> </w:t>
+        <w:t>Jalankan</w:t>
       </w:r>
       <w:r>
         <w:rPr>
@@ -6845,49 +6789,75 @@
           <w:szCs w:val="22"/>
           <w:lang w:eastAsia="en-US"/>
         </w:rPr>
-        <w:t>tombol simpan</w:t>
-      </w:r>
-      <w:r>
-        <w:rPr>
-          <w:rFonts w:ascii="Calibri" w:eastAsia="Calibri" w:hAnsi="Calibri" w:cs="Calibri"/>
-          <w:szCs w:val="22"/>
-          <w:lang w:val="id" w:eastAsia="en-US"/>
-        </w:rPr>
-        <w:t xml:space="preserve"> dengan</w:t>
-      </w:r>
-      <w:r>
-        <w:rPr>
-          <w:rFonts w:ascii="Calibri" w:eastAsia="Calibri" w:hAnsi="Calibri" w:cs="Calibri"/>
-          <w:spacing w:val="-6"/>
-          <w:szCs w:val="22"/>
-          <w:lang w:val="id" w:eastAsia="en-US"/>
-        </w:rPr>
-        <w:t xml:space="preserve"> </w:t>
-      </w:r>
-      <w:r>
-        <w:rPr>
-          <w:rFonts w:ascii="Calibri" w:eastAsia="Calibri" w:hAnsi="Calibri" w:cs="Calibri"/>
-          <w:szCs w:val="22"/>
-          <w:lang w:val="id" w:eastAsia="en-US"/>
-        </w:rPr>
-        <w:t>kode</w:t>
-      </w:r>
-      <w:r>
-        <w:rPr>
-          <w:rFonts w:ascii="Calibri" w:eastAsia="Calibri" w:hAnsi="Calibri" w:cs="Calibri"/>
-          <w:spacing w:val="-1"/>
-          <w:szCs w:val="22"/>
-          <w:lang w:val="id" w:eastAsia="en-US"/>
-        </w:rPr>
-        <w:t xml:space="preserve"> </w:t>
-      </w:r>
-      <w:r>
-        <w:rPr>
-          <w:rFonts w:ascii="Calibri" w:eastAsia="Calibri" w:hAnsi="Calibri" w:cs="Calibri"/>
-          <w:szCs w:val="22"/>
-          <w:lang w:val="id" w:eastAsia="en-US"/>
-        </w:rPr>
-        <w:t>sbb</w:t>
+        <w:t xml:space="preserve"> localhost:8080/Produk_Admin</w:t>
+      </w:r>
+      <w:r>
+        <w:rPr>
+          <w:rFonts w:ascii="Calibri" w:eastAsia="Calibri" w:hAnsi="Calibri" w:cs="Calibri"/>
+          <w:color w:val="0000FF"/>
+          <w:szCs w:val="22"/>
+          <w:lang w:val="id" w:eastAsia="en-US"/>
+        </w:rPr>
+        <w:t xml:space="preserve"> </w:t>
+      </w:r>
+      <w:r>
+        <w:rPr>
+          <w:rFonts w:ascii="Calibri" w:eastAsia="Calibri" w:hAnsi="Calibri" w:cs="Calibri"/>
+          <w:szCs w:val="22"/>
+          <w:lang w:val="id" w:eastAsia="en-US"/>
+        </w:rPr>
+        <w:t>dan tekan tombol tambah, maka</w:t>
+      </w:r>
+      <w:r>
+        <w:rPr>
+          <w:rFonts w:ascii="Calibri" w:eastAsia="Calibri" w:hAnsi="Calibri" w:cs="Calibri"/>
+          <w:spacing w:val="-57"/>
+          <w:szCs w:val="22"/>
+          <w:lang w:val="id" w:eastAsia="en-US"/>
+        </w:rPr>
+        <w:t xml:space="preserve"> </w:t>
+      </w:r>
+      <w:r>
+        <w:rPr>
+          <w:rFonts w:ascii="Calibri" w:eastAsia="Calibri" w:hAnsi="Calibri" w:cs="Calibri"/>
+          <w:szCs w:val="22"/>
+          <w:lang w:val="id" w:eastAsia="en-US"/>
+        </w:rPr>
+        <w:t>akan</w:t>
+      </w:r>
+      <w:r>
+        <w:rPr>
+          <w:rFonts w:ascii="Calibri" w:eastAsia="Calibri" w:hAnsi="Calibri" w:cs="Calibri"/>
+          <w:spacing w:val="-5"/>
+          <w:szCs w:val="22"/>
+          <w:lang w:val="id" w:eastAsia="en-US"/>
+        </w:rPr>
+        <w:t xml:space="preserve"> </w:t>
+      </w:r>
+      <w:r>
+        <w:rPr>
+          <w:rFonts w:ascii="Calibri" w:eastAsia="Calibri" w:hAnsi="Calibri" w:cs="Calibri"/>
+          <w:szCs w:val="22"/>
+          <w:lang w:val="id" w:eastAsia="en-US"/>
+        </w:rPr>
+        <w:t>tampil seperti pada</w:t>
+      </w:r>
+      <w:r>
+        <w:rPr>
+          <w:rFonts w:ascii="Calibri" w:eastAsia="Calibri" w:hAnsi="Calibri" w:cs="Calibri"/>
+          <w:spacing w:val="2"/>
+          <w:szCs w:val="22"/>
+          <w:lang w:val="id" w:eastAsia="en-US"/>
+        </w:rPr>
+        <w:t xml:space="preserve"> </w:t>
+      </w:r>
+      <w:r>
+        <w:rPr>
+          <w:rFonts w:ascii="Calibri" w:eastAsia="Calibri" w:hAnsi="Calibri" w:cs="Calibri"/>
+          <w:szCs w:val="22"/>
+          <w:lang w:val="id" w:eastAsia="en-US"/>
+        </w:rPr>
+        <w:t>gambar dibawah</w:t>
       </w:r>
     </w:p>
     <w:p>
@@ -6905,10 +6875,10 @@
           <w:lang w:val="en-US" w:eastAsia="en-US"/>
         </w:rPr>
         <w:drawing>
-          <wp:inline distT="0" distB="0" distL="0" distR="0" wp14:anchorId="4D1E93D7" wp14:editId="291A87EF">
-            <wp:extent cx="4401164" cy="657317"/>
-            <wp:effectExtent l="0" t="0" r="0" b="9525"/>
-            <wp:docPr id="49" name="Picture 49"/>
+          <wp:inline distT="0" distB="0" distL="0" distR="0" wp14:anchorId="746146C6" wp14:editId="393CA6B4">
+            <wp:extent cx="5040000" cy="2685846"/>
+            <wp:effectExtent l="0" t="0" r="8255" b="635"/>
+            <wp:docPr id="48" name="Picture 48"/>
             <wp:cNvGraphicFramePr>
               <a:graphicFrameLocks xmlns:a="http://schemas.openxmlformats.org/drawingml/2006/main" noChangeAspect="1"/>
             </wp:cNvGraphicFramePr>
@@ -6928,7 +6898,7 @@
                   <pic:spPr>
                     <a:xfrm>
                       <a:off x="0" y="0"/>
-                      <a:ext cx="4401164" cy="657317"/>
+                      <a:ext cx="5040000" cy="2685846"/>
                     </a:xfrm>
                     <a:prstGeom prst="rect">
                       <a:avLst/>
@@ -6959,7 +6929,34 @@
           <w:szCs w:val="22"/>
           <w:lang w:val="id" w:eastAsia="en-US"/>
         </w:rPr>
-        <w:t>Jalankan</w:t>
+        <w:lastRenderedPageBreak/>
+        <w:t>Tambahkan</w:t>
+      </w:r>
+      <w:r>
+        <w:rPr>
+          <w:rFonts w:ascii="Calibri" w:eastAsia="Calibri" w:hAnsi="Calibri" w:cs="Calibri"/>
+          <w:spacing w:val="-7"/>
+          <w:szCs w:val="22"/>
+          <w:lang w:val="id" w:eastAsia="en-US"/>
+        </w:rPr>
+        <w:t xml:space="preserve"> </w:t>
+      </w:r>
+      <w:r>
+        <w:rPr>
+          <w:rFonts w:ascii="Calibri" w:eastAsia="Calibri" w:hAnsi="Calibri" w:cs="Calibri"/>
+          <w:szCs w:val="22"/>
+          <w:lang w:val="id" w:eastAsia="en-US"/>
+        </w:rPr>
+        <w:t>kode untuk membuat</w:t>
+      </w:r>
+      <w:r>
+        <w:rPr>
+          <w:rFonts w:ascii="Calibri" w:eastAsia="Calibri" w:hAnsi="Calibri" w:cs="Calibri"/>
+          <w:spacing w:val="-4"/>
+          <w:szCs w:val="22"/>
+          <w:lang w:val="id" w:eastAsia="en-US"/>
+        </w:rPr>
+        <w:t xml:space="preserve"> </w:t>
       </w:r>
       <w:r>
         <w:rPr>
@@ -6967,75 +6964,49 @@
           <w:szCs w:val="22"/>
           <w:lang w:eastAsia="en-US"/>
         </w:rPr>
-        <w:t xml:space="preserve"> localhost:8080/Produk_Admin</w:t>
-      </w:r>
-      <w:r>
-        <w:rPr>
-          <w:rFonts w:ascii="Calibri" w:eastAsia="Calibri" w:hAnsi="Calibri" w:cs="Calibri"/>
-          <w:color w:val="0000FF"/>
-          <w:szCs w:val="22"/>
-          <w:lang w:val="id" w:eastAsia="en-US"/>
-        </w:rPr>
-        <w:t xml:space="preserve"> </w:t>
-      </w:r>
-      <w:r>
-        <w:rPr>
-          <w:rFonts w:ascii="Calibri" w:eastAsia="Calibri" w:hAnsi="Calibri" w:cs="Calibri"/>
-          <w:szCs w:val="22"/>
-          <w:lang w:val="id" w:eastAsia="en-US"/>
-        </w:rPr>
-        <w:t>dan tekan tombol tambah, maka</w:t>
-      </w:r>
-      <w:r>
-        <w:rPr>
-          <w:rFonts w:ascii="Calibri" w:eastAsia="Calibri" w:hAnsi="Calibri" w:cs="Calibri"/>
-          <w:spacing w:val="-57"/>
-          <w:szCs w:val="22"/>
-          <w:lang w:val="id" w:eastAsia="en-US"/>
-        </w:rPr>
-        <w:t xml:space="preserve"> </w:t>
-      </w:r>
-      <w:r>
-        <w:rPr>
-          <w:rFonts w:ascii="Calibri" w:eastAsia="Calibri" w:hAnsi="Calibri" w:cs="Calibri"/>
-          <w:szCs w:val="22"/>
-          <w:lang w:val="id" w:eastAsia="en-US"/>
-        </w:rPr>
-        <w:t>akan</w:t>
-      </w:r>
-      <w:r>
-        <w:rPr>
-          <w:rFonts w:ascii="Calibri" w:eastAsia="Calibri" w:hAnsi="Calibri" w:cs="Calibri"/>
-          <w:spacing w:val="-5"/>
-          <w:szCs w:val="22"/>
-          <w:lang w:val="id" w:eastAsia="en-US"/>
-        </w:rPr>
-        <w:t xml:space="preserve"> </w:t>
-      </w:r>
-      <w:r>
-        <w:rPr>
-          <w:rFonts w:ascii="Calibri" w:eastAsia="Calibri" w:hAnsi="Calibri" w:cs="Calibri"/>
-          <w:szCs w:val="22"/>
-          <w:lang w:val="id" w:eastAsia="en-US"/>
-        </w:rPr>
-        <w:t>tampil seperti pada</w:t>
-      </w:r>
-      <w:r>
-        <w:rPr>
-          <w:rFonts w:ascii="Calibri" w:eastAsia="Calibri" w:hAnsi="Calibri" w:cs="Calibri"/>
-          <w:spacing w:val="2"/>
-          <w:szCs w:val="22"/>
-          <w:lang w:val="id" w:eastAsia="en-US"/>
-        </w:rPr>
-        <w:t xml:space="preserve"> </w:t>
-      </w:r>
-      <w:r>
-        <w:rPr>
-          <w:rFonts w:ascii="Calibri" w:eastAsia="Calibri" w:hAnsi="Calibri" w:cs="Calibri"/>
-          <w:szCs w:val="22"/>
-          <w:lang w:val="id" w:eastAsia="en-US"/>
-        </w:rPr>
-        <w:t>gambar dibawah</w:t>
+        <w:t>tombol simpan</w:t>
+      </w:r>
+      <w:r>
+        <w:rPr>
+          <w:rFonts w:ascii="Calibri" w:eastAsia="Calibri" w:hAnsi="Calibri" w:cs="Calibri"/>
+          <w:szCs w:val="22"/>
+          <w:lang w:val="id" w:eastAsia="en-US"/>
+        </w:rPr>
+        <w:t xml:space="preserve"> dengan</w:t>
+      </w:r>
+      <w:r>
+        <w:rPr>
+          <w:rFonts w:ascii="Calibri" w:eastAsia="Calibri" w:hAnsi="Calibri" w:cs="Calibri"/>
+          <w:spacing w:val="-6"/>
+          <w:szCs w:val="22"/>
+          <w:lang w:val="id" w:eastAsia="en-US"/>
+        </w:rPr>
+        <w:t xml:space="preserve"> </w:t>
+      </w:r>
+      <w:r>
+        <w:rPr>
+          <w:rFonts w:ascii="Calibri" w:eastAsia="Calibri" w:hAnsi="Calibri" w:cs="Calibri"/>
+          <w:szCs w:val="22"/>
+          <w:lang w:val="id" w:eastAsia="en-US"/>
+        </w:rPr>
+        <w:t>kode</w:t>
+      </w:r>
+      <w:r>
+        <w:rPr>
+          <w:rFonts w:ascii="Calibri" w:eastAsia="Calibri" w:hAnsi="Calibri" w:cs="Calibri"/>
+          <w:spacing w:val="-1"/>
+          <w:szCs w:val="22"/>
+          <w:lang w:val="id" w:eastAsia="en-US"/>
+        </w:rPr>
+        <w:t xml:space="preserve"> </w:t>
+      </w:r>
+      <w:r>
+        <w:rPr>
+          <w:rFonts w:ascii="Calibri" w:eastAsia="Calibri" w:hAnsi="Calibri" w:cs="Calibri"/>
+          <w:szCs w:val="22"/>
+          <w:lang w:val="id" w:eastAsia="en-US"/>
+        </w:rPr>
+        <w:t>sbb</w:t>
       </w:r>
     </w:p>
     <w:p>
@@ -7053,10 +7024,10 @@
           <w:lang w:val="en-US" w:eastAsia="en-US"/>
         </w:rPr>
         <w:drawing>
-          <wp:inline distT="0" distB="0" distL="0" distR="0" wp14:anchorId="779708A7" wp14:editId="7A09A212">
-            <wp:extent cx="5040000" cy="2685846"/>
-            <wp:effectExtent l="0" t="0" r="8255" b="635"/>
-            <wp:docPr id="51" name="Picture 51"/>
+          <wp:inline distT="0" distB="0" distL="0" distR="0" wp14:anchorId="4D1E93D7" wp14:editId="291A87EF">
+            <wp:extent cx="4401164" cy="657317"/>
+            <wp:effectExtent l="0" t="0" r="0" b="9525"/>
+            <wp:docPr id="49" name="Picture 49"/>
             <wp:cNvGraphicFramePr>
               <a:graphicFrameLocks xmlns:a="http://schemas.openxmlformats.org/drawingml/2006/main" noChangeAspect="1"/>
             </wp:cNvGraphicFramePr>
@@ -7076,7 +7047,7 @@
                   <pic:spPr>
                     <a:xfrm>
                       <a:off x="0" y="0"/>
-                      <a:ext cx="5040000" cy="2685846"/>
+                      <a:ext cx="4401164" cy="657317"/>
                     </a:xfrm>
                     <a:prstGeom prst="rect">
                       <a:avLst/>
@@ -7107,92 +7078,83 @@
           <w:szCs w:val="22"/>
           <w:lang w:val="id" w:eastAsia="en-US"/>
         </w:rPr>
-        <w:t>Tambahkan</w:t>
-      </w:r>
-      <w:r>
-        <w:rPr>
-          <w:rFonts w:ascii="Calibri" w:eastAsia="Calibri" w:hAnsi="Calibri" w:cs="Calibri"/>
-          <w:spacing w:val="-7"/>
-          <w:szCs w:val="22"/>
-          <w:lang w:val="id" w:eastAsia="en-US"/>
-        </w:rPr>
-        <w:t xml:space="preserve"> </w:t>
-      </w:r>
-      <w:r>
-        <w:rPr>
-          <w:rFonts w:ascii="Calibri" w:eastAsia="Calibri" w:hAnsi="Calibri" w:cs="Calibri"/>
-          <w:szCs w:val="22"/>
-          <w:lang w:val="id" w:eastAsia="en-US"/>
-        </w:rPr>
-        <w:t>kode untuk membuat</w:t>
-      </w:r>
-      <w:r>
-        <w:rPr>
-          <w:rFonts w:ascii="Calibri" w:eastAsia="Calibri" w:hAnsi="Calibri" w:cs="Calibri"/>
-          <w:spacing w:val="-4"/>
-          <w:szCs w:val="22"/>
-          <w:lang w:val="id" w:eastAsia="en-US"/>
-        </w:rPr>
-        <w:t xml:space="preserve"> </w:t>
-      </w:r>
-      <w:r>
-        <w:rPr>
-          <w:rFonts w:ascii="Calibri" w:eastAsia="Calibri" w:hAnsi="Calibri" w:cs="Calibri"/>
-          <w:spacing w:val="-4"/>
+        <w:t>Jalankan</w:t>
+      </w:r>
+      <w:r>
+        <w:rPr>
+          <w:rFonts w:ascii="Calibri" w:eastAsia="Calibri" w:hAnsi="Calibri" w:cs="Calibri"/>
           <w:szCs w:val="22"/>
           <w:lang w:eastAsia="en-US"/>
         </w:rPr>
-        <w:t>tamp</w:t>
-      </w:r>
-      <w:r>
-        <w:rPr>
-          <w:rFonts w:ascii="Calibri" w:eastAsia="Calibri" w:hAnsi="Calibri" w:cs="Calibri"/>
-          <w:szCs w:val="22"/>
-          <w:lang w:eastAsia="en-US"/>
-        </w:rPr>
-        <w:t>il foto produk</w:t>
-      </w:r>
-      <w:r>
-        <w:rPr>
-          <w:rFonts w:ascii="Calibri" w:eastAsia="Calibri" w:hAnsi="Calibri" w:cs="Calibri"/>
-          <w:szCs w:val="22"/>
-          <w:lang w:val="id" w:eastAsia="en-US"/>
-        </w:rPr>
-        <w:t xml:space="preserve"> dengan</w:t>
-      </w:r>
-      <w:r>
-        <w:rPr>
-          <w:rFonts w:ascii="Calibri" w:eastAsia="Calibri" w:hAnsi="Calibri" w:cs="Calibri"/>
-          <w:spacing w:val="-6"/>
-          <w:szCs w:val="22"/>
-          <w:lang w:val="id" w:eastAsia="en-US"/>
-        </w:rPr>
-        <w:t xml:space="preserve"> </w:t>
-      </w:r>
-      <w:r>
-        <w:rPr>
-          <w:rFonts w:ascii="Calibri" w:eastAsia="Calibri" w:hAnsi="Calibri" w:cs="Calibri"/>
-          <w:szCs w:val="22"/>
-          <w:lang w:val="id" w:eastAsia="en-US"/>
-        </w:rPr>
-        <w:t>kode</w:t>
-      </w:r>
-      <w:r>
-        <w:rPr>
-          <w:rFonts w:ascii="Calibri" w:eastAsia="Calibri" w:hAnsi="Calibri" w:cs="Calibri"/>
-          <w:spacing w:val="-1"/>
-          <w:szCs w:val="22"/>
-          <w:lang w:val="id" w:eastAsia="en-US"/>
-        </w:rPr>
-        <w:t xml:space="preserve"> </w:t>
-      </w:r>
-      <w:r>
-        <w:rPr>
-          <w:rFonts w:ascii="Calibri" w:eastAsia="Calibri" w:hAnsi="Calibri" w:cs="Calibri"/>
-          <w:szCs w:val="22"/>
-          <w:lang w:val="id" w:eastAsia="en-US"/>
-        </w:rPr>
-        <w:t>sbb</w:t>
+        <w:t xml:space="preserve"> localhost:8080/Produk_Admin</w:t>
+      </w:r>
+      <w:r>
+        <w:rPr>
+          <w:rFonts w:ascii="Calibri" w:eastAsia="Calibri" w:hAnsi="Calibri" w:cs="Calibri"/>
+          <w:color w:val="0000FF"/>
+          <w:szCs w:val="22"/>
+          <w:lang w:val="id" w:eastAsia="en-US"/>
+        </w:rPr>
+        <w:t xml:space="preserve"> </w:t>
+      </w:r>
+      <w:r>
+        <w:rPr>
+          <w:rFonts w:ascii="Calibri" w:eastAsia="Calibri" w:hAnsi="Calibri" w:cs="Calibri"/>
+          <w:szCs w:val="22"/>
+          <w:lang w:val="id" w:eastAsia="en-US"/>
+        </w:rPr>
+        <w:t>dan tekan tombol tambah, maka</w:t>
+      </w:r>
+      <w:r>
+        <w:rPr>
+          <w:rFonts w:ascii="Calibri" w:eastAsia="Calibri" w:hAnsi="Calibri" w:cs="Calibri"/>
+          <w:spacing w:val="-57"/>
+          <w:szCs w:val="22"/>
+          <w:lang w:val="id" w:eastAsia="en-US"/>
+        </w:rPr>
+        <w:t xml:space="preserve"> </w:t>
+      </w:r>
+      <w:r>
+        <w:rPr>
+          <w:rFonts w:ascii="Calibri" w:eastAsia="Calibri" w:hAnsi="Calibri" w:cs="Calibri"/>
+          <w:szCs w:val="22"/>
+          <w:lang w:val="id" w:eastAsia="en-US"/>
+        </w:rPr>
+        <w:t>akan</w:t>
+      </w:r>
+      <w:r>
+        <w:rPr>
+          <w:rFonts w:ascii="Calibri" w:eastAsia="Calibri" w:hAnsi="Calibri" w:cs="Calibri"/>
+          <w:spacing w:val="-5"/>
+          <w:szCs w:val="22"/>
+          <w:lang w:val="id" w:eastAsia="en-US"/>
+        </w:rPr>
+        <w:t xml:space="preserve"> </w:t>
+      </w:r>
+      <w:r>
+        <w:rPr>
+          <w:rFonts w:ascii="Calibri" w:eastAsia="Calibri" w:hAnsi="Calibri" w:cs="Calibri"/>
+          <w:szCs w:val="22"/>
+          <w:lang w:val="id" w:eastAsia="en-US"/>
+        </w:rPr>
+        <w:t>tampil seperti pada</w:t>
+      </w:r>
+      <w:r>
+        <w:rPr>
+          <w:rFonts w:ascii="Calibri" w:eastAsia="Calibri" w:hAnsi="Calibri" w:cs="Calibri"/>
+          <w:spacing w:val="2"/>
+          <w:szCs w:val="22"/>
+          <w:lang w:val="id" w:eastAsia="en-US"/>
+        </w:rPr>
+        <w:t xml:space="preserve"> </w:t>
+      </w:r>
+      <w:r>
+        <w:rPr>
+          <w:rFonts w:ascii="Calibri" w:eastAsia="Calibri" w:hAnsi="Calibri" w:cs="Calibri"/>
+          <w:szCs w:val="22"/>
+          <w:lang w:val="id" w:eastAsia="en-US"/>
+        </w:rPr>
+        <w:t>gambar dibawah</w:t>
       </w:r>
     </w:p>
     <w:p>
@@ -7210,10 +7172,10 @@
           <w:lang w:val="en-US" w:eastAsia="en-US"/>
         </w:rPr>
         <w:drawing>
-          <wp:inline distT="0" distB="0" distL="0" distR="0" wp14:anchorId="066CAB6B" wp14:editId="3DA53866">
-            <wp:extent cx="5040000" cy="2644385"/>
-            <wp:effectExtent l="0" t="0" r="8255" b="3810"/>
-            <wp:docPr id="52" name="Picture 52"/>
+          <wp:inline distT="0" distB="0" distL="0" distR="0" wp14:anchorId="779708A7" wp14:editId="7A09A212">
+            <wp:extent cx="5040000" cy="2685846"/>
+            <wp:effectExtent l="0" t="0" r="8255" b="635"/>
+            <wp:docPr id="51" name="Picture 51"/>
             <wp:cNvGraphicFramePr>
               <a:graphicFrameLocks xmlns:a="http://schemas.openxmlformats.org/drawingml/2006/main" noChangeAspect="1"/>
             </wp:cNvGraphicFramePr>
@@ -7233,7 +7195,7 @@
                   <pic:spPr>
                     <a:xfrm>
                       <a:off x="0" y="0"/>
-                      <a:ext cx="5040000" cy="2644385"/>
+                      <a:ext cx="5040000" cy="2685846"/>
                     </a:xfrm>
                     <a:prstGeom prst="rect">
                       <a:avLst/>
@@ -7248,19 +7210,6 @@
     </w:p>
     <w:p>
       <w:pPr>
-        <w:rPr>
-          <w:rFonts w:asciiTheme="majorHAnsi" w:hAnsiTheme="majorHAnsi" w:cstheme="majorHAnsi"/>
-        </w:rPr>
-      </w:pPr>
-      <w:r>
-        <w:rPr>
-          <w:rFonts w:asciiTheme="majorHAnsi" w:hAnsiTheme="majorHAnsi" w:cstheme="majorHAnsi"/>
-        </w:rPr>
-        <w:br w:type="page"/>
-      </w:r>
-    </w:p>
-    <w:p>
-      <w:pPr>
         <w:pStyle w:val="ListParagraph"/>
         <w:numPr>
           <w:ilvl w:val="0"/>
@@ -7277,108 +7226,92 @@
           <w:szCs w:val="22"/>
           <w:lang w:val="id" w:eastAsia="en-US"/>
         </w:rPr>
-        <w:lastRenderedPageBreak/>
-        <w:t>Jalankan</w:t>
-      </w:r>
-      <w:r>
-        <w:rPr>
-          <w:rFonts w:ascii="Calibri" w:eastAsia="Calibri" w:hAnsi="Calibri" w:cs="Calibri"/>
+        <w:t>Tambahkan</w:t>
+      </w:r>
+      <w:r>
+        <w:rPr>
+          <w:rFonts w:ascii="Calibri" w:eastAsia="Calibri" w:hAnsi="Calibri" w:cs="Calibri"/>
+          <w:spacing w:val="-7"/>
+          <w:szCs w:val="22"/>
+          <w:lang w:val="id" w:eastAsia="en-US"/>
+        </w:rPr>
+        <w:t xml:space="preserve"> </w:t>
+      </w:r>
+      <w:r>
+        <w:rPr>
+          <w:rFonts w:ascii="Calibri" w:eastAsia="Calibri" w:hAnsi="Calibri" w:cs="Calibri"/>
+          <w:szCs w:val="22"/>
+          <w:lang w:val="id" w:eastAsia="en-US"/>
+        </w:rPr>
+        <w:t>kode untuk membuat</w:t>
+      </w:r>
+      <w:r>
+        <w:rPr>
+          <w:rFonts w:ascii="Calibri" w:eastAsia="Calibri" w:hAnsi="Calibri" w:cs="Calibri"/>
+          <w:spacing w:val="-4"/>
+          <w:szCs w:val="22"/>
+          <w:lang w:val="id" w:eastAsia="en-US"/>
+        </w:rPr>
+        <w:t xml:space="preserve"> </w:t>
+      </w:r>
+      <w:r>
+        <w:rPr>
+          <w:rFonts w:ascii="Calibri" w:eastAsia="Calibri" w:hAnsi="Calibri" w:cs="Calibri"/>
+          <w:spacing w:val="-4"/>
           <w:szCs w:val="22"/>
           <w:lang w:eastAsia="en-US"/>
         </w:rPr>
-        <w:t xml:space="preserve"> localhost:8080/Produk_Admin</w:t>
-      </w:r>
-      <w:r>
-        <w:rPr>
-          <w:rFonts w:ascii="Calibri" w:eastAsia="Calibri" w:hAnsi="Calibri" w:cs="Calibri"/>
-          <w:color w:val="0000FF"/>
+        <w:t>tamp</w:t>
+      </w:r>
+      <w:r>
+        <w:rPr>
+          <w:rFonts w:ascii="Calibri" w:eastAsia="Calibri" w:hAnsi="Calibri" w:cs="Calibri"/>
           <w:szCs w:val="22"/>
           <w:lang w:eastAsia="en-US"/>
         </w:rPr>
-        <w:t xml:space="preserve">, </w:t>
-      </w:r>
-      <w:r>
-        <w:rPr>
-          <w:rFonts w:ascii="Calibri" w:eastAsia="Calibri" w:hAnsi="Calibri" w:cs="Calibri"/>
-          <w:szCs w:val="22"/>
-          <w:lang w:val="id" w:eastAsia="en-US"/>
-        </w:rPr>
-        <w:t>tekan tombol tambah</w:t>
-      </w:r>
-      <w:r>
-        <w:rPr>
-          <w:rFonts w:ascii="Calibri" w:eastAsia="Calibri" w:hAnsi="Calibri" w:cs="Calibri"/>
-          <w:szCs w:val="22"/>
-          <w:lang w:eastAsia="en-US"/>
-        </w:rPr>
-        <w:t xml:space="preserve"> dan pilih foto produk</w:t>
-      </w:r>
-      <w:r>
-        <w:rPr>
-          <w:rFonts w:ascii="Calibri" w:eastAsia="Calibri" w:hAnsi="Calibri" w:cs="Calibri"/>
-          <w:szCs w:val="22"/>
-          <w:lang w:val="id" w:eastAsia="en-US"/>
-        </w:rPr>
-        <w:t>, maka</w:t>
-      </w:r>
-      <w:r>
-        <w:rPr>
-          <w:rFonts w:ascii="Calibri" w:eastAsia="Calibri" w:hAnsi="Calibri" w:cs="Calibri"/>
-          <w:szCs w:val="22"/>
-          <w:lang w:eastAsia="en-US"/>
-        </w:rPr>
-        <w:t xml:space="preserve"> </w:t>
-      </w:r>
-      <w:r>
-        <w:rPr>
-          <w:rFonts w:ascii="Calibri" w:eastAsia="Calibri" w:hAnsi="Calibri" w:cs="Calibri"/>
-          <w:spacing w:val="-57"/>
-          <w:szCs w:val="22"/>
-          <w:lang w:val="id" w:eastAsia="en-US"/>
-        </w:rPr>
-        <w:t xml:space="preserve"> </w:t>
-      </w:r>
-      <w:r>
-        <w:rPr>
-          <w:rFonts w:ascii="Calibri" w:eastAsia="Calibri" w:hAnsi="Calibri" w:cs="Calibri"/>
-          <w:szCs w:val="22"/>
-          <w:lang w:val="id" w:eastAsia="en-US"/>
-        </w:rPr>
-        <w:t>akan</w:t>
-      </w:r>
-      <w:r>
-        <w:rPr>
-          <w:rFonts w:ascii="Calibri" w:eastAsia="Calibri" w:hAnsi="Calibri" w:cs="Calibri"/>
-          <w:spacing w:val="-5"/>
-          <w:szCs w:val="22"/>
-          <w:lang w:val="id" w:eastAsia="en-US"/>
-        </w:rPr>
-        <w:t xml:space="preserve"> </w:t>
-      </w:r>
-      <w:r>
-        <w:rPr>
-          <w:rFonts w:ascii="Calibri" w:eastAsia="Calibri" w:hAnsi="Calibri" w:cs="Calibri"/>
-          <w:szCs w:val="22"/>
-          <w:lang w:val="id" w:eastAsia="en-US"/>
-        </w:rPr>
-        <w:t>tampil seperti pada</w:t>
-      </w:r>
-      <w:r>
-        <w:rPr>
-          <w:rFonts w:ascii="Calibri" w:eastAsia="Calibri" w:hAnsi="Calibri" w:cs="Calibri"/>
-          <w:spacing w:val="2"/>
-          <w:szCs w:val="22"/>
-          <w:lang w:val="id" w:eastAsia="en-US"/>
-        </w:rPr>
-        <w:t xml:space="preserve"> </w:t>
-      </w:r>
-      <w:r>
-        <w:rPr>
-          <w:rFonts w:ascii="Calibri" w:eastAsia="Calibri" w:hAnsi="Calibri" w:cs="Calibri"/>
-          <w:szCs w:val="22"/>
-          <w:lang w:val="id" w:eastAsia="en-US"/>
-        </w:rPr>
-        <w:t>gambar dibawah</w:t>
+        <w:t>il foto produk</w:t>
+      </w:r>
+      <w:r>
+        <w:rPr>
+          <w:rFonts w:ascii="Calibri" w:eastAsia="Calibri" w:hAnsi="Calibri" w:cs="Calibri"/>
+          <w:szCs w:val="22"/>
+          <w:lang w:val="id" w:eastAsia="en-US"/>
+        </w:rPr>
+        <w:t xml:space="preserve"> dengan</w:t>
+      </w:r>
+      <w:r>
+        <w:rPr>
+          <w:rFonts w:ascii="Calibri" w:eastAsia="Calibri" w:hAnsi="Calibri" w:cs="Calibri"/>
+          <w:spacing w:val="-6"/>
+          <w:szCs w:val="22"/>
+          <w:lang w:val="id" w:eastAsia="en-US"/>
+        </w:rPr>
+        <w:t xml:space="preserve"> </w:t>
+      </w:r>
+      <w:r>
+        <w:rPr>
+          <w:rFonts w:ascii="Calibri" w:eastAsia="Calibri" w:hAnsi="Calibri" w:cs="Calibri"/>
+          <w:szCs w:val="22"/>
+          <w:lang w:val="id" w:eastAsia="en-US"/>
+        </w:rPr>
+        <w:t>kode</w:t>
+      </w:r>
+      <w:r>
+        <w:rPr>
+          <w:rFonts w:ascii="Calibri" w:eastAsia="Calibri" w:hAnsi="Calibri" w:cs="Calibri"/>
+          <w:spacing w:val="-1"/>
+          <w:szCs w:val="22"/>
+          <w:lang w:val="id" w:eastAsia="en-US"/>
+        </w:rPr>
+        <w:t xml:space="preserve"> </w:t>
+      </w:r>
+      <w:r>
+        <w:rPr>
+          <w:rFonts w:ascii="Calibri" w:eastAsia="Calibri" w:hAnsi="Calibri" w:cs="Calibri"/>
+          <w:szCs w:val="22"/>
+          <w:lang w:val="id" w:eastAsia="en-US"/>
+        </w:rPr>
+        <w:t>sbb</w:t>
       </w:r>
     </w:p>
     <w:p>
@@ -7396,10 +7329,10 @@
           <w:lang w:val="en-US" w:eastAsia="en-US"/>
         </w:rPr>
         <w:drawing>
-          <wp:inline distT="0" distB="0" distL="0" distR="0" wp14:anchorId="060E4432" wp14:editId="747F2963">
-            <wp:extent cx="5040000" cy="2671308"/>
-            <wp:effectExtent l="0" t="0" r="8255" b="0"/>
-            <wp:docPr id="26" name="Picture 26"/>
+          <wp:inline distT="0" distB="0" distL="0" distR="0" wp14:anchorId="066CAB6B" wp14:editId="3DA53866">
+            <wp:extent cx="5040000" cy="2644385"/>
+            <wp:effectExtent l="0" t="0" r="8255" b="3810"/>
+            <wp:docPr id="52" name="Picture 52"/>
             <wp:cNvGraphicFramePr>
               <a:graphicFrameLocks xmlns:a="http://schemas.openxmlformats.org/drawingml/2006/main" noChangeAspect="1"/>
             </wp:cNvGraphicFramePr>
@@ -7419,6 +7352,192 @@
                   <pic:spPr>
                     <a:xfrm>
                       <a:off x="0" y="0"/>
+                      <a:ext cx="5040000" cy="2644385"/>
+                    </a:xfrm>
+                    <a:prstGeom prst="rect">
+                      <a:avLst/>
+                    </a:prstGeom>
+                  </pic:spPr>
+                </pic:pic>
+              </a:graphicData>
+            </a:graphic>
+          </wp:inline>
+        </w:drawing>
+      </w:r>
+    </w:p>
+    <w:p>
+      <w:pPr>
+        <w:rPr>
+          <w:rFonts w:asciiTheme="majorHAnsi" w:hAnsiTheme="majorHAnsi" w:cstheme="majorHAnsi"/>
+        </w:rPr>
+      </w:pPr>
+      <w:r>
+        <w:rPr>
+          <w:rFonts w:asciiTheme="majorHAnsi" w:hAnsiTheme="majorHAnsi" w:cstheme="majorHAnsi"/>
+        </w:rPr>
+        <w:br w:type="page"/>
+      </w:r>
+    </w:p>
+    <w:p>
+      <w:pPr>
+        <w:pStyle w:val="ListParagraph"/>
+        <w:numPr>
+          <w:ilvl w:val="0"/>
+          <w:numId w:val="14"/>
+        </w:numPr>
+        <w:jc w:val="both"/>
+        <w:rPr>
+          <w:rFonts w:asciiTheme="majorHAnsi" w:hAnsiTheme="majorHAnsi" w:cstheme="majorHAnsi"/>
+        </w:rPr>
+      </w:pPr>
+      <w:r>
+        <w:rPr>
+          <w:rFonts w:ascii="Calibri" w:eastAsia="Calibri" w:hAnsi="Calibri" w:cs="Calibri"/>
+          <w:szCs w:val="22"/>
+          <w:lang w:val="id" w:eastAsia="en-US"/>
+        </w:rPr>
+        <w:lastRenderedPageBreak/>
+        <w:t>Jalankan</w:t>
+      </w:r>
+      <w:r>
+        <w:rPr>
+          <w:rFonts w:ascii="Calibri" w:eastAsia="Calibri" w:hAnsi="Calibri" w:cs="Calibri"/>
+          <w:szCs w:val="22"/>
+          <w:lang w:eastAsia="en-US"/>
+        </w:rPr>
+        <w:t xml:space="preserve"> localhost:8080/Produk_Admin</w:t>
+      </w:r>
+      <w:r>
+        <w:rPr>
+          <w:rFonts w:ascii="Calibri" w:eastAsia="Calibri" w:hAnsi="Calibri" w:cs="Calibri"/>
+          <w:color w:val="0000FF"/>
+          <w:szCs w:val="22"/>
+          <w:lang w:eastAsia="en-US"/>
+        </w:rPr>
+        <w:t xml:space="preserve">, </w:t>
+      </w:r>
+      <w:r>
+        <w:rPr>
+          <w:rFonts w:ascii="Calibri" w:eastAsia="Calibri" w:hAnsi="Calibri" w:cs="Calibri"/>
+          <w:szCs w:val="22"/>
+          <w:lang w:val="id" w:eastAsia="en-US"/>
+        </w:rPr>
+        <w:t>tekan tombol tambah</w:t>
+      </w:r>
+      <w:r>
+        <w:rPr>
+          <w:rFonts w:ascii="Calibri" w:eastAsia="Calibri" w:hAnsi="Calibri" w:cs="Calibri"/>
+          <w:szCs w:val="22"/>
+          <w:lang w:eastAsia="en-US"/>
+        </w:rPr>
+        <w:t xml:space="preserve"> dan pilih foto produk</w:t>
+      </w:r>
+      <w:r>
+        <w:rPr>
+          <w:rFonts w:ascii="Calibri" w:eastAsia="Calibri" w:hAnsi="Calibri" w:cs="Calibri"/>
+          <w:szCs w:val="22"/>
+          <w:lang w:val="id" w:eastAsia="en-US"/>
+        </w:rPr>
+        <w:t>, maka</w:t>
+      </w:r>
+      <w:r>
+        <w:rPr>
+          <w:rFonts w:ascii="Calibri" w:eastAsia="Calibri" w:hAnsi="Calibri" w:cs="Calibri"/>
+          <w:szCs w:val="22"/>
+          <w:lang w:eastAsia="en-US"/>
+        </w:rPr>
+        <w:t xml:space="preserve"> </w:t>
+      </w:r>
+      <w:r>
+        <w:rPr>
+          <w:rFonts w:ascii="Calibri" w:eastAsia="Calibri" w:hAnsi="Calibri" w:cs="Calibri"/>
+          <w:spacing w:val="-57"/>
+          <w:szCs w:val="22"/>
+          <w:lang w:val="id" w:eastAsia="en-US"/>
+        </w:rPr>
+        <w:t xml:space="preserve"> </w:t>
+      </w:r>
+      <w:r>
+        <w:rPr>
+          <w:rFonts w:ascii="Calibri" w:eastAsia="Calibri" w:hAnsi="Calibri" w:cs="Calibri"/>
+          <w:szCs w:val="22"/>
+          <w:lang w:val="id" w:eastAsia="en-US"/>
+        </w:rPr>
+        <w:t>akan</w:t>
+      </w:r>
+      <w:r>
+        <w:rPr>
+          <w:rFonts w:ascii="Calibri" w:eastAsia="Calibri" w:hAnsi="Calibri" w:cs="Calibri"/>
+          <w:spacing w:val="-5"/>
+          <w:szCs w:val="22"/>
+          <w:lang w:val="id" w:eastAsia="en-US"/>
+        </w:rPr>
+        <w:t xml:space="preserve"> </w:t>
+      </w:r>
+      <w:r>
+        <w:rPr>
+          <w:rFonts w:ascii="Calibri" w:eastAsia="Calibri" w:hAnsi="Calibri" w:cs="Calibri"/>
+          <w:szCs w:val="22"/>
+          <w:lang w:val="id" w:eastAsia="en-US"/>
+        </w:rPr>
+        <w:t>tampil seperti pada</w:t>
+      </w:r>
+      <w:r>
+        <w:rPr>
+          <w:rFonts w:ascii="Calibri" w:eastAsia="Calibri" w:hAnsi="Calibri" w:cs="Calibri"/>
+          <w:spacing w:val="2"/>
+          <w:szCs w:val="22"/>
+          <w:lang w:val="id" w:eastAsia="en-US"/>
+        </w:rPr>
+        <w:t xml:space="preserve"> </w:t>
+      </w:r>
+      <w:r>
+        <w:rPr>
+          <w:rFonts w:ascii="Calibri" w:eastAsia="Calibri" w:hAnsi="Calibri" w:cs="Calibri"/>
+          <w:szCs w:val="22"/>
+          <w:lang w:val="id" w:eastAsia="en-US"/>
+        </w:rPr>
+        <w:t>gambar dibawah</w:t>
+      </w:r>
+    </w:p>
+    <w:p>
+      <w:pPr>
+        <w:pStyle w:val="ListParagraph"/>
+        <w:jc w:val="both"/>
+        <w:rPr>
+          <w:rFonts w:asciiTheme="majorHAnsi" w:hAnsiTheme="majorHAnsi" w:cstheme="majorHAnsi"/>
+        </w:rPr>
+      </w:pPr>
+      <w:r>
+        <w:rPr>
+          <w:rFonts w:asciiTheme="majorHAnsi" w:hAnsiTheme="majorHAnsi" w:cstheme="majorHAnsi"/>
+          <w:noProof/>
+          <w:lang w:val="en-US" w:eastAsia="en-US"/>
+        </w:rPr>
+        <w:drawing>
+          <wp:inline distT="0" distB="0" distL="0" distR="0" wp14:anchorId="060E4432" wp14:editId="747F2963">
+            <wp:extent cx="5040000" cy="2671308"/>
+            <wp:effectExtent l="0" t="0" r="8255" b="0"/>
+            <wp:docPr id="26" name="Picture 26"/>
+            <wp:cNvGraphicFramePr>
+              <a:graphicFrameLocks xmlns:a="http://schemas.openxmlformats.org/drawingml/2006/main" noChangeAspect="1"/>
+            </wp:cNvGraphicFramePr>
+            <a:graphic xmlns:a="http://schemas.openxmlformats.org/drawingml/2006/main">
+              <a:graphicData uri="http://schemas.openxmlformats.org/drawingml/2006/picture">
+                <pic:pic xmlns:pic="http://schemas.openxmlformats.org/drawingml/2006/picture">
+                  <pic:nvPicPr>
+                    <pic:cNvPr id="0" name=""/>
+                    <pic:cNvPicPr/>
+                  </pic:nvPicPr>
+                  <pic:blipFill>
+                    <a:blip r:embed="rId53"/>
+                    <a:stretch>
+                      <a:fillRect/>
+                    </a:stretch>
+                  </pic:blipFill>
+                  <pic:spPr>
+                    <a:xfrm>
+                      <a:off x="0" y="0"/>
                       <a:ext cx="5040000" cy="2671308"/>
                     </a:xfrm>
                     <a:prstGeom prst="rect">
@@ -7431,6 +7550,23 @@
           </wp:inline>
         </w:drawing>
       </w:r>
+    </w:p>
+    <w:p>
+      <w:pPr>
+        <w:pStyle w:val="ListParagraph"/>
+        <w:jc w:val="both"/>
+        <w:rPr>
+          <w:rFonts w:asciiTheme="majorHAnsi" w:hAnsiTheme="majorHAnsi" w:cstheme="majorHAnsi"/>
+        </w:rPr>
+      </w:pPr>
+      <w:r>
+        <w:rPr>
+          <w:rFonts w:asciiTheme="majorHAnsi" w:hAnsiTheme="majorHAnsi" w:cstheme="majorHAnsi"/>
+        </w:rPr>
+        <w:t>Setelah menambahkan script tampil gambar, maka gambar dapat ditampilkan.</w:t>
+      </w:r>
+      <w:bookmarkStart w:id="0" w:name="_GoBack"/>
+      <w:bookmarkEnd w:id="0"/>
     </w:p>
     <w:p>
       <w:pPr>
@@ -7760,7 +7896,7 @@
                     <pic:cNvPicPr/>
                   </pic:nvPicPr>
                   <pic:blipFill>
-                    <a:blip r:embed="rId53"/>
+                    <a:blip r:embed="rId54"/>
                     <a:stretch>
                       <a:fillRect/>
                     </a:stretch>
@@ -7959,7 +8095,7 @@
                     <pic:cNvPicPr/>
                   </pic:nvPicPr>
                   <pic:blipFill>
-                    <a:blip r:embed="rId54"/>
+                    <a:blip r:embed="rId55"/>
                     <a:stretch>
                       <a:fillRect/>
                     </a:stretch>
@@ -8139,7 +8275,7 @@
                     <pic:cNvPicPr/>
                   </pic:nvPicPr>
                   <pic:blipFill>
-                    <a:blip r:embed="rId55"/>
+                    <a:blip r:embed="rId56"/>
                     <a:stretch>
                       <a:fillRect/>
                     </a:stretch>
@@ -8282,7 +8418,7 @@
                     <pic:cNvPicPr/>
                   </pic:nvPicPr>
                   <pic:blipFill>
-                    <a:blip r:embed="rId56"/>
+                    <a:blip r:embed="rId57"/>
                     <a:stretch>
                       <a:fillRect/>
                     </a:stretch>
@@ -8334,6 +8470,8 @@
       <w:r>
         <w:rPr>
           <w:rFonts w:asciiTheme="majorHAnsi" w:hAnsiTheme="majorHAnsi" w:cstheme="majorHAnsi"/>
+          <w:noProof/>
+          <w:lang w:val="en-US" w:eastAsia="en-US"/>
         </w:rPr>
         <w:drawing>
           <wp:inline distT="0" distB="0" distL="0" distR="0" wp14:anchorId="27B6F154" wp14:editId="467A29E3">
@@ -8351,7 +8489,7 @@
                     <pic:cNvPicPr/>
                   </pic:nvPicPr>
                   <pic:blipFill>
-                    <a:blip r:embed="rId57"/>
+                    <a:blip r:embed="rId58"/>
                     <a:stretch>
                       <a:fillRect/>
                     </a:stretch>
@@ -8398,6 +8536,8 @@
       <w:r>
         <w:rPr>
           <w:rFonts w:asciiTheme="majorHAnsi" w:hAnsiTheme="majorHAnsi" w:cstheme="majorHAnsi"/>
+          <w:noProof/>
+          <w:lang w:val="en-US" w:eastAsia="en-US"/>
         </w:rPr>
         <w:drawing>
           <wp:inline distT="0" distB="0" distL="0" distR="0" wp14:anchorId="3B19E522" wp14:editId="77CEA44B">
@@ -8415,7 +8555,7 @@
                     <pic:cNvPicPr/>
                   </pic:nvPicPr>
                   <pic:blipFill>
-                    <a:blip r:embed="rId58"/>
+                    <a:blip r:embed="rId59"/>
                     <a:stretch>
                       <a:fillRect/>
                     </a:stretch>
@@ -8542,6 +8682,8 @@
       <w:r>
         <w:rPr>
           <w:rFonts w:asciiTheme="majorHAnsi" w:hAnsiTheme="majorHAnsi" w:cstheme="majorHAnsi"/>
+          <w:noProof/>
+          <w:lang w:val="en-US" w:eastAsia="en-US"/>
         </w:rPr>
         <w:drawing>
           <wp:inline distT="0" distB="0" distL="0" distR="0" wp14:anchorId="13399F6A" wp14:editId="24A54E92">
@@ -8559,7 +8701,7 @@
                     <pic:cNvPicPr/>
                   </pic:nvPicPr>
                   <pic:blipFill>
-                    <a:blip r:embed="rId59"/>
+                    <a:blip r:embed="rId60"/>
                     <a:stretch>
                       <a:fillRect/>
                     </a:stretch>
@@ -8715,123 +8857,14 @@
       <w:r>
         <w:rPr>
           <w:rFonts w:asciiTheme="majorHAnsi" w:hAnsiTheme="majorHAnsi" w:cstheme="majorHAnsi"/>
+          <w:noProof/>
+          <w:lang w:val="en-US" w:eastAsia="en-US"/>
         </w:rPr>
         <w:drawing>
           <wp:inline distT="0" distB="0" distL="0" distR="0" wp14:anchorId="757EC627" wp14:editId="4F8FDE1F">
             <wp:extent cx="5040000" cy="1938461"/>
             <wp:effectExtent l="0" t="0" r="8255" b="5080"/>
             <wp:docPr id="238" name="Picture 238"/>
-            <wp:cNvGraphicFramePr>
-              <a:graphicFrameLocks xmlns:a="http://schemas.openxmlformats.org/drawingml/2006/main" noChangeAspect="1"/>
-            </wp:cNvGraphicFramePr>
-            <a:graphic xmlns:a="http://schemas.openxmlformats.org/drawingml/2006/main">
-              <a:graphicData uri="http://schemas.openxmlformats.org/drawingml/2006/picture">
-                <pic:pic xmlns:pic="http://schemas.openxmlformats.org/drawingml/2006/picture">
-                  <pic:nvPicPr>
-                    <pic:cNvPr id="0" name=""/>
-                    <pic:cNvPicPr/>
-                  </pic:nvPicPr>
-                  <pic:blipFill>
-                    <a:blip r:embed="rId60"/>
-                    <a:stretch>
-                      <a:fillRect/>
-                    </a:stretch>
-                  </pic:blipFill>
-                  <pic:spPr>
-                    <a:xfrm>
-                      <a:off x="0" y="0"/>
-                      <a:ext cx="5040000" cy="1938461"/>
-                    </a:xfrm>
-                    <a:prstGeom prst="rect">
-                      <a:avLst/>
-                    </a:prstGeom>
-                  </pic:spPr>
-                </pic:pic>
-              </a:graphicData>
-            </a:graphic>
-          </wp:inline>
-        </w:drawing>
-      </w:r>
-    </w:p>
-    <w:p>
-      <w:pPr>
-        <w:pStyle w:val="ListParagraph"/>
-        <w:numPr>
-          <w:ilvl w:val="0"/>
-          <w:numId w:val="14"/>
-        </w:numPr>
-        <w:jc w:val="both"/>
-      </w:pPr>
-      <w:r>
-        <w:rPr>
-          <w:rFonts w:ascii="Calibri" w:eastAsia="Calibri" w:hAnsi="Calibri" w:cs="Calibri"/>
-          <w:szCs w:val="22"/>
-          <w:lang w:val="id" w:eastAsia="en-US"/>
-        </w:rPr>
-        <w:t>Jalankan</w:t>
-      </w:r>
-      <w:r>
-        <w:rPr>
-          <w:rFonts w:ascii="Calibri" w:eastAsia="Calibri" w:hAnsi="Calibri" w:cs="Calibri"/>
-          <w:szCs w:val="22"/>
-          <w:lang w:eastAsia="en-US"/>
-        </w:rPr>
-        <w:t xml:space="preserve"> localhost:8080/Produk_Admin</w:t>
-      </w:r>
-      <w:r>
-        <w:rPr>
-          <w:rFonts w:ascii="Calibri" w:eastAsia="Calibri" w:hAnsi="Calibri" w:cs="Calibri"/>
-          <w:color w:val="0000FF"/>
-          <w:szCs w:val="22"/>
-          <w:lang w:eastAsia="en-US"/>
-        </w:rPr>
-        <w:t xml:space="preserve">, </w:t>
-      </w:r>
-      <w:r>
-        <w:rPr>
-          <w:rFonts w:ascii="Calibri" w:eastAsia="Calibri" w:hAnsi="Calibri" w:cs="Calibri"/>
-          <w:szCs w:val="22"/>
-          <w:lang w:val="id" w:eastAsia="en-US"/>
-        </w:rPr>
-        <w:t xml:space="preserve">tekan tombol </w:t>
-      </w:r>
-      <w:r>
-        <w:rPr>
-          <w:rFonts w:ascii="Calibri" w:eastAsia="Calibri" w:hAnsi="Calibri" w:cs="Calibri"/>
-          <w:szCs w:val="22"/>
-          <w:lang w:eastAsia="en-US"/>
-        </w:rPr>
-        <w:t>detail</w:t>
-      </w:r>
-      <w:r>
-        <w:rPr>
-          <w:rFonts w:ascii="Calibri" w:eastAsia="Calibri" w:hAnsi="Calibri" w:cs="Calibri"/>
-          <w:szCs w:val="22"/>
-          <w:lang w:eastAsia="en-US"/>
-        </w:rPr>
-        <w:t xml:space="preserve">, </w:t>
-      </w:r>
-      <w:r>
-        <w:t>Maka akan tampil seperti gambar dibawah</w:t>
-      </w:r>
-    </w:p>
-    <w:p>
-      <w:pPr>
-        <w:pStyle w:val="ListParagraph"/>
-        <w:jc w:val="both"/>
-        <w:rPr>
-          <w:rFonts w:asciiTheme="majorHAnsi" w:hAnsiTheme="majorHAnsi" w:cstheme="majorHAnsi"/>
-        </w:rPr>
-      </w:pPr>
-      <w:r>
-        <w:rPr>
-          <w:rFonts w:asciiTheme="majorHAnsi" w:hAnsiTheme="majorHAnsi" w:cstheme="majorHAnsi"/>
-        </w:rPr>
-        <w:drawing>
-          <wp:inline distT="0" distB="0" distL="0" distR="0" wp14:anchorId="1719A63D" wp14:editId="4E0B396B">
-            <wp:extent cx="5040000" cy="3344385"/>
-            <wp:effectExtent l="0" t="0" r="8255" b="8890"/>
-            <wp:docPr id="43" name="Picture 43"/>
             <wp:cNvGraphicFramePr>
               <a:graphicFrameLocks xmlns:a="http://schemas.openxmlformats.org/drawingml/2006/main" noChangeAspect="1"/>
             </wp:cNvGraphicFramePr>
@@ -8851,7 +8884,7 @@
                   <pic:spPr>
                     <a:xfrm>
                       <a:off x="0" y="0"/>
-                      <a:ext cx="5040000" cy="3344385"/>
+                      <a:ext cx="5040000" cy="1938461"/>
                     </a:xfrm>
                     <a:prstGeom prst="rect">
                       <a:avLst/>
@@ -8866,63 +8899,20 @@
     </w:p>
     <w:p>
       <w:pPr>
-        <w:rPr>
-          <w:rFonts w:asciiTheme="majorHAnsi" w:hAnsiTheme="majorHAnsi" w:cstheme="majorHAnsi"/>
-        </w:rPr>
-      </w:pPr>
-      <w:r>
-        <w:rPr>
-          <w:rFonts w:asciiTheme="majorHAnsi" w:hAnsiTheme="majorHAnsi" w:cstheme="majorHAnsi"/>
-        </w:rPr>
-        <w:br w:type="page"/>
-      </w:r>
-    </w:p>
-    <w:p>
-      <w:pPr>
         <w:pStyle w:val="ListParagraph"/>
         <w:numPr>
           <w:ilvl w:val="0"/>
           <w:numId w:val="14"/>
         </w:numPr>
         <w:jc w:val="both"/>
-        <w:rPr>
-          <w:rFonts w:asciiTheme="majorHAnsi" w:hAnsiTheme="majorHAnsi" w:cstheme="majorHAnsi"/>
-        </w:rPr>
-      </w:pPr>
-      <w:r>
-        <w:rPr>
-          <w:rFonts w:ascii="Calibri" w:eastAsia="Calibri" w:hAnsi="Calibri" w:cs="Calibri"/>
-          <w:szCs w:val="22"/>
-          <w:lang w:val="id" w:eastAsia="en-US"/>
-        </w:rPr>
-        <w:lastRenderedPageBreak/>
-        <w:t>Buka</w:t>
-      </w:r>
-      <w:r>
-        <w:rPr>
-          <w:rFonts w:ascii="Calibri" w:eastAsia="Calibri" w:hAnsi="Calibri" w:cs="Calibri"/>
-          <w:spacing w:val="14"/>
-          <w:szCs w:val="22"/>
-          <w:lang w:val="id" w:eastAsia="en-US"/>
-        </w:rPr>
-        <w:t xml:space="preserve"> </w:t>
-      </w:r>
-      <w:r>
-        <w:rPr>
-          <w:rFonts w:ascii="Calibri" w:eastAsia="Calibri" w:hAnsi="Calibri" w:cs="Calibri"/>
-          <w:szCs w:val="22"/>
-          <w:lang w:val="id" w:eastAsia="en-US"/>
-        </w:rPr>
-        <w:t>file</w:t>
-      </w:r>
-      <w:r>
-        <w:rPr>
-          <w:rFonts w:ascii="Calibri" w:eastAsia="Calibri" w:hAnsi="Calibri" w:cs="Calibri"/>
-          <w:spacing w:val="15"/>
-          <w:szCs w:val="22"/>
-          <w:lang w:val="id" w:eastAsia="en-US"/>
-        </w:rPr>
-        <w:t xml:space="preserve"> </w:t>
+      </w:pPr>
+      <w:r>
+        <w:rPr>
+          <w:rFonts w:ascii="Calibri" w:eastAsia="Calibri" w:hAnsi="Calibri" w:cs="Calibri"/>
+          <w:szCs w:val="22"/>
+          <w:lang w:val="id" w:eastAsia="en-US"/>
+        </w:rPr>
+        <w:t>Jalankan</w:t>
       </w:r>
       <w:r>
         <w:rPr>
@@ -8930,100 +8920,24 @@
           <w:szCs w:val="22"/>
           <w:lang w:eastAsia="en-US"/>
         </w:rPr>
-        <w:t>Produk_Admin</w:t>
-      </w:r>
-      <w:r>
-        <w:rPr>
-          <w:rFonts w:ascii="Calibri" w:eastAsia="Calibri" w:hAnsi="Calibri" w:cs="Calibri"/>
-          <w:szCs w:val="22"/>
-          <w:lang w:val="id" w:eastAsia="en-US"/>
-        </w:rPr>
-        <w:t>.php</w:t>
-      </w:r>
-      <w:r>
-        <w:rPr>
-          <w:rFonts w:ascii="Calibri" w:eastAsia="Calibri" w:hAnsi="Calibri" w:cs="Calibri"/>
-          <w:spacing w:val="14"/>
-          <w:szCs w:val="22"/>
-          <w:lang w:val="id" w:eastAsia="en-US"/>
-        </w:rPr>
-        <w:t xml:space="preserve"> </w:t>
-      </w:r>
-      <w:r>
-        <w:rPr>
-          <w:rFonts w:ascii="Calibri" w:eastAsia="Calibri" w:hAnsi="Calibri" w:cs="Calibri"/>
-          <w:szCs w:val="22"/>
-          <w:lang w:val="id" w:eastAsia="en-US"/>
-        </w:rPr>
-        <w:t>pada</w:t>
-      </w:r>
-      <w:r>
-        <w:rPr>
-          <w:rFonts w:ascii="Calibri" w:eastAsia="Calibri" w:hAnsi="Calibri" w:cs="Calibri"/>
-          <w:spacing w:val="14"/>
-          <w:szCs w:val="22"/>
-          <w:lang w:val="id" w:eastAsia="en-US"/>
-        </w:rPr>
-        <w:t xml:space="preserve"> </w:t>
-      </w:r>
-      <w:r>
-        <w:rPr>
-          <w:rFonts w:ascii="Calibri" w:eastAsia="Calibri" w:hAnsi="Calibri" w:cs="Calibri"/>
-          <w:szCs w:val="22"/>
-          <w:lang w:val="id" w:eastAsia="en-US"/>
-        </w:rPr>
-        <w:t>folder</w:t>
-      </w:r>
-      <w:r>
-        <w:rPr>
-          <w:rFonts w:ascii="Calibri" w:eastAsia="Calibri" w:hAnsi="Calibri" w:cs="Calibri"/>
-          <w:spacing w:val="12"/>
-          <w:szCs w:val="22"/>
-          <w:lang w:val="id" w:eastAsia="en-US"/>
-        </w:rPr>
-        <w:t xml:space="preserve"> </w:t>
-      </w:r>
-      <w:r>
-        <w:rPr>
-          <w:rFonts w:ascii="Calibri" w:eastAsia="Calibri" w:hAnsi="Calibri" w:cs="Calibri"/>
-          <w:szCs w:val="22"/>
-          <w:lang w:val="id" w:eastAsia="en-US"/>
-        </w:rPr>
-        <w:t>App/</w:t>
-      </w:r>
-      <w:r>
-        <w:rPr>
-          <w:rFonts w:ascii="Calibri" w:eastAsia="Calibri" w:hAnsi="Calibri" w:cs="Calibri"/>
+        <w:t xml:space="preserve"> localhost:8080/Produk_Admin</w:t>
+      </w:r>
+      <w:r>
+        <w:rPr>
+          <w:rFonts w:ascii="Calibri" w:eastAsia="Calibri" w:hAnsi="Calibri" w:cs="Calibri"/>
+          <w:color w:val="0000FF"/>
           <w:szCs w:val="22"/>
           <w:lang w:eastAsia="en-US"/>
         </w:rPr>
-        <w:t>Controllers</w:t>
-      </w:r>
-      <w:r>
-        <w:rPr>
-          <w:rFonts w:ascii="Calibri" w:eastAsia="Calibri" w:hAnsi="Calibri" w:cs="Calibri"/>
-          <w:spacing w:val="15"/>
-          <w:szCs w:val="22"/>
-          <w:lang w:val="id" w:eastAsia="en-US"/>
-        </w:rPr>
-        <w:t xml:space="preserve"> </w:t>
-      </w:r>
-      <w:r>
-        <w:rPr>
-          <w:rFonts w:ascii="Calibri" w:eastAsia="Calibri" w:hAnsi="Calibri" w:cs="Calibri"/>
-          <w:szCs w:val="22"/>
-          <w:lang w:val="id" w:eastAsia="en-US"/>
-        </w:rPr>
-        <w:t>dan</w:t>
-      </w:r>
-      <w:r>
-        <w:rPr>
-          <w:rFonts w:ascii="Calibri" w:eastAsia="Calibri" w:hAnsi="Calibri" w:cs="Calibri"/>
-          <w:spacing w:val="8"/>
-          <w:szCs w:val="22"/>
-          <w:lang w:val="id" w:eastAsia="en-US"/>
-        </w:rPr>
-        <w:t xml:space="preserve"> </w:t>
+        <w:t xml:space="preserve">, </w:t>
+      </w:r>
+      <w:r>
+        <w:rPr>
+          <w:rFonts w:ascii="Calibri" w:eastAsia="Calibri" w:hAnsi="Calibri" w:cs="Calibri"/>
+          <w:szCs w:val="22"/>
+          <w:lang w:val="id" w:eastAsia="en-US"/>
+        </w:rPr>
+        <w:t xml:space="preserve">tekan tombol </w:t>
       </w:r>
       <w:r>
         <w:rPr>
@@ -9031,7 +8945,18 @@
           <w:szCs w:val="22"/>
           <w:lang w:eastAsia="en-US"/>
         </w:rPr>
-        <w:t>tambahkan kode berikut untuk mengaktifkan tombol tampil edit dengan menambahkan kode berikut</w:t>
+        <w:t>detail</w:t>
+      </w:r>
+      <w:r>
+        <w:rPr>
+          <w:rFonts w:ascii="Calibri" w:eastAsia="Calibri" w:hAnsi="Calibri" w:cs="Calibri"/>
+          <w:szCs w:val="22"/>
+          <w:lang w:eastAsia="en-US"/>
+        </w:rPr>
+        <w:t xml:space="preserve">, </w:t>
+      </w:r>
+      <w:r>
+        <w:t>Maka akan tampil seperti gambar dibawah</w:t>
       </w:r>
     </w:p>
     <w:p>
@@ -9045,12 +8970,14 @@
       <w:r>
         <w:rPr>
           <w:rFonts w:asciiTheme="majorHAnsi" w:hAnsiTheme="majorHAnsi" w:cstheme="majorHAnsi"/>
+          <w:noProof/>
+          <w:lang w:val="en-US" w:eastAsia="en-US"/>
         </w:rPr>
         <w:drawing>
-          <wp:inline distT="0" distB="0" distL="0" distR="0" wp14:anchorId="30C981A9" wp14:editId="7229E795">
-            <wp:extent cx="3772426" cy="1667108"/>
-            <wp:effectExtent l="0" t="0" r="0" b="9525"/>
-            <wp:docPr id="266" name="Picture 266"/>
+          <wp:inline distT="0" distB="0" distL="0" distR="0" wp14:anchorId="1719A63D" wp14:editId="4E0B396B">
+            <wp:extent cx="5040000" cy="3344385"/>
+            <wp:effectExtent l="0" t="0" r="8255" b="8890"/>
+            <wp:docPr id="43" name="Picture 43"/>
             <wp:cNvGraphicFramePr>
               <a:graphicFrameLocks xmlns:a="http://schemas.openxmlformats.org/drawingml/2006/main" noChangeAspect="1"/>
             </wp:cNvGraphicFramePr>
@@ -9070,6 +8997,227 @@
                   <pic:spPr>
                     <a:xfrm>
                       <a:off x="0" y="0"/>
+                      <a:ext cx="5040000" cy="3344385"/>
+                    </a:xfrm>
+                    <a:prstGeom prst="rect">
+                      <a:avLst/>
+                    </a:prstGeom>
+                  </pic:spPr>
+                </pic:pic>
+              </a:graphicData>
+            </a:graphic>
+          </wp:inline>
+        </w:drawing>
+      </w:r>
+    </w:p>
+    <w:p>
+      <w:pPr>
+        <w:rPr>
+          <w:rFonts w:asciiTheme="majorHAnsi" w:hAnsiTheme="majorHAnsi" w:cstheme="majorHAnsi"/>
+        </w:rPr>
+      </w:pPr>
+      <w:r>
+        <w:rPr>
+          <w:rFonts w:asciiTheme="majorHAnsi" w:hAnsiTheme="majorHAnsi" w:cstheme="majorHAnsi"/>
+        </w:rPr>
+        <w:br w:type="page"/>
+      </w:r>
+    </w:p>
+    <w:p>
+      <w:pPr>
+        <w:pStyle w:val="ListParagraph"/>
+        <w:numPr>
+          <w:ilvl w:val="0"/>
+          <w:numId w:val="14"/>
+        </w:numPr>
+        <w:jc w:val="both"/>
+        <w:rPr>
+          <w:rFonts w:asciiTheme="majorHAnsi" w:hAnsiTheme="majorHAnsi" w:cstheme="majorHAnsi"/>
+        </w:rPr>
+      </w:pPr>
+      <w:r>
+        <w:rPr>
+          <w:rFonts w:ascii="Calibri" w:eastAsia="Calibri" w:hAnsi="Calibri" w:cs="Calibri"/>
+          <w:szCs w:val="22"/>
+          <w:lang w:val="id" w:eastAsia="en-US"/>
+        </w:rPr>
+        <w:lastRenderedPageBreak/>
+        <w:t>Buka</w:t>
+      </w:r>
+      <w:r>
+        <w:rPr>
+          <w:rFonts w:ascii="Calibri" w:eastAsia="Calibri" w:hAnsi="Calibri" w:cs="Calibri"/>
+          <w:spacing w:val="14"/>
+          <w:szCs w:val="22"/>
+          <w:lang w:val="id" w:eastAsia="en-US"/>
+        </w:rPr>
+        <w:t xml:space="preserve"> </w:t>
+      </w:r>
+      <w:r>
+        <w:rPr>
+          <w:rFonts w:ascii="Calibri" w:eastAsia="Calibri" w:hAnsi="Calibri" w:cs="Calibri"/>
+          <w:szCs w:val="22"/>
+          <w:lang w:val="id" w:eastAsia="en-US"/>
+        </w:rPr>
+        <w:t>file</w:t>
+      </w:r>
+      <w:r>
+        <w:rPr>
+          <w:rFonts w:ascii="Calibri" w:eastAsia="Calibri" w:hAnsi="Calibri" w:cs="Calibri"/>
+          <w:spacing w:val="15"/>
+          <w:szCs w:val="22"/>
+          <w:lang w:val="id" w:eastAsia="en-US"/>
+        </w:rPr>
+        <w:t xml:space="preserve"> </w:t>
+      </w:r>
+      <w:r>
+        <w:rPr>
+          <w:rFonts w:ascii="Calibri" w:eastAsia="Calibri" w:hAnsi="Calibri" w:cs="Calibri"/>
+          <w:szCs w:val="22"/>
+          <w:lang w:eastAsia="en-US"/>
+        </w:rPr>
+        <w:t>Produk_Admin</w:t>
+      </w:r>
+      <w:r>
+        <w:rPr>
+          <w:rFonts w:ascii="Calibri" w:eastAsia="Calibri" w:hAnsi="Calibri" w:cs="Calibri"/>
+          <w:szCs w:val="22"/>
+          <w:lang w:val="id" w:eastAsia="en-US"/>
+        </w:rPr>
+        <w:t>.php</w:t>
+      </w:r>
+      <w:r>
+        <w:rPr>
+          <w:rFonts w:ascii="Calibri" w:eastAsia="Calibri" w:hAnsi="Calibri" w:cs="Calibri"/>
+          <w:spacing w:val="14"/>
+          <w:szCs w:val="22"/>
+          <w:lang w:val="id" w:eastAsia="en-US"/>
+        </w:rPr>
+        <w:t xml:space="preserve"> </w:t>
+      </w:r>
+      <w:r>
+        <w:rPr>
+          <w:rFonts w:ascii="Calibri" w:eastAsia="Calibri" w:hAnsi="Calibri" w:cs="Calibri"/>
+          <w:szCs w:val="22"/>
+          <w:lang w:val="id" w:eastAsia="en-US"/>
+        </w:rPr>
+        <w:t>pada</w:t>
+      </w:r>
+      <w:r>
+        <w:rPr>
+          <w:rFonts w:ascii="Calibri" w:eastAsia="Calibri" w:hAnsi="Calibri" w:cs="Calibri"/>
+          <w:spacing w:val="14"/>
+          <w:szCs w:val="22"/>
+          <w:lang w:val="id" w:eastAsia="en-US"/>
+        </w:rPr>
+        <w:t xml:space="preserve"> </w:t>
+      </w:r>
+      <w:r>
+        <w:rPr>
+          <w:rFonts w:ascii="Calibri" w:eastAsia="Calibri" w:hAnsi="Calibri" w:cs="Calibri"/>
+          <w:szCs w:val="22"/>
+          <w:lang w:val="id" w:eastAsia="en-US"/>
+        </w:rPr>
+        <w:t>folder</w:t>
+      </w:r>
+      <w:r>
+        <w:rPr>
+          <w:rFonts w:ascii="Calibri" w:eastAsia="Calibri" w:hAnsi="Calibri" w:cs="Calibri"/>
+          <w:spacing w:val="12"/>
+          <w:szCs w:val="22"/>
+          <w:lang w:val="id" w:eastAsia="en-US"/>
+        </w:rPr>
+        <w:t xml:space="preserve"> </w:t>
+      </w:r>
+      <w:r>
+        <w:rPr>
+          <w:rFonts w:ascii="Calibri" w:eastAsia="Calibri" w:hAnsi="Calibri" w:cs="Calibri"/>
+          <w:szCs w:val="22"/>
+          <w:lang w:val="id" w:eastAsia="en-US"/>
+        </w:rPr>
+        <w:t>App/</w:t>
+      </w:r>
+      <w:r>
+        <w:rPr>
+          <w:rFonts w:ascii="Calibri" w:eastAsia="Calibri" w:hAnsi="Calibri" w:cs="Calibri"/>
+          <w:szCs w:val="22"/>
+          <w:lang w:eastAsia="en-US"/>
+        </w:rPr>
+        <w:t>Controllers</w:t>
+      </w:r>
+      <w:r>
+        <w:rPr>
+          <w:rFonts w:ascii="Calibri" w:eastAsia="Calibri" w:hAnsi="Calibri" w:cs="Calibri"/>
+          <w:spacing w:val="15"/>
+          <w:szCs w:val="22"/>
+          <w:lang w:val="id" w:eastAsia="en-US"/>
+        </w:rPr>
+        <w:t xml:space="preserve"> </w:t>
+      </w:r>
+      <w:r>
+        <w:rPr>
+          <w:rFonts w:ascii="Calibri" w:eastAsia="Calibri" w:hAnsi="Calibri" w:cs="Calibri"/>
+          <w:szCs w:val="22"/>
+          <w:lang w:val="id" w:eastAsia="en-US"/>
+        </w:rPr>
+        <w:t>dan</w:t>
+      </w:r>
+      <w:r>
+        <w:rPr>
+          <w:rFonts w:ascii="Calibri" w:eastAsia="Calibri" w:hAnsi="Calibri" w:cs="Calibri"/>
+          <w:spacing w:val="8"/>
+          <w:szCs w:val="22"/>
+          <w:lang w:val="id" w:eastAsia="en-US"/>
+        </w:rPr>
+        <w:t xml:space="preserve"> </w:t>
+      </w:r>
+      <w:r>
+        <w:rPr>
+          <w:rFonts w:ascii="Calibri" w:eastAsia="Calibri" w:hAnsi="Calibri" w:cs="Calibri"/>
+          <w:szCs w:val="22"/>
+          <w:lang w:eastAsia="en-US"/>
+        </w:rPr>
+        <w:t>tambahkan kode berikut untuk mengaktifkan tombol tampil edit dengan menambahkan kode berikut</w:t>
+      </w:r>
+    </w:p>
+    <w:p>
+      <w:pPr>
+        <w:pStyle w:val="ListParagraph"/>
+        <w:jc w:val="both"/>
+        <w:rPr>
+          <w:rFonts w:asciiTheme="majorHAnsi" w:hAnsiTheme="majorHAnsi" w:cstheme="majorHAnsi"/>
+        </w:rPr>
+      </w:pPr>
+      <w:r>
+        <w:rPr>
+          <w:rFonts w:asciiTheme="majorHAnsi" w:hAnsiTheme="majorHAnsi" w:cstheme="majorHAnsi"/>
+          <w:noProof/>
+          <w:lang w:val="en-US" w:eastAsia="en-US"/>
+        </w:rPr>
+        <w:drawing>
+          <wp:inline distT="0" distB="0" distL="0" distR="0" wp14:anchorId="30C981A9" wp14:editId="7229E795">
+            <wp:extent cx="3772426" cy="1667108"/>
+            <wp:effectExtent l="0" t="0" r="0" b="9525"/>
+            <wp:docPr id="266" name="Picture 266"/>
+            <wp:cNvGraphicFramePr>
+              <a:graphicFrameLocks xmlns:a="http://schemas.openxmlformats.org/drawingml/2006/main" noChangeAspect="1"/>
+            </wp:cNvGraphicFramePr>
+            <a:graphic xmlns:a="http://schemas.openxmlformats.org/drawingml/2006/main">
+              <a:graphicData uri="http://schemas.openxmlformats.org/drawingml/2006/picture">
+                <pic:pic xmlns:pic="http://schemas.openxmlformats.org/drawingml/2006/picture">
+                  <pic:nvPicPr>
+                    <pic:cNvPr id="0" name=""/>
+                    <pic:cNvPicPr/>
+                  </pic:nvPicPr>
+                  <pic:blipFill>
+                    <a:blip r:embed="rId63"/>
+                    <a:stretch>
+                      <a:fillRect/>
+                    </a:stretch>
+                  </pic:blipFill>
+                  <pic:spPr>
+                    <a:xfrm>
+                      <a:off x="0" y="0"/>
                       <a:ext cx="3772426" cy="1667108"/>
                     </a:xfrm>
                     <a:prstGeom prst="rect">
@@ -9082,8 +9230,6 @@
           </wp:inline>
         </w:drawing>
       </w:r>
-      <w:bookmarkStart w:id="0" w:name="_GoBack"/>
-      <w:bookmarkEnd w:id="0"/>
     </w:p>
     <w:p>
       <w:pPr>
@@ -9236,61 +9382,15 @@
         </mc:AlternateContent>
       </w:r>
       <w:r>
+        <w:rPr>
+          <w:noProof/>
+          <w:lang w:val="en-US" w:eastAsia="en-US"/>
+        </w:rPr>
         <w:drawing>
           <wp:inline distT="0" distB="0" distL="0" distR="0" wp14:anchorId="0241C1E3" wp14:editId="2FB7CF53">
             <wp:extent cx="5040000" cy="914308"/>
             <wp:effectExtent l="0" t="0" r="0" b="635"/>
             <wp:docPr id="56" name="Picture 56"/>
-            <wp:cNvGraphicFramePr>
-              <a:graphicFrameLocks xmlns:a="http://schemas.openxmlformats.org/drawingml/2006/main" noChangeAspect="1"/>
-            </wp:cNvGraphicFramePr>
-            <a:graphic xmlns:a="http://schemas.openxmlformats.org/drawingml/2006/main">
-              <a:graphicData uri="http://schemas.openxmlformats.org/drawingml/2006/picture">
-                <pic:pic xmlns:pic="http://schemas.openxmlformats.org/drawingml/2006/picture">
-                  <pic:nvPicPr>
-                    <pic:cNvPr id="0" name=""/>
-                    <pic:cNvPicPr/>
-                  </pic:nvPicPr>
-                  <pic:blipFill>
-                    <a:blip r:embed="rId63"/>
-                    <a:stretch>
-                      <a:fillRect/>
-                    </a:stretch>
-                  </pic:blipFill>
-                  <pic:spPr>
-                    <a:xfrm>
-                      <a:off x="0" y="0"/>
-                      <a:ext cx="5040000" cy="914308"/>
-                    </a:xfrm>
-                    <a:prstGeom prst="rect">
-                      <a:avLst/>
-                    </a:prstGeom>
-                  </pic:spPr>
-                </pic:pic>
-              </a:graphicData>
-            </a:graphic>
-          </wp:inline>
-        </w:drawing>
-      </w:r>
-    </w:p>
-    <w:p>
-      <w:pPr>
-        <w:pStyle w:val="ListParagraph"/>
-      </w:pPr>
-      <w:r>
-        <w:t>menjadi</w:t>
-      </w:r>
-    </w:p>
-    <w:p>
-      <w:pPr>
-        <w:pStyle w:val="ListParagraph"/>
-      </w:pPr>
-      <w:r>
-        <w:drawing>
-          <wp:inline distT="0" distB="0" distL="0" distR="0" wp14:anchorId="21A8055B" wp14:editId="45E23818">
-            <wp:extent cx="5040000" cy="742538"/>
-            <wp:effectExtent l="0" t="0" r="0" b="635"/>
-            <wp:docPr id="57" name="Picture 57"/>
             <wp:cNvGraphicFramePr>
               <a:graphicFrameLocks xmlns:a="http://schemas.openxmlformats.org/drawingml/2006/main" noChangeAspect="1"/>
             </wp:cNvGraphicFramePr>
@@ -9310,6 +9410,60 @@
                   <pic:spPr>
                     <a:xfrm>
                       <a:off x="0" y="0"/>
+                      <a:ext cx="5040000" cy="914308"/>
+                    </a:xfrm>
+                    <a:prstGeom prst="rect">
+                      <a:avLst/>
+                    </a:prstGeom>
+                  </pic:spPr>
+                </pic:pic>
+              </a:graphicData>
+            </a:graphic>
+          </wp:inline>
+        </w:drawing>
+      </w:r>
+    </w:p>
+    <w:p>
+      <w:pPr>
+        <w:pStyle w:val="ListParagraph"/>
+      </w:pPr>
+      <w:r>
+        <w:t>menjadi</w:t>
+      </w:r>
+    </w:p>
+    <w:p>
+      <w:pPr>
+        <w:pStyle w:val="ListParagraph"/>
+      </w:pPr>
+      <w:r>
+        <w:rPr>
+          <w:noProof/>
+          <w:lang w:val="en-US" w:eastAsia="en-US"/>
+        </w:rPr>
+        <w:drawing>
+          <wp:inline distT="0" distB="0" distL="0" distR="0" wp14:anchorId="21A8055B" wp14:editId="45E23818">
+            <wp:extent cx="5040000" cy="742538"/>
+            <wp:effectExtent l="0" t="0" r="0" b="635"/>
+            <wp:docPr id="57" name="Picture 57"/>
+            <wp:cNvGraphicFramePr>
+              <a:graphicFrameLocks xmlns:a="http://schemas.openxmlformats.org/drawingml/2006/main" noChangeAspect="1"/>
+            </wp:cNvGraphicFramePr>
+            <a:graphic xmlns:a="http://schemas.openxmlformats.org/drawingml/2006/main">
+              <a:graphicData uri="http://schemas.openxmlformats.org/drawingml/2006/picture">
+                <pic:pic xmlns:pic="http://schemas.openxmlformats.org/drawingml/2006/picture">
+                  <pic:nvPicPr>
+                    <pic:cNvPr id="0" name=""/>
+                    <pic:cNvPicPr/>
+                  </pic:nvPicPr>
+                  <pic:blipFill>
+                    <a:blip r:embed="rId65"/>
+                    <a:stretch>
+                      <a:fillRect/>
+                    </a:stretch>
+                  </pic:blipFill>
+                  <pic:spPr>
+                    <a:xfrm>
+                      <a:off x="0" y="0"/>
                       <a:ext cx="5040000" cy="742538"/>
                     </a:xfrm>
                     <a:prstGeom prst="rect">
@@ -9354,64 +9508,6 @@
             <wp:extent cx="5040000" cy="420243"/>
             <wp:effectExtent l="0" t="0" r="0" b="0"/>
             <wp:docPr id="215" name="Picture 215"/>
-            <wp:cNvGraphicFramePr>
-              <a:graphicFrameLocks xmlns:a="http://schemas.openxmlformats.org/drawingml/2006/main" noChangeAspect="1"/>
-            </wp:cNvGraphicFramePr>
-            <a:graphic xmlns:a="http://schemas.openxmlformats.org/drawingml/2006/main">
-              <a:graphicData uri="http://schemas.openxmlformats.org/drawingml/2006/picture">
-                <pic:pic xmlns:pic="http://schemas.openxmlformats.org/drawingml/2006/picture">
-                  <pic:nvPicPr>
-                    <pic:cNvPr id="1" name=""/>
-                    <pic:cNvPicPr/>
-                  </pic:nvPicPr>
-                  <pic:blipFill>
-                    <a:blip r:embed="rId65"/>
-                    <a:stretch>
-                      <a:fillRect/>
-                    </a:stretch>
-                  </pic:blipFill>
-                  <pic:spPr>
-                    <a:xfrm>
-                      <a:off x="0" y="0"/>
-                      <a:ext cx="5040000" cy="420243"/>
-                    </a:xfrm>
-                    <a:prstGeom prst="rect">
-                      <a:avLst/>
-                    </a:prstGeom>
-                  </pic:spPr>
-                </pic:pic>
-              </a:graphicData>
-            </a:graphic>
-          </wp:inline>
-        </w:drawing>
-      </w:r>
-    </w:p>
-    <w:p>
-      <w:pPr>
-        <w:pStyle w:val="ListParagraph"/>
-      </w:pPr>
-      <w:r>
-        <w:t>Kecuali form_upload tetap seperti ini</w:t>
-      </w:r>
-    </w:p>
-    <w:p>
-      <w:pPr>
-        <w:pStyle w:val="ListParagraph"/>
-        <w:jc w:val="both"/>
-        <w:rPr>
-          <w:rFonts w:asciiTheme="majorHAnsi" w:hAnsiTheme="majorHAnsi" w:cstheme="majorHAnsi"/>
-        </w:rPr>
-      </w:pPr>
-      <w:r>
-        <w:rPr>
-          <w:noProof/>
-          <w:lang w:val="en-US" w:eastAsia="en-US"/>
-        </w:rPr>
-        <w:drawing>
-          <wp:inline distT="0" distB="0" distL="0" distR="0" wp14:anchorId="136B1DE8" wp14:editId="0F671990">
-            <wp:extent cx="2505075" cy="238125"/>
-            <wp:effectExtent l="0" t="0" r="9525" b="9525"/>
-            <wp:docPr id="216" name="Picture 216"/>
             <wp:cNvGraphicFramePr>
               <a:graphicFrameLocks xmlns:a="http://schemas.openxmlformats.org/drawingml/2006/main" noChangeAspect="1"/>
             </wp:cNvGraphicFramePr>
@@ -9431,6 +9527,64 @@
                   <pic:spPr>
                     <a:xfrm>
                       <a:off x="0" y="0"/>
+                      <a:ext cx="5040000" cy="420243"/>
+                    </a:xfrm>
+                    <a:prstGeom prst="rect">
+                      <a:avLst/>
+                    </a:prstGeom>
+                  </pic:spPr>
+                </pic:pic>
+              </a:graphicData>
+            </a:graphic>
+          </wp:inline>
+        </w:drawing>
+      </w:r>
+    </w:p>
+    <w:p>
+      <w:pPr>
+        <w:pStyle w:val="ListParagraph"/>
+      </w:pPr>
+      <w:r>
+        <w:t>Kecuali form_upload tetap seperti ini</w:t>
+      </w:r>
+    </w:p>
+    <w:p>
+      <w:pPr>
+        <w:pStyle w:val="ListParagraph"/>
+        <w:jc w:val="both"/>
+        <w:rPr>
+          <w:rFonts w:asciiTheme="majorHAnsi" w:hAnsiTheme="majorHAnsi" w:cstheme="majorHAnsi"/>
+        </w:rPr>
+      </w:pPr>
+      <w:r>
+        <w:rPr>
+          <w:noProof/>
+          <w:lang w:val="en-US" w:eastAsia="en-US"/>
+        </w:rPr>
+        <w:drawing>
+          <wp:inline distT="0" distB="0" distL="0" distR="0" wp14:anchorId="136B1DE8" wp14:editId="0F671990">
+            <wp:extent cx="2505075" cy="238125"/>
+            <wp:effectExtent l="0" t="0" r="9525" b="9525"/>
+            <wp:docPr id="216" name="Picture 216"/>
+            <wp:cNvGraphicFramePr>
+              <a:graphicFrameLocks xmlns:a="http://schemas.openxmlformats.org/drawingml/2006/main" noChangeAspect="1"/>
+            </wp:cNvGraphicFramePr>
+            <a:graphic xmlns:a="http://schemas.openxmlformats.org/drawingml/2006/main">
+              <a:graphicData uri="http://schemas.openxmlformats.org/drawingml/2006/picture">
+                <pic:pic xmlns:pic="http://schemas.openxmlformats.org/drawingml/2006/picture">
+                  <pic:nvPicPr>
+                    <pic:cNvPr id="1" name=""/>
+                    <pic:cNvPicPr/>
+                  </pic:nvPicPr>
+                  <pic:blipFill>
+                    <a:blip r:embed="rId67"/>
+                    <a:stretch>
+                      <a:fillRect/>
+                    </a:stretch>
+                  </pic:blipFill>
+                  <pic:spPr>
+                    <a:xfrm>
+                      <a:off x="0" y="0"/>
                       <a:ext cx="2505075" cy="238125"/>
                     </a:xfrm>
                     <a:prstGeom prst="rect">
@@ -9476,15 +9630,7 @@
           <w:lang w:eastAsia="en-US"/>
         </w:rPr>
         <w:lastRenderedPageBreak/>
-        <w:t xml:space="preserve">Tambahkan kode berikut pada </w:t>
-      </w:r>
-      <w:r>
-        <w:rPr>
-          <w:rFonts w:ascii="Calibri" w:eastAsia="Calibri" w:hAnsi="Calibri" w:cs="Calibri"/>
-          <w:szCs w:val="22"/>
-          <w:lang w:eastAsia="en-US"/>
-        </w:rPr>
-        <w:t>label file upload</w:t>
+        <w:t>Tambahkan kode berikut pada label file upload</w:t>
       </w:r>
     </w:p>
     <w:p>
@@ -9574,77 +9720,14 @@
       <w:r>
         <w:rPr>
           <w:rFonts w:asciiTheme="majorHAnsi" w:hAnsiTheme="majorHAnsi" w:cstheme="majorHAnsi"/>
+          <w:noProof/>
+          <w:lang w:val="en-US" w:eastAsia="en-US"/>
         </w:rPr>
         <w:drawing>
           <wp:inline distT="0" distB="0" distL="0" distR="0" wp14:anchorId="4417F334" wp14:editId="0311B529">
             <wp:extent cx="5040000" cy="3229692"/>
             <wp:effectExtent l="0" t="0" r="8255" b="8890"/>
             <wp:docPr id="63" name="Picture 63"/>
-            <wp:cNvGraphicFramePr>
-              <a:graphicFrameLocks xmlns:a="http://schemas.openxmlformats.org/drawingml/2006/main" noChangeAspect="1"/>
-            </wp:cNvGraphicFramePr>
-            <a:graphic xmlns:a="http://schemas.openxmlformats.org/drawingml/2006/main">
-              <a:graphicData uri="http://schemas.openxmlformats.org/drawingml/2006/picture">
-                <pic:pic xmlns:pic="http://schemas.openxmlformats.org/drawingml/2006/picture">
-                  <pic:nvPicPr>
-                    <pic:cNvPr id="0" name=""/>
-                    <pic:cNvPicPr/>
-                  </pic:nvPicPr>
-                  <pic:blipFill>
-                    <a:blip r:embed="rId67"/>
-                    <a:stretch>
-                      <a:fillRect/>
-                    </a:stretch>
-                  </pic:blipFill>
-                  <pic:spPr>
-                    <a:xfrm>
-                      <a:off x="0" y="0"/>
-                      <a:ext cx="5040000" cy="3229692"/>
-                    </a:xfrm>
-                    <a:prstGeom prst="rect">
-                      <a:avLst/>
-                    </a:prstGeom>
-                  </pic:spPr>
-                </pic:pic>
-              </a:graphicData>
-            </a:graphic>
-          </wp:inline>
-        </w:drawing>
-      </w:r>
-    </w:p>
-    <w:p>
-      <w:pPr>
-        <w:pStyle w:val="ListParagraph"/>
-        <w:numPr>
-          <w:ilvl w:val="0"/>
-          <w:numId w:val="14"/>
-        </w:numPr>
-        <w:jc w:val="both"/>
-        <w:rPr>
-          <w:rFonts w:asciiTheme="majorHAnsi" w:hAnsiTheme="majorHAnsi" w:cstheme="majorHAnsi"/>
-        </w:rPr>
-      </w:pPr>
-      <w:r>
-        <w:t>Rubah judul menjadi seperti gambar dibawah</w:t>
-      </w:r>
-    </w:p>
-    <w:p>
-      <w:pPr>
-        <w:pStyle w:val="ListParagraph"/>
-        <w:jc w:val="both"/>
-        <w:rPr>
-          <w:rFonts w:asciiTheme="majorHAnsi" w:hAnsiTheme="majorHAnsi" w:cstheme="majorHAnsi"/>
-        </w:rPr>
-      </w:pPr>
-      <w:r>
-        <w:rPr>
-          <w:rFonts w:asciiTheme="majorHAnsi" w:hAnsiTheme="majorHAnsi" w:cstheme="majorHAnsi"/>
-        </w:rPr>
-        <w:drawing>
-          <wp:inline distT="0" distB="0" distL="0" distR="0" wp14:anchorId="4B91315D" wp14:editId="4FEF869C">
-            <wp:extent cx="5040000" cy="463077"/>
-            <wp:effectExtent l="0" t="0" r="0" b="0"/>
-            <wp:docPr id="58" name="Picture 58"/>
             <wp:cNvGraphicFramePr>
               <a:graphicFrameLocks xmlns:a="http://schemas.openxmlformats.org/drawingml/2006/main" noChangeAspect="1"/>
             </wp:cNvGraphicFramePr>
@@ -9664,6 +9747,73 @@
                   <pic:spPr>
                     <a:xfrm>
                       <a:off x="0" y="0"/>
+                      <a:ext cx="5040000" cy="3229692"/>
+                    </a:xfrm>
+                    <a:prstGeom prst="rect">
+                      <a:avLst/>
+                    </a:prstGeom>
+                  </pic:spPr>
+                </pic:pic>
+              </a:graphicData>
+            </a:graphic>
+          </wp:inline>
+        </w:drawing>
+      </w:r>
+    </w:p>
+    <w:p>
+      <w:pPr>
+        <w:pStyle w:val="ListParagraph"/>
+        <w:numPr>
+          <w:ilvl w:val="0"/>
+          <w:numId w:val="14"/>
+        </w:numPr>
+        <w:jc w:val="both"/>
+        <w:rPr>
+          <w:rFonts w:asciiTheme="majorHAnsi" w:hAnsiTheme="majorHAnsi" w:cstheme="majorHAnsi"/>
+        </w:rPr>
+      </w:pPr>
+      <w:r>
+        <w:t>Rubah judul menjadi seperti gambar dibawah</w:t>
+      </w:r>
+    </w:p>
+    <w:p>
+      <w:pPr>
+        <w:pStyle w:val="ListParagraph"/>
+        <w:jc w:val="both"/>
+        <w:rPr>
+          <w:rFonts w:asciiTheme="majorHAnsi" w:hAnsiTheme="majorHAnsi" w:cstheme="majorHAnsi"/>
+        </w:rPr>
+      </w:pPr>
+      <w:r>
+        <w:rPr>
+          <w:rFonts w:asciiTheme="majorHAnsi" w:hAnsiTheme="majorHAnsi" w:cstheme="majorHAnsi"/>
+          <w:noProof/>
+          <w:lang w:val="en-US" w:eastAsia="en-US"/>
+        </w:rPr>
+        <w:drawing>
+          <wp:inline distT="0" distB="0" distL="0" distR="0" wp14:anchorId="4B91315D" wp14:editId="4FEF869C">
+            <wp:extent cx="5040000" cy="463077"/>
+            <wp:effectExtent l="0" t="0" r="0" b="0"/>
+            <wp:docPr id="58" name="Picture 58"/>
+            <wp:cNvGraphicFramePr>
+              <a:graphicFrameLocks xmlns:a="http://schemas.openxmlformats.org/drawingml/2006/main" noChangeAspect="1"/>
+            </wp:cNvGraphicFramePr>
+            <a:graphic xmlns:a="http://schemas.openxmlformats.org/drawingml/2006/main">
+              <a:graphicData uri="http://schemas.openxmlformats.org/drawingml/2006/picture">
+                <pic:pic xmlns:pic="http://schemas.openxmlformats.org/drawingml/2006/picture">
+                  <pic:nvPicPr>
+                    <pic:cNvPr id="0" name=""/>
+                    <pic:cNvPicPr/>
+                  </pic:nvPicPr>
+                  <pic:blipFill>
+                    <a:blip r:embed="rId69"/>
+                    <a:stretch>
+                      <a:fillRect/>
+                    </a:stretch>
+                  </pic:blipFill>
+                  <pic:spPr>
+                    <a:xfrm>
+                      <a:off x="0" y="0"/>
                       <a:ext cx="5040000" cy="463077"/>
                     </a:xfrm>
                     <a:prstGeom prst="rect">
@@ -9709,6 +9859,8 @@
       <w:r>
         <w:rPr>
           <w:rFonts w:asciiTheme="majorHAnsi" w:hAnsiTheme="majorHAnsi" w:cstheme="majorHAnsi"/>
+          <w:noProof/>
+          <w:lang w:val="en-US" w:eastAsia="en-US"/>
         </w:rPr>
         <w:drawing>
           <wp:inline distT="0" distB="0" distL="0" distR="0" wp14:anchorId="4E283812" wp14:editId="77FBE7AC">
@@ -9726,7 +9878,7 @@
                     <pic:cNvPicPr/>
                   </pic:nvPicPr>
                   <pic:blipFill>
-                    <a:blip r:embed="rId69"/>
+                    <a:blip r:embed="rId70"/>
                     <a:stretch>
                       <a:fillRect/>
                     </a:stretch>
@@ -9862,129 +10014,14 @@
       <w:r>
         <w:rPr>
           <w:rFonts w:asciiTheme="majorHAnsi" w:hAnsiTheme="majorHAnsi" w:cstheme="majorHAnsi"/>
+          <w:noProof/>
+          <w:lang w:val="en-US" w:eastAsia="en-US"/>
         </w:rPr>
         <w:drawing>
           <wp:inline distT="0" distB="0" distL="0" distR="0" wp14:anchorId="5110335A" wp14:editId="758ED60A">
             <wp:extent cx="5040000" cy="2048308"/>
             <wp:effectExtent l="0" t="0" r="8255" b="9525"/>
             <wp:docPr id="60" name="Picture 60"/>
-            <wp:cNvGraphicFramePr>
-              <a:graphicFrameLocks xmlns:a="http://schemas.openxmlformats.org/drawingml/2006/main" noChangeAspect="1"/>
-            </wp:cNvGraphicFramePr>
-            <a:graphic xmlns:a="http://schemas.openxmlformats.org/drawingml/2006/main">
-              <a:graphicData uri="http://schemas.openxmlformats.org/drawingml/2006/picture">
-                <pic:pic xmlns:pic="http://schemas.openxmlformats.org/drawingml/2006/picture">
-                  <pic:nvPicPr>
-                    <pic:cNvPr id="0" name=""/>
-                    <pic:cNvPicPr/>
-                  </pic:nvPicPr>
-                  <pic:blipFill>
-                    <a:blip r:embed="rId70"/>
-                    <a:stretch>
-                      <a:fillRect/>
-                    </a:stretch>
-                  </pic:blipFill>
-                  <pic:spPr>
-                    <a:xfrm>
-                      <a:off x="0" y="0"/>
-                      <a:ext cx="5040000" cy="2048308"/>
-                    </a:xfrm>
-                    <a:prstGeom prst="rect">
-                      <a:avLst/>
-                    </a:prstGeom>
-                  </pic:spPr>
-                </pic:pic>
-              </a:graphicData>
-            </a:graphic>
-          </wp:inline>
-        </w:drawing>
-      </w:r>
-    </w:p>
-    <w:p>
-      <w:r>
-        <w:br w:type="page"/>
-      </w:r>
-    </w:p>
-    <w:p>
-      <w:pPr>
-        <w:pStyle w:val="ListParagraph"/>
-        <w:numPr>
-          <w:ilvl w:val="0"/>
-          <w:numId w:val="14"/>
-        </w:numPr>
-        <w:jc w:val="both"/>
-      </w:pPr>
-      <w:r>
-        <w:rPr>
-          <w:rFonts w:ascii="Calibri" w:eastAsia="Calibri" w:hAnsi="Calibri" w:cs="Calibri"/>
-          <w:szCs w:val="22"/>
-          <w:lang w:val="id" w:eastAsia="en-US"/>
-        </w:rPr>
-        <w:lastRenderedPageBreak/>
-        <w:t>Jalankan</w:t>
-      </w:r>
-      <w:r>
-        <w:rPr>
-          <w:rFonts w:ascii="Calibri" w:eastAsia="Calibri" w:hAnsi="Calibri" w:cs="Calibri"/>
-          <w:szCs w:val="22"/>
-          <w:lang w:eastAsia="en-US"/>
-        </w:rPr>
-        <w:t xml:space="preserve"> localhost:8080/Produk_Admin</w:t>
-      </w:r>
-      <w:r>
-        <w:rPr>
-          <w:rFonts w:ascii="Calibri" w:eastAsia="Calibri" w:hAnsi="Calibri" w:cs="Calibri"/>
-          <w:color w:val="0000FF"/>
-          <w:szCs w:val="22"/>
-          <w:lang w:eastAsia="en-US"/>
-        </w:rPr>
-        <w:t xml:space="preserve">, </w:t>
-      </w:r>
-      <w:r>
-        <w:rPr>
-          <w:rFonts w:ascii="Calibri" w:eastAsia="Calibri" w:hAnsi="Calibri" w:cs="Calibri"/>
-          <w:szCs w:val="22"/>
-          <w:lang w:val="id" w:eastAsia="en-US"/>
-        </w:rPr>
-        <w:t xml:space="preserve">tekan tombol </w:t>
-      </w:r>
-      <w:r>
-        <w:rPr>
-          <w:rFonts w:ascii="Calibri" w:eastAsia="Calibri" w:hAnsi="Calibri" w:cs="Calibri"/>
-          <w:szCs w:val="22"/>
-          <w:lang w:eastAsia="en-US"/>
-        </w:rPr>
-        <w:t>edit pada salah satu produk</w:t>
-      </w:r>
-      <w:r>
-        <w:rPr>
-          <w:rFonts w:ascii="Calibri" w:eastAsia="Calibri" w:hAnsi="Calibri" w:cs="Calibri"/>
-          <w:szCs w:val="22"/>
-          <w:lang w:eastAsia="en-US"/>
-        </w:rPr>
-        <w:t xml:space="preserve">, </w:t>
-      </w:r>
-      <w:r>
-        <w:t>Maka akan tampil seperti gambar dibawah</w:t>
-      </w:r>
-    </w:p>
-    <w:p>
-      <w:pPr>
-        <w:pStyle w:val="ListParagraph"/>
-        <w:jc w:val="both"/>
-        <w:rPr>
-          <w:rFonts w:asciiTheme="majorHAnsi" w:hAnsiTheme="majorHAnsi" w:cstheme="majorHAnsi"/>
-        </w:rPr>
-      </w:pPr>
-      <w:r>
-        <w:rPr>
-          <w:rFonts w:asciiTheme="majorHAnsi" w:hAnsiTheme="majorHAnsi" w:cstheme="majorHAnsi"/>
-        </w:rPr>
-        <w:drawing>
-          <wp:inline distT="0" distB="0" distL="0" distR="0" wp14:anchorId="37279E40" wp14:editId="05EED405">
-            <wp:extent cx="2829320" cy="4896533"/>
-            <wp:effectExtent l="0" t="0" r="9525" b="0"/>
-            <wp:docPr id="193" name="Picture 193"/>
             <wp:cNvGraphicFramePr>
               <a:graphicFrameLocks xmlns:a="http://schemas.openxmlformats.org/drawingml/2006/main" noChangeAspect="1"/>
             </wp:cNvGraphicFramePr>
@@ -10004,6 +10041,117 @@
                   <pic:spPr>
                     <a:xfrm>
                       <a:off x="0" y="0"/>
+                      <a:ext cx="5040000" cy="2048308"/>
+                    </a:xfrm>
+                    <a:prstGeom prst="rect">
+                      <a:avLst/>
+                    </a:prstGeom>
+                  </pic:spPr>
+                </pic:pic>
+              </a:graphicData>
+            </a:graphic>
+          </wp:inline>
+        </w:drawing>
+      </w:r>
+    </w:p>
+    <w:p>
+      <w:r>
+        <w:br w:type="page"/>
+      </w:r>
+    </w:p>
+    <w:p>
+      <w:pPr>
+        <w:pStyle w:val="ListParagraph"/>
+        <w:numPr>
+          <w:ilvl w:val="0"/>
+          <w:numId w:val="14"/>
+        </w:numPr>
+        <w:jc w:val="both"/>
+      </w:pPr>
+      <w:r>
+        <w:rPr>
+          <w:rFonts w:ascii="Calibri" w:eastAsia="Calibri" w:hAnsi="Calibri" w:cs="Calibri"/>
+          <w:szCs w:val="22"/>
+          <w:lang w:val="id" w:eastAsia="en-US"/>
+        </w:rPr>
+        <w:lastRenderedPageBreak/>
+        <w:t>Jalankan</w:t>
+      </w:r>
+      <w:r>
+        <w:rPr>
+          <w:rFonts w:ascii="Calibri" w:eastAsia="Calibri" w:hAnsi="Calibri" w:cs="Calibri"/>
+          <w:szCs w:val="22"/>
+          <w:lang w:eastAsia="en-US"/>
+        </w:rPr>
+        <w:t xml:space="preserve"> localhost:8080/Produk_Admin</w:t>
+      </w:r>
+      <w:r>
+        <w:rPr>
+          <w:rFonts w:ascii="Calibri" w:eastAsia="Calibri" w:hAnsi="Calibri" w:cs="Calibri"/>
+          <w:color w:val="0000FF"/>
+          <w:szCs w:val="22"/>
+          <w:lang w:eastAsia="en-US"/>
+        </w:rPr>
+        <w:t xml:space="preserve">, </w:t>
+      </w:r>
+      <w:r>
+        <w:rPr>
+          <w:rFonts w:ascii="Calibri" w:eastAsia="Calibri" w:hAnsi="Calibri" w:cs="Calibri"/>
+          <w:szCs w:val="22"/>
+          <w:lang w:val="id" w:eastAsia="en-US"/>
+        </w:rPr>
+        <w:t xml:space="preserve">tekan tombol </w:t>
+      </w:r>
+      <w:r>
+        <w:rPr>
+          <w:rFonts w:ascii="Calibri" w:eastAsia="Calibri" w:hAnsi="Calibri" w:cs="Calibri"/>
+          <w:szCs w:val="22"/>
+          <w:lang w:eastAsia="en-US"/>
+        </w:rPr>
+        <w:t xml:space="preserve">edit pada salah satu produk, </w:t>
+      </w:r>
+      <w:r>
+        <w:t>Maka akan tampil seperti gambar dibawah</w:t>
+      </w:r>
+    </w:p>
+    <w:p>
+      <w:pPr>
+        <w:pStyle w:val="ListParagraph"/>
+        <w:jc w:val="both"/>
+        <w:rPr>
+          <w:rFonts w:asciiTheme="majorHAnsi" w:hAnsiTheme="majorHAnsi" w:cstheme="majorHAnsi"/>
+        </w:rPr>
+      </w:pPr>
+      <w:r>
+        <w:rPr>
+          <w:rFonts w:asciiTheme="majorHAnsi" w:hAnsiTheme="majorHAnsi" w:cstheme="majorHAnsi"/>
+          <w:noProof/>
+          <w:lang w:val="en-US" w:eastAsia="en-US"/>
+        </w:rPr>
+        <w:drawing>
+          <wp:inline distT="0" distB="0" distL="0" distR="0" wp14:anchorId="37279E40" wp14:editId="05EED405">
+            <wp:extent cx="2829320" cy="4896533"/>
+            <wp:effectExtent l="0" t="0" r="9525" b="0"/>
+            <wp:docPr id="193" name="Picture 193"/>
+            <wp:cNvGraphicFramePr>
+              <a:graphicFrameLocks xmlns:a="http://schemas.openxmlformats.org/drawingml/2006/main" noChangeAspect="1"/>
+            </wp:cNvGraphicFramePr>
+            <a:graphic xmlns:a="http://schemas.openxmlformats.org/drawingml/2006/main">
+              <a:graphicData uri="http://schemas.openxmlformats.org/drawingml/2006/picture">
+                <pic:pic xmlns:pic="http://schemas.openxmlformats.org/drawingml/2006/picture">
+                  <pic:nvPicPr>
+                    <pic:cNvPr id="0" name=""/>
+                    <pic:cNvPicPr/>
+                  </pic:nvPicPr>
+                  <pic:blipFill>
+                    <a:blip r:embed="rId72"/>
+                    <a:stretch>
+                      <a:fillRect/>
+                    </a:stretch>
+                  </pic:blipFill>
+                  <pic:spPr>
+                    <a:xfrm>
+                      <a:off x="0" y="0"/>
                       <a:ext cx="2829320" cy="4896533"/>
                     </a:xfrm>
                     <a:prstGeom prst="rect">
@@ -10191,6 +10339,8 @@
       <w:r>
         <w:rPr>
           <w:rFonts w:asciiTheme="majorHAnsi" w:hAnsiTheme="majorHAnsi" w:cstheme="majorHAnsi"/>
+          <w:noProof/>
+          <w:lang w:val="en-US" w:eastAsia="en-US"/>
         </w:rPr>
         <w:drawing>
           <wp:inline distT="0" distB="0" distL="0" distR="0" wp14:anchorId="3ECFAA81" wp14:editId="65720323">
@@ -10208,7 +10358,7 @@
                     <pic:cNvPicPr/>
                   </pic:nvPicPr>
                   <pic:blipFill>
-                    <a:blip r:embed="rId72"/>
+                    <a:blip r:embed="rId73"/>
                     <a:stretch>
                       <a:fillRect/>
                     </a:stretch>
@@ -10383,91 +10533,14 @@
       <w:r>
         <w:rPr>
           <w:rFonts w:asciiTheme="majorHAnsi" w:hAnsiTheme="majorHAnsi" w:cstheme="majorHAnsi"/>
+          <w:noProof/>
+          <w:lang w:val="en-US" w:eastAsia="en-US"/>
         </w:rPr>
         <w:drawing>
           <wp:inline distT="0" distB="0" distL="0" distR="0" wp14:anchorId="4D6FF01E" wp14:editId="77F6F494">
             <wp:extent cx="5040000" cy="4887615"/>
             <wp:effectExtent l="0" t="0" r="8255" b="8255"/>
             <wp:docPr id="195" name="Picture 195"/>
-            <wp:cNvGraphicFramePr>
-              <a:graphicFrameLocks xmlns:a="http://schemas.openxmlformats.org/drawingml/2006/main" noChangeAspect="1"/>
-            </wp:cNvGraphicFramePr>
-            <a:graphic xmlns:a="http://schemas.openxmlformats.org/drawingml/2006/main">
-              <a:graphicData uri="http://schemas.openxmlformats.org/drawingml/2006/picture">
-                <pic:pic xmlns:pic="http://schemas.openxmlformats.org/drawingml/2006/picture">
-                  <pic:nvPicPr>
-                    <pic:cNvPr id="0" name=""/>
-                    <pic:cNvPicPr/>
-                  </pic:nvPicPr>
-                  <pic:blipFill>
-                    <a:blip r:embed="rId73"/>
-                    <a:stretch>
-                      <a:fillRect/>
-                    </a:stretch>
-                  </pic:blipFill>
-                  <pic:spPr>
-                    <a:xfrm>
-                      <a:off x="0" y="0"/>
-                      <a:ext cx="5040000" cy="4887615"/>
-                    </a:xfrm>
-                    <a:prstGeom prst="rect">
-                      <a:avLst/>
-                    </a:prstGeom>
-                  </pic:spPr>
-                </pic:pic>
-              </a:graphicData>
-            </a:graphic>
-          </wp:inline>
-        </w:drawing>
-      </w:r>
-    </w:p>
-    <w:p>
-      <w:pPr>
-        <w:pStyle w:val="ListParagraph"/>
-        <w:numPr>
-          <w:ilvl w:val="0"/>
-          <w:numId w:val="14"/>
-        </w:numPr>
-      </w:pPr>
-      <w:r>
-        <w:rPr>
-          <w:rFonts w:ascii="Calibri" w:eastAsia="Calibri" w:hAnsi="Calibri" w:cs="Calibri"/>
-          <w:szCs w:val="22"/>
-          <w:lang w:val="id" w:eastAsia="en-US"/>
-        </w:rPr>
-        <w:t>Jalankan</w:t>
-      </w:r>
-      <w:r>
-        <w:rPr>
-          <w:rFonts w:ascii="Calibri" w:eastAsia="Calibri" w:hAnsi="Calibri" w:cs="Calibri"/>
-          <w:szCs w:val="22"/>
-          <w:lang w:eastAsia="en-US"/>
-        </w:rPr>
-        <w:t xml:space="preserve"> localhost:8080/Produk_Admin</w:t>
-      </w:r>
-      <w:r>
-        <w:rPr>
-          <w:rFonts w:ascii="Calibri" w:eastAsia="Calibri" w:hAnsi="Calibri" w:cs="Calibri"/>
-          <w:color w:val="0000FF"/>
-          <w:szCs w:val="22"/>
-          <w:lang w:eastAsia="en-US"/>
-        </w:rPr>
-        <w:t xml:space="preserve">, </w:t>
-      </w:r>
-      <w:r>
-        <w:t>Maka akan tampil seperti gambar dibawah</w:t>
-      </w:r>
-    </w:p>
-    <w:p>
-      <w:pPr>
-        <w:pStyle w:val="ListParagraph"/>
-      </w:pPr>
-      <w:r>
-        <w:drawing>
-          <wp:inline distT="0" distB="0" distL="0" distR="0" wp14:anchorId="326F9B9B" wp14:editId="74ABAC31">
-            <wp:extent cx="5490845" cy="952098"/>
-            <wp:effectExtent l="0" t="0" r="0" b="635"/>
-            <wp:docPr id="197" name="Picture 197"/>
             <wp:cNvGraphicFramePr>
               <a:graphicFrameLocks xmlns:a="http://schemas.openxmlformats.org/drawingml/2006/main" noChangeAspect="1"/>
             </wp:cNvGraphicFramePr>
@@ -10487,7 +10560,7 @@
                   <pic:spPr>
                     <a:xfrm>
                       <a:off x="0" y="0"/>
-                      <a:ext cx="5490845" cy="952098"/>
+                      <a:ext cx="5040000" cy="4887615"/>
                     </a:xfrm>
                     <a:prstGeom prst="rect">
                       <a:avLst/>
@@ -10501,17 +10574,40 @@
       </w:r>
     </w:p>
     <w:p>
-      <w:r>
-        <w:br w:type="page"/>
-      </w:r>
-    </w:p>
-    <w:p>
       <w:pPr>
         <w:pStyle w:val="ListParagraph"/>
-      </w:pPr>
-      <w:r>
-        <w:lastRenderedPageBreak/>
-        <w:t>Ketika tombol edit ditekan</w:t>
+        <w:numPr>
+          <w:ilvl w:val="0"/>
+          <w:numId w:val="14"/>
+        </w:numPr>
+      </w:pPr>
+      <w:r>
+        <w:rPr>
+          <w:rFonts w:ascii="Calibri" w:eastAsia="Calibri" w:hAnsi="Calibri" w:cs="Calibri"/>
+          <w:szCs w:val="22"/>
+          <w:lang w:val="id" w:eastAsia="en-US"/>
+        </w:rPr>
+        <w:t>Jalankan</w:t>
+      </w:r>
+      <w:r>
+        <w:rPr>
+          <w:rFonts w:ascii="Calibri" w:eastAsia="Calibri" w:hAnsi="Calibri" w:cs="Calibri"/>
+          <w:szCs w:val="22"/>
+          <w:lang w:eastAsia="en-US"/>
+        </w:rPr>
+        <w:t xml:space="preserve"> localhost:8080/Produk_Admin</w:t>
+      </w:r>
+      <w:r>
+        <w:rPr>
+          <w:rFonts w:ascii="Calibri" w:eastAsia="Calibri" w:hAnsi="Calibri" w:cs="Calibri"/>
+          <w:color w:val="0000FF"/>
+          <w:szCs w:val="22"/>
+          <w:lang w:eastAsia="en-US"/>
+        </w:rPr>
+        <w:t xml:space="preserve">, </w:t>
+      </w:r>
+      <w:r>
+        <w:t>Maka akan tampil seperti gambar dibawah</w:t>
       </w:r>
     </w:p>
     <w:p>
@@ -10519,11 +10615,15 @@
         <w:pStyle w:val="ListParagraph"/>
       </w:pPr>
       <w:r>
+        <w:rPr>
+          <w:noProof/>
+          <w:lang w:val="en-US" w:eastAsia="en-US"/>
+        </w:rPr>
         <w:drawing>
-          <wp:inline distT="0" distB="0" distL="0" distR="0" wp14:anchorId="11559122" wp14:editId="0BFB6EF3">
-            <wp:extent cx="2160000" cy="4006340"/>
-            <wp:effectExtent l="0" t="0" r="0" b="0"/>
-            <wp:docPr id="198" name="Picture 198"/>
+          <wp:inline distT="0" distB="0" distL="0" distR="0" wp14:anchorId="326F9B9B" wp14:editId="74ABAC31">
+            <wp:extent cx="5490845" cy="952098"/>
+            <wp:effectExtent l="0" t="0" r="0" b="635"/>
+            <wp:docPr id="197" name="Picture 197"/>
             <wp:cNvGraphicFramePr>
               <a:graphicFrameLocks xmlns:a="http://schemas.openxmlformats.org/drawingml/2006/main" noChangeAspect="1"/>
             </wp:cNvGraphicFramePr>
@@ -10543,7 +10643,7 @@
                   <pic:spPr>
                     <a:xfrm>
                       <a:off x="0" y="0"/>
-                      <a:ext cx="2160000" cy="4006340"/>
+                      <a:ext cx="5490845" cy="952098"/>
                     </a:xfrm>
                     <a:prstGeom prst="rect">
                       <a:avLst/>
@@ -10557,11 +10657,17 @@
       </w:r>
     </w:p>
     <w:p>
+      <w:r>
+        <w:br w:type="page"/>
+      </w:r>
+    </w:p>
+    <w:p>
       <w:pPr>
         <w:pStyle w:val="ListParagraph"/>
       </w:pPr>
       <w:r>
-        <w:t>Ketika foto dan jumlah stok dirubah</w:t>
+        <w:lastRenderedPageBreak/>
+        <w:t>Ketika tombol edit ditekan</w:t>
       </w:r>
     </w:p>
     <w:p>
@@ -10569,11 +10675,15 @@
         <w:pStyle w:val="ListParagraph"/>
       </w:pPr>
       <w:r>
+        <w:rPr>
+          <w:noProof/>
+          <w:lang w:val="en-US" w:eastAsia="en-US"/>
+        </w:rPr>
         <w:drawing>
-          <wp:inline distT="0" distB="0" distL="0" distR="0" wp14:anchorId="78EA94A3" wp14:editId="5A5528F3">
-            <wp:extent cx="2160000" cy="3913247"/>
+          <wp:inline distT="0" distB="0" distL="0" distR="0" wp14:anchorId="11559122" wp14:editId="0BFB6EF3">
+            <wp:extent cx="2160000" cy="4006340"/>
             <wp:effectExtent l="0" t="0" r="0" b="0"/>
-            <wp:docPr id="199" name="Picture 199"/>
+            <wp:docPr id="198" name="Picture 198"/>
             <wp:cNvGraphicFramePr>
               <a:graphicFrameLocks xmlns:a="http://schemas.openxmlformats.org/drawingml/2006/main" noChangeAspect="1"/>
             </wp:cNvGraphicFramePr>
@@ -10593,7 +10703,7 @@
                   <pic:spPr>
                     <a:xfrm>
                       <a:off x="0" y="0"/>
-                      <a:ext cx="2160000" cy="3913247"/>
+                      <a:ext cx="2160000" cy="4006340"/>
                     </a:xfrm>
                     <a:prstGeom prst="rect">
                       <a:avLst/>
@@ -10607,20 +10717,11 @@
       </w:r>
     </w:p>
     <w:p>
-      <w:r>
-        <w:br w:type="page"/>
-      </w:r>
-    </w:p>
-    <w:p>
       <w:pPr>
         <w:pStyle w:val="ListParagraph"/>
       </w:pPr>
       <w:r>
-        <w:lastRenderedPageBreak/>
-        <w:t xml:space="preserve">Dan ketika tombol simpan ditekan, </w:t>
-      </w:r>
-      <w:r>
-        <w:t>Maka akan tampak seperti pada tampilan berikut, ketika berhasil menyimpan edit data</w:t>
+        <w:t>Ketika foto dan jumlah stok dirubah</w:t>
       </w:r>
     </w:p>
     <w:p>
@@ -10628,11 +10729,15 @@
         <w:pStyle w:val="ListParagraph"/>
       </w:pPr>
       <w:r>
+        <w:rPr>
+          <w:noProof/>
+          <w:lang w:val="en-US" w:eastAsia="en-US"/>
+        </w:rPr>
         <w:drawing>
-          <wp:inline distT="0" distB="0" distL="0" distR="0" wp14:anchorId="444C942E" wp14:editId="13B0D9BF">
-            <wp:extent cx="5040000" cy="658000"/>
-            <wp:effectExtent l="0" t="0" r="8255" b="8890"/>
-            <wp:docPr id="200" name="Picture 200"/>
+          <wp:inline distT="0" distB="0" distL="0" distR="0" wp14:anchorId="78EA94A3" wp14:editId="5A5528F3">
+            <wp:extent cx="2160000" cy="3913247"/>
+            <wp:effectExtent l="0" t="0" r="0" b="0"/>
+            <wp:docPr id="199" name="Picture 199"/>
             <wp:cNvGraphicFramePr>
               <a:graphicFrameLocks xmlns:a="http://schemas.openxmlformats.org/drawingml/2006/main" noChangeAspect="1"/>
             </wp:cNvGraphicFramePr>
@@ -10652,6 +10757,69 @@
                   <pic:spPr>
                     <a:xfrm>
                       <a:off x="0" y="0"/>
+                      <a:ext cx="2160000" cy="3913247"/>
+                    </a:xfrm>
+                    <a:prstGeom prst="rect">
+                      <a:avLst/>
+                    </a:prstGeom>
+                  </pic:spPr>
+                </pic:pic>
+              </a:graphicData>
+            </a:graphic>
+          </wp:inline>
+        </w:drawing>
+      </w:r>
+    </w:p>
+    <w:p>
+      <w:r>
+        <w:br w:type="page"/>
+      </w:r>
+    </w:p>
+    <w:p>
+      <w:pPr>
+        <w:pStyle w:val="ListParagraph"/>
+      </w:pPr>
+      <w:r>
+        <w:lastRenderedPageBreak/>
+        <w:t xml:space="preserve">Dan ketika tombol simpan ditekan, </w:t>
+      </w:r>
+      <w:r>
+        <w:t>Maka akan tampak seperti pada tampilan berikut, ketika berhasil menyimpan edit data</w:t>
+      </w:r>
+    </w:p>
+    <w:p>
+      <w:pPr>
+        <w:pStyle w:val="ListParagraph"/>
+      </w:pPr>
+      <w:r>
+        <w:rPr>
+          <w:noProof/>
+          <w:lang w:val="en-US" w:eastAsia="en-US"/>
+        </w:rPr>
+        <w:drawing>
+          <wp:inline distT="0" distB="0" distL="0" distR="0" wp14:anchorId="444C942E" wp14:editId="13B0D9BF">
+            <wp:extent cx="5040000" cy="658000"/>
+            <wp:effectExtent l="0" t="0" r="8255" b="8890"/>
+            <wp:docPr id="200" name="Picture 200"/>
+            <wp:cNvGraphicFramePr>
+              <a:graphicFrameLocks xmlns:a="http://schemas.openxmlformats.org/drawingml/2006/main" noChangeAspect="1"/>
+            </wp:cNvGraphicFramePr>
+            <a:graphic xmlns:a="http://schemas.openxmlformats.org/drawingml/2006/main">
+              <a:graphicData uri="http://schemas.openxmlformats.org/drawingml/2006/picture">
+                <pic:pic xmlns:pic="http://schemas.openxmlformats.org/drawingml/2006/picture">
+                  <pic:nvPicPr>
+                    <pic:cNvPr id="0" name=""/>
+                    <pic:cNvPicPr/>
+                  </pic:nvPicPr>
+                  <pic:blipFill>
+                    <a:blip r:embed="rId78"/>
+                    <a:stretch>
+                      <a:fillRect/>
+                    </a:stretch>
+                  </pic:blipFill>
+                  <pic:spPr>
+                    <a:xfrm>
+                      <a:off x="0" y="0"/>
                       <a:ext cx="5040000" cy="658000"/>
                     </a:xfrm>
                     <a:prstGeom prst="rect">
@@ -10832,6 +11000,8 @@
       <w:r>
         <w:rPr>
           <w:rFonts w:asciiTheme="majorHAnsi" w:hAnsiTheme="majorHAnsi" w:cstheme="majorHAnsi"/>
+          <w:noProof/>
+          <w:lang w:val="en-US" w:eastAsia="en-US"/>
         </w:rPr>
         <w:drawing>
           <wp:inline distT="0" distB="0" distL="0" distR="0" wp14:anchorId="10D5F159" wp14:editId="7A98A27E">
@@ -10849,7 +11019,7 @@
                     <pic:cNvPicPr/>
                   </pic:nvPicPr>
                   <pic:blipFill>
-                    <a:blip r:embed="rId78"/>
+                    <a:blip r:embed="rId79"/>
                     <a:stretch>
                       <a:fillRect/>
                     </a:stretch>
@@ -11022,6 +11192,8 @@
       <w:r>
         <w:rPr>
           <w:rFonts w:asciiTheme="majorHAnsi" w:hAnsiTheme="majorHAnsi" w:cstheme="majorHAnsi"/>
+          <w:noProof/>
+          <w:lang w:val="en-US" w:eastAsia="en-US"/>
         </w:rPr>
         <w:drawing>
           <wp:inline distT="0" distB="0" distL="0" distR="0" wp14:anchorId="207A7042" wp14:editId="44C519D3">
@@ -11039,7 +11211,7 @@
                     <pic:cNvPicPr/>
                   </pic:nvPicPr>
                   <pic:blipFill>
-                    <a:blip r:embed="rId79"/>
+                    <a:blip r:embed="rId80"/>
                     <a:stretch>
                       <a:fillRect/>
                     </a:stretch>
@@ -11178,115 +11350,14 @@
       <w:r>
         <w:rPr>
           <w:rFonts w:asciiTheme="majorHAnsi" w:hAnsiTheme="majorHAnsi" w:cstheme="majorHAnsi"/>
+          <w:noProof/>
+          <w:lang w:val="en-US" w:eastAsia="en-US"/>
         </w:rPr>
         <w:drawing>
           <wp:inline distT="0" distB="0" distL="0" distR="0" wp14:anchorId="15414668" wp14:editId="416EF8AB">
             <wp:extent cx="5040000" cy="2037000"/>
             <wp:effectExtent l="0" t="0" r="0" b="1905"/>
             <wp:docPr id="204" name="Picture 204"/>
-            <wp:cNvGraphicFramePr>
-              <a:graphicFrameLocks xmlns:a="http://schemas.openxmlformats.org/drawingml/2006/main" noChangeAspect="1"/>
-            </wp:cNvGraphicFramePr>
-            <a:graphic xmlns:a="http://schemas.openxmlformats.org/drawingml/2006/main">
-              <a:graphicData uri="http://schemas.openxmlformats.org/drawingml/2006/picture">
-                <pic:pic xmlns:pic="http://schemas.openxmlformats.org/drawingml/2006/picture">
-                  <pic:nvPicPr>
-                    <pic:cNvPr id="0" name=""/>
-                    <pic:cNvPicPr/>
-                  </pic:nvPicPr>
-                  <pic:blipFill>
-                    <a:blip r:embed="rId80"/>
-                    <a:stretch>
-                      <a:fillRect/>
-                    </a:stretch>
-                  </pic:blipFill>
-                  <pic:spPr>
-                    <a:xfrm>
-                      <a:off x="0" y="0"/>
-                      <a:ext cx="5040000" cy="2037000"/>
-                    </a:xfrm>
-                    <a:prstGeom prst="rect">
-                      <a:avLst/>
-                    </a:prstGeom>
-                  </pic:spPr>
-                </pic:pic>
-              </a:graphicData>
-            </a:graphic>
-          </wp:inline>
-        </w:drawing>
-      </w:r>
-    </w:p>
-    <w:p>
-      <w:pPr>
-        <w:rPr>
-          <w:rFonts w:asciiTheme="majorHAnsi" w:hAnsiTheme="majorHAnsi" w:cstheme="majorHAnsi"/>
-        </w:rPr>
-      </w:pPr>
-      <w:r>
-        <w:rPr>
-          <w:rFonts w:asciiTheme="majorHAnsi" w:hAnsiTheme="majorHAnsi" w:cstheme="majorHAnsi"/>
-        </w:rPr>
-        <w:br w:type="page"/>
-      </w:r>
-    </w:p>
-    <w:p>
-      <w:pPr>
-        <w:pStyle w:val="ListParagraph"/>
-        <w:numPr>
-          <w:ilvl w:val="0"/>
-          <w:numId w:val="14"/>
-        </w:numPr>
-        <w:jc w:val="both"/>
-        <w:rPr>
-          <w:rFonts w:asciiTheme="majorHAnsi" w:hAnsiTheme="majorHAnsi" w:cstheme="majorHAnsi"/>
-        </w:rPr>
-      </w:pPr>
-      <w:r>
-        <w:rPr>
-          <w:rFonts w:ascii="Calibri" w:eastAsia="Calibri" w:hAnsi="Calibri" w:cs="Calibri"/>
-          <w:szCs w:val="22"/>
-          <w:lang w:val="id" w:eastAsia="en-US"/>
-        </w:rPr>
-        <w:lastRenderedPageBreak/>
-        <w:t>Jalankan</w:t>
-      </w:r>
-      <w:r>
-        <w:rPr>
-          <w:rFonts w:ascii="Calibri" w:eastAsia="Calibri" w:hAnsi="Calibri" w:cs="Calibri"/>
-          <w:szCs w:val="22"/>
-          <w:lang w:eastAsia="en-US"/>
-        </w:rPr>
-        <w:t xml:space="preserve"> localhost:8080/Produk_Admin</w:t>
-      </w:r>
-      <w:r>
-        <w:rPr>
-          <w:rFonts w:ascii="Calibri" w:eastAsia="Calibri" w:hAnsi="Calibri" w:cs="Calibri"/>
-          <w:color w:val="0000FF"/>
-          <w:szCs w:val="22"/>
-          <w:lang w:eastAsia="en-US"/>
-        </w:rPr>
-        <w:t xml:space="preserve">, </w:t>
-      </w:r>
-      <w:r>
-        <w:t>Maka akan tampil seperti gambar dibawah</w:t>
-      </w:r>
-    </w:p>
-    <w:p>
-      <w:pPr>
-        <w:pStyle w:val="ListParagraph"/>
-        <w:rPr>
-          <w:rFonts w:asciiTheme="majorHAnsi" w:hAnsiTheme="majorHAnsi" w:cstheme="majorHAnsi"/>
-        </w:rPr>
-      </w:pPr>
-      <w:r>
-        <w:rPr>
-          <w:rFonts w:asciiTheme="majorHAnsi" w:hAnsiTheme="majorHAnsi" w:cstheme="majorHAnsi"/>
-        </w:rPr>
-        <w:drawing>
-          <wp:inline distT="0" distB="0" distL="0" distR="0" wp14:anchorId="4B658DF5" wp14:editId="3990B08B">
-            <wp:extent cx="5040000" cy="2682077"/>
-            <wp:effectExtent l="0" t="0" r="8255" b="4445"/>
-            <wp:docPr id="209" name="Picture 209"/>
             <wp:cNvGraphicFramePr>
               <a:graphicFrameLocks xmlns:a="http://schemas.openxmlformats.org/drawingml/2006/main" noChangeAspect="1"/>
             </wp:cNvGraphicFramePr>
@@ -11306,7 +11377,7 @@
                   <pic:spPr>
                     <a:xfrm>
                       <a:off x="0" y="0"/>
-                      <a:ext cx="5040000" cy="2682077"/>
+                      <a:ext cx="5040000" cy="2037000"/>
                     </a:xfrm>
                     <a:prstGeom prst="rect">
                       <a:avLst/>
@@ -11321,16 +11392,57 @@
     </w:p>
     <w:p>
       <w:pPr>
+        <w:rPr>
+          <w:rFonts w:asciiTheme="majorHAnsi" w:hAnsiTheme="majorHAnsi" w:cstheme="majorHAnsi"/>
+        </w:rPr>
+      </w:pPr>
+      <w:r>
+        <w:rPr>
+          <w:rFonts w:asciiTheme="majorHAnsi" w:hAnsiTheme="majorHAnsi" w:cstheme="majorHAnsi"/>
+        </w:rPr>
+        <w:br w:type="page"/>
+      </w:r>
+    </w:p>
+    <w:p>
+      <w:pPr>
         <w:pStyle w:val="ListParagraph"/>
-        <w:rPr>
-          <w:rFonts w:asciiTheme="majorHAnsi" w:hAnsiTheme="majorHAnsi" w:cstheme="majorHAnsi"/>
-        </w:rPr>
-      </w:pPr>
-      <w:r>
-        <w:rPr>
-          <w:rFonts w:asciiTheme="majorHAnsi" w:hAnsiTheme="majorHAnsi" w:cstheme="majorHAnsi"/>
-        </w:rPr>
-        <w:t>Tekan tombol hapus, kalau kodenya bener maka akan tampil seperti gambar dibawah ini</w:t>
+        <w:numPr>
+          <w:ilvl w:val="0"/>
+          <w:numId w:val="14"/>
+        </w:numPr>
+        <w:jc w:val="both"/>
+        <w:rPr>
+          <w:rFonts w:asciiTheme="majorHAnsi" w:hAnsiTheme="majorHAnsi" w:cstheme="majorHAnsi"/>
+        </w:rPr>
+      </w:pPr>
+      <w:r>
+        <w:rPr>
+          <w:rFonts w:ascii="Calibri" w:eastAsia="Calibri" w:hAnsi="Calibri" w:cs="Calibri"/>
+          <w:szCs w:val="22"/>
+          <w:lang w:val="id" w:eastAsia="en-US"/>
+        </w:rPr>
+        <w:lastRenderedPageBreak/>
+        <w:t>Jalankan</w:t>
+      </w:r>
+      <w:r>
+        <w:rPr>
+          <w:rFonts w:ascii="Calibri" w:eastAsia="Calibri" w:hAnsi="Calibri" w:cs="Calibri"/>
+          <w:szCs w:val="22"/>
+          <w:lang w:eastAsia="en-US"/>
+        </w:rPr>
+        <w:t xml:space="preserve"> localhost:8080/Produk_Admin</w:t>
+      </w:r>
+      <w:r>
+        <w:rPr>
+          <w:rFonts w:ascii="Calibri" w:eastAsia="Calibri" w:hAnsi="Calibri" w:cs="Calibri"/>
+          <w:color w:val="0000FF"/>
+          <w:szCs w:val="22"/>
+          <w:lang w:eastAsia="en-US"/>
+        </w:rPr>
+        <w:t xml:space="preserve">, </w:t>
+      </w:r>
+      <w:r>
+        <w:t>Maka akan tampil seperti gambar dibawah</w:t>
       </w:r>
     </w:p>
     <w:p>
@@ -11343,12 +11455,14 @@
       <w:r>
         <w:rPr>
           <w:rFonts w:asciiTheme="majorHAnsi" w:hAnsiTheme="majorHAnsi" w:cstheme="majorHAnsi"/>
+          <w:noProof/>
+          <w:lang w:val="en-US" w:eastAsia="en-US"/>
         </w:rPr>
         <w:drawing>
-          <wp:inline distT="0" distB="0" distL="0" distR="0" wp14:anchorId="721FD403" wp14:editId="4A156B14">
-            <wp:extent cx="5040000" cy="2689616"/>
-            <wp:effectExtent l="0" t="0" r="8255" b="0"/>
-            <wp:docPr id="210" name="Picture 210"/>
+          <wp:inline distT="0" distB="0" distL="0" distR="0" wp14:anchorId="4B658DF5" wp14:editId="3990B08B">
+            <wp:extent cx="5040000" cy="2682077"/>
+            <wp:effectExtent l="0" t="0" r="8255" b="4445"/>
+            <wp:docPr id="209" name="Picture 209"/>
             <wp:cNvGraphicFramePr>
               <a:graphicFrameLocks xmlns:a="http://schemas.openxmlformats.org/drawingml/2006/main" noChangeAspect="1"/>
             </wp:cNvGraphicFramePr>
@@ -11368,6 +11482,70 @@
                   <pic:spPr>
                     <a:xfrm>
                       <a:off x="0" y="0"/>
+                      <a:ext cx="5040000" cy="2682077"/>
+                    </a:xfrm>
+                    <a:prstGeom prst="rect">
+                      <a:avLst/>
+                    </a:prstGeom>
+                  </pic:spPr>
+                </pic:pic>
+              </a:graphicData>
+            </a:graphic>
+          </wp:inline>
+        </w:drawing>
+      </w:r>
+    </w:p>
+    <w:p>
+      <w:pPr>
+        <w:pStyle w:val="ListParagraph"/>
+        <w:rPr>
+          <w:rFonts w:asciiTheme="majorHAnsi" w:hAnsiTheme="majorHAnsi" w:cstheme="majorHAnsi"/>
+        </w:rPr>
+      </w:pPr>
+      <w:r>
+        <w:rPr>
+          <w:rFonts w:asciiTheme="majorHAnsi" w:hAnsiTheme="majorHAnsi" w:cstheme="majorHAnsi"/>
+        </w:rPr>
+        <w:t>Tekan tombol hapus, kalau kodenya bener maka akan tampil seperti gambar dibawah ini</w:t>
+      </w:r>
+    </w:p>
+    <w:p>
+      <w:pPr>
+        <w:pStyle w:val="ListParagraph"/>
+        <w:rPr>
+          <w:rFonts w:asciiTheme="majorHAnsi" w:hAnsiTheme="majorHAnsi" w:cstheme="majorHAnsi"/>
+        </w:rPr>
+      </w:pPr>
+      <w:r>
+        <w:rPr>
+          <w:rFonts w:asciiTheme="majorHAnsi" w:hAnsiTheme="majorHAnsi" w:cstheme="majorHAnsi"/>
+          <w:noProof/>
+          <w:lang w:val="en-US" w:eastAsia="en-US"/>
+        </w:rPr>
+        <w:drawing>
+          <wp:inline distT="0" distB="0" distL="0" distR="0" wp14:anchorId="721FD403" wp14:editId="4A156B14">
+            <wp:extent cx="5040000" cy="2689616"/>
+            <wp:effectExtent l="0" t="0" r="8255" b="0"/>
+            <wp:docPr id="210" name="Picture 210"/>
+            <wp:cNvGraphicFramePr>
+              <a:graphicFrameLocks xmlns:a="http://schemas.openxmlformats.org/drawingml/2006/main" noChangeAspect="1"/>
+            </wp:cNvGraphicFramePr>
+            <a:graphic xmlns:a="http://schemas.openxmlformats.org/drawingml/2006/main">
+              <a:graphicData uri="http://schemas.openxmlformats.org/drawingml/2006/picture">
+                <pic:pic xmlns:pic="http://schemas.openxmlformats.org/drawingml/2006/picture">
+                  <pic:nvPicPr>
+                    <pic:cNvPr id="0" name=""/>
+                    <pic:cNvPicPr/>
+                  </pic:nvPicPr>
+                  <pic:blipFill>
+                    <a:blip r:embed="rId83"/>
+                    <a:stretch>
+                      <a:fillRect/>
+                    </a:stretch>
+                  </pic:blipFill>
+                  <pic:spPr>
+                    <a:xfrm>
+                      <a:off x="0" y="0"/>
                       <a:ext cx="5040000" cy="2689616"/>
                     </a:xfrm>
                     <a:prstGeom prst="rect">
@@ -11531,10 +11709,10 @@
       </w:pPr>
     </w:p>
     <w:sectPr>
-      <w:headerReference w:type="default" r:id="rId83"/>
-      <w:footerReference w:type="default" r:id="rId84"/>
-      <w:headerReference w:type="first" r:id="rId85"/>
-      <w:footerReference w:type="first" r:id="rId86"/>
+      <w:headerReference w:type="default" r:id="rId84"/>
+      <w:footerReference w:type="default" r:id="rId85"/>
+      <w:headerReference w:type="first" r:id="rId86"/>
+      <w:footerReference w:type="first" r:id="rId87"/>
       <w:pgSz w:w="11907" w:h="16840"/>
       <w:pgMar w:top="1418" w:right="1842" w:bottom="1276" w:left="1418" w:header="720" w:footer="720" w:gutter="0"/>
       <w:pgNumType w:start="1"/>
@@ -11610,7 +11788,7 @@
         <w:noProof/>
         <w:color w:val="FFFFFF"/>
       </w:rPr>
-      <w:t>31</w:t>
+      <w:t>19</w:t>
     </w:r>
     <w:r>
       <w:rPr>
@@ -12692,7 +12870,7 @@
                       <wps:cNvPr id="3" name="Parallelogram 12">
                         <a:extLst>
                           <a:ext uri="{FF2B5EF4-FFF2-40B4-BE49-F238E27FC236}">
-                            <a16:creationId xmlns:w15="http://schemas.microsoft.com/office/word/2012/wordml" xmlns:a16="http://schemas.microsoft.com/office/drawing/2014/main" xmlns:w16se="http://schemas.microsoft.com/office/word/2015/wordml/symex" xmlns:w16="http://schemas.microsoft.com/office/word/2018/wordml" xmlns:w16cid="http://schemas.microsoft.com/office/word/2016/wordml/cid" xmlns:w16cex="http://schemas.microsoft.com/office/word/2018/wordml/cex" xmlns:w="http://schemas.openxmlformats.org/wordprocessingml/2006/main" xmlns:w10="urn:schemas-microsoft-com:office:word" xmlns:v="urn:schemas-microsoft-com:vml" xmlns:o="urn:schemas-microsoft-com:office:office" xmlns:am3d="http://schemas.microsoft.com/office/drawing/2017/model3d" xmlns:aink="http://schemas.microsoft.com/office/drawing/2016/ink" xmlns:cx8="http://schemas.microsoft.com/office/drawing/2016/5/14/chartex" xmlns:cx7="http://schemas.microsoft.com/office/drawing/2016/5/13/chartex" xmlns:cx6="http://schemas.microsoft.com/office/drawing/2016/5/12/chartex" xmlns:cx5="http://schemas.microsoft.com/office/drawing/2016/5/11/chartex" xmlns:cx4="http://schemas.microsoft.com/office/drawing/2016/5/10/chartex" xmlns:cx3="http://schemas.microsoft.com/office/drawing/2016/5/9/chartex" xmlns:cx2="http://schemas.microsoft.com/office/drawing/2015/10/21/chartex" xmlns:cx1="http://schemas.microsoft.com/office/drawing/2015/9/8/chartex" xmlns:cx="http://schemas.microsoft.com/office/drawing/2014/chartex" xmlns="" id="{0DF4DB2E-1B08-B444-B2FC-E7FB68181731}"/>
+                            <a16:creationId xmlns="" xmlns:cx="http://schemas.microsoft.com/office/drawing/2014/chartex" xmlns:cx1="http://schemas.microsoft.com/office/drawing/2015/9/8/chartex" xmlns:cx2="http://schemas.microsoft.com/office/drawing/2015/10/21/chartex" xmlns:cx3="http://schemas.microsoft.com/office/drawing/2016/5/9/chartex" xmlns:cx4="http://schemas.microsoft.com/office/drawing/2016/5/10/chartex" xmlns:cx5="http://schemas.microsoft.com/office/drawing/2016/5/11/chartex" xmlns:cx6="http://schemas.microsoft.com/office/drawing/2016/5/12/chartex" xmlns:cx7="http://schemas.microsoft.com/office/drawing/2016/5/13/chartex" xmlns:cx8="http://schemas.microsoft.com/office/drawing/2016/5/14/chartex" xmlns:aink="http://schemas.microsoft.com/office/drawing/2016/ink" xmlns:am3d="http://schemas.microsoft.com/office/drawing/2017/model3d" xmlns:o="urn:schemas-microsoft-com:office:office" xmlns:v="urn:schemas-microsoft-com:vml" xmlns:w10="urn:schemas-microsoft-com:office:word" xmlns:w="http://schemas.openxmlformats.org/wordprocessingml/2006/main" xmlns:w16cex="http://schemas.microsoft.com/office/word/2018/wordml/cex" xmlns:w16cid="http://schemas.microsoft.com/office/word/2016/wordml/cid" xmlns:w16="http://schemas.microsoft.com/office/word/2018/wordml" xmlns:w16se="http://schemas.microsoft.com/office/word/2015/wordml/symex" xmlns:a16="http://schemas.microsoft.com/office/drawing/2014/main" xmlns:w15="http://schemas.microsoft.com/office/word/2012/wordml" id="{0DF4DB2E-1B08-B444-B2FC-E7FB68181731}"/>
                           </a:ext>
                         </a:extLst>
                       </wps:cNvPr>
@@ -13768,7 +13946,7 @@
               <wp:docPr id="9" name="Freeform 19">
                 <a:extLst xmlns:a="http://schemas.openxmlformats.org/drawingml/2006/main">
                   <a:ext uri="{FF2B5EF4-FFF2-40B4-BE49-F238E27FC236}">
-                    <a16:creationId xmlns:w15="http://schemas.microsoft.com/office/word/2012/wordml" xmlns:a16="http://schemas.microsoft.com/office/drawing/2014/main" xmlns:w16se="http://schemas.microsoft.com/office/word/2015/wordml/symex" xmlns:w16="http://schemas.microsoft.com/office/word/2018/wordml" xmlns:w16cid="http://schemas.microsoft.com/office/word/2016/wordml/cid" xmlns:w16cex="http://schemas.microsoft.com/office/word/2018/wordml/cex" xmlns:w="http://schemas.openxmlformats.org/wordprocessingml/2006/main" xmlns:w10="urn:schemas-microsoft-com:office:word" xmlns:v="urn:schemas-microsoft-com:vml" xmlns:o="urn:schemas-microsoft-com:office:office" xmlns:am3d="http://schemas.microsoft.com/office/drawing/2017/model3d" xmlns:aink="http://schemas.microsoft.com/office/drawing/2016/ink" xmlns:cx8="http://schemas.microsoft.com/office/drawing/2016/5/14/chartex" xmlns:cx7="http://schemas.microsoft.com/office/drawing/2016/5/13/chartex" xmlns:cx6="http://schemas.microsoft.com/office/drawing/2016/5/12/chartex" xmlns:cx5="http://schemas.microsoft.com/office/drawing/2016/5/11/chartex" xmlns:cx4="http://schemas.microsoft.com/office/drawing/2016/5/10/chartex" xmlns:cx3="http://schemas.microsoft.com/office/drawing/2016/5/9/chartex" xmlns:cx2="http://schemas.microsoft.com/office/drawing/2015/10/21/chartex" xmlns:cx1="http://schemas.microsoft.com/office/drawing/2015/9/8/chartex" xmlns:cx="http://schemas.microsoft.com/office/drawing/2014/chartex" xmlns="" id="{7E1B7167-0843-9649-8C5E-3D07F055F899}"/>
+                    <a16:creationId xmlns="" xmlns:cx="http://schemas.microsoft.com/office/drawing/2014/chartex" xmlns:cx1="http://schemas.microsoft.com/office/drawing/2015/9/8/chartex" xmlns:cx2="http://schemas.microsoft.com/office/drawing/2015/10/21/chartex" xmlns:cx3="http://schemas.microsoft.com/office/drawing/2016/5/9/chartex" xmlns:cx4="http://schemas.microsoft.com/office/drawing/2016/5/10/chartex" xmlns:cx5="http://schemas.microsoft.com/office/drawing/2016/5/11/chartex" xmlns:cx6="http://schemas.microsoft.com/office/drawing/2016/5/12/chartex" xmlns:cx7="http://schemas.microsoft.com/office/drawing/2016/5/13/chartex" xmlns:cx8="http://schemas.microsoft.com/office/drawing/2016/5/14/chartex" xmlns:aink="http://schemas.microsoft.com/office/drawing/2016/ink" xmlns:am3d="http://schemas.microsoft.com/office/drawing/2017/model3d" xmlns:o="urn:schemas-microsoft-com:office:office" xmlns:v="urn:schemas-microsoft-com:vml" xmlns:w10="urn:schemas-microsoft-com:office:word" xmlns:w="http://schemas.openxmlformats.org/wordprocessingml/2006/main" xmlns:w16cex="http://schemas.microsoft.com/office/word/2018/wordml/cex" xmlns:w16cid="http://schemas.microsoft.com/office/word/2016/wordml/cid" xmlns:w16="http://schemas.microsoft.com/office/word/2018/wordml" xmlns:w16se="http://schemas.microsoft.com/office/word/2015/wordml/symex" xmlns:a16="http://schemas.microsoft.com/office/drawing/2014/main" xmlns:w15="http://schemas.microsoft.com/office/word/2012/wordml" id="{7E1B7167-0843-9649-8C5E-3D07F055F899}"/>
                   </a:ext>
                 </a:extLst>
               </wp:docPr>
@@ -16719,7 +16897,7 @@
 </file>
 
 <file path=customXml/itemProps1.xml><?xml version="1.0" encoding="utf-8"?>
-<ds:datastoreItem xmlns:ds="http://schemas.openxmlformats.org/officeDocument/2006/customXml" ds:itemID="{68B28F2C-0DF6-4227-98EB-6E6086C6BA46}">
+<ds:datastoreItem xmlns:ds="http://schemas.openxmlformats.org/officeDocument/2006/customXml" ds:itemID="{A8196928-A25C-4A1D-AE26-5AEACB689019}">
   <ds:schemaRefs>
     <ds:schemaRef ds:uri="http://schemas.openxmlformats.org/officeDocument/2006/bibliography"/>
   </ds:schemaRefs>

--- a/assets/file/materi/Modul Pertemuan 12 - Helper Form dan Database 2.docx
+++ b/assets/file/materi/Modul Pertemuan 12 - Helper Form dan Database 2.docx
@@ -2108,6 +2108,8 @@
       <w:r>
         <w:rPr>
           <w:rFonts w:asciiTheme="majorHAnsi" w:hAnsiTheme="majorHAnsi" w:cstheme="majorHAnsi"/>
+          <w:noProof/>
+          <w:lang w:val="en-US" w:eastAsia="en-US"/>
         </w:rPr>
         <w:drawing>
           <wp:inline distT="0" distB="0" distL="0" distR="0" wp14:anchorId="10E6F1B7" wp14:editId="0190A554">
@@ -7565,8 +7567,6 @@
         </w:rPr>
         <w:t>Setelah menambahkan script tampil gambar, maka gambar dapat ditampilkan.</w:t>
       </w:r>
-      <w:bookmarkStart w:id="0" w:name="_GoBack"/>
-      <w:bookmarkEnd w:id="0"/>
     </w:p>
     <w:p>
       <w:pPr>
@@ -11561,6 +11561,35 @@
     </w:p>
     <w:p>
       <w:pPr>
+        <w:pStyle w:val="ListParagraph"/>
+        <w:numPr>
+          <w:ilvl w:val="0"/>
+          <w:numId w:val="14"/>
+        </w:numPr>
+        <w:rPr>
+          <w:rFonts w:asciiTheme="majorHAnsi" w:hAnsiTheme="majorHAnsi" w:cstheme="majorHAnsi"/>
+        </w:rPr>
+      </w:pPr>
+      <w:r>
+        <w:rPr>
+          <w:rFonts w:asciiTheme="majorHAnsi" w:hAnsiTheme="majorHAnsi" w:cstheme="majorHAnsi"/>
+        </w:rPr>
+        <w:t xml:space="preserve">File jadi </w:t>
+      </w:r>
+      <w:hyperlink r:id="rId84" w:history="1">
+        <w:r>
+          <w:rPr>
+            <w:rStyle w:val="Hyperlink"/>
+            <w:rFonts w:asciiTheme="majorHAnsi" w:hAnsiTheme="majorHAnsi" w:cstheme="majorHAnsi"/>
+          </w:rPr>
+          <w:t>ci_project_crud</w:t>
+        </w:r>
+      </w:hyperlink>
+      <w:bookmarkStart w:id="0" w:name="_GoBack"/>
+      <w:bookmarkEnd w:id="0"/>
+    </w:p>
+    <w:p>
+      <w:pPr>
         <w:rPr>
           <w:rFonts w:asciiTheme="majorHAnsi" w:hAnsiTheme="majorHAnsi" w:cstheme="majorHAnsi"/>
         </w:rPr>
@@ -11709,10 +11738,10 @@
       </w:pPr>
     </w:p>
     <w:sectPr>
-      <w:headerReference w:type="default" r:id="rId84"/>
-      <w:footerReference w:type="default" r:id="rId85"/>
-      <w:headerReference w:type="first" r:id="rId86"/>
-      <w:footerReference w:type="first" r:id="rId87"/>
+      <w:headerReference w:type="default" r:id="rId85"/>
+      <w:footerReference w:type="default" r:id="rId86"/>
+      <w:headerReference w:type="first" r:id="rId87"/>
+      <w:footerReference w:type="first" r:id="rId88"/>
       <w:pgSz w:w="11907" w:h="16840"/>
       <w:pgMar w:top="1418" w:right="1842" w:bottom="1276" w:left="1418" w:header="720" w:footer="720" w:gutter="0"/>
       <w:pgNumType w:start="1"/>
@@ -11788,7 +11817,7 @@
         <w:noProof/>
         <w:color w:val="FFFFFF"/>
       </w:rPr>
-      <w:t>19</w:t>
+      <w:t>31</w:t>
     </w:r>
     <w:r>
       <w:rPr>
@@ -12870,7 +12899,7 @@
                       <wps:cNvPr id="3" name="Parallelogram 12">
                         <a:extLst>
                           <a:ext uri="{FF2B5EF4-FFF2-40B4-BE49-F238E27FC236}">
-                            <a16:creationId xmlns="" xmlns:cx="http://schemas.microsoft.com/office/drawing/2014/chartex" xmlns:cx1="http://schemas.microsoft.com/office/drawing/2015/9/8/chartex" xmlns:cx2="http://schemas.microsoft.com/office/drawing/2015/10/21/chartex" xmlns:cx3="http://schemas.microsoft.com/office/drawing/2016/5/9/chartex" xmlns:cx4="http://schemas.microsoft.com/office/drawing/2016/5/10/chartex" xmlns:cx5="http://schemas.microsoft.com/office/drawing/2016/5/11/chartex" xmlns:cx6="http://schemas.microsoft.com/office/drawing/2016/5/12/chartex" xmlns:cx7="http://schemas.microsoft.com/office/drawing/2016/5/13/chartex" xmlns:cx8="http://schemas.microsoft.com/office/drawing/2016/5/14/chartex" xmlns:aink="http://schemas.microsoft.com/office/drawing/2016/ink" xmlns:am3d="http://schemas.microsoft.com/office/drawing/2017/model3d" xmlns:o="urn:schemas-microsoft-com:office:office" xmlns:v="urn:schemas-microsoft-com:vml" xmlns:w10="urn:schemas-microsoft-com:office:word" xmlns:w="http://schemas.openxmlformats.org/wordprocessingml/2006/main" xmlns:w16cex="http://schemas.microsoft.com/office/word/2018/wordml/cex" xmlns:w16cid="http://schemas.microsoft.com/office/word/2016/wordml/cid" xmlns:w16="http://schemas.microsoft.com/office/word/2018/wordml" xmlns:w16se="http://schemas.microsoft.com/office/word/2015/wordml/symex" xmlns:a16="http://schemas.microsoft.com/office/drawing/2014/main" xmlns:w15="http://schemas.microsoft.com/office/word/2012/wordml" id="{0DF4DB2E-1B08-B444-B2FC-E7FB68181731}"/>
+                            <a16:creationId xmlns:w15="http://schemas.microsoft.com/office/word/2012/wordml" xmlns:a16="http://schemas.microsoft.com/office/drawing/2014/main" xmlns:w16se="http://schemas.microsoft.com/office/word/2015/wordml/symex" xmlns:w16="http://schemas.microsoft.com/office/word/2018/wordml" xmlns:w16cid="http://schemas.microsoft.com/office/word/2016/wordml/cid" xmlns:w16cex="http://schemas.microsoft.com/office/word/2018/wordml/cex" xmlns:w="http://schemas.openxmlformats.org/wordprocessingml/2006/main" xmlns:w10="urn:schemas-microsoft-com:office:word" xmlns:v="urn:schemas-microsoft-com:vml" xmlns:o="urn:schemas-microsoft-com:office:office" xmlns:am3d="http://schemas.microsoft.com/office/drawing/2017/model3d" xmlns:aink="http://schemas.microsoft.com/office/drawing/2016/ink" xmlns:cx8="http://schemas.microsoft.com/office/drawing/2016/5/14/chartex" xmlns:cx7="http://schemas.microsoft.com/office/drawing/2016/5/13/chartex" xmlns:cx6="http://schemas.microsoft.com/office/drawing/2016/5/12/chartex" xmlns:cx5="http://schemas.microsoft.com/office/drawing/2016/5/11/chartex" xmlns:cx4="http://schemas.microsoft.com/office/drawing/2016/5/10/chartex" xmlns:cx3="http://schemas.microsoft.com/office/drawing/2016/5/9/chartex" xmlns:cx2="http://schemas.microsoft.com/office/drawing/2015/10/21/chartex" xmlns:cx1="http://schemas.microsoft.com/office/drawing/2015/9/8/chartex" xmlns:cx="http://schemas.microsoft.com/office/drawing/2014/chartex" xmlns="" id="{0DF4DB2E-1B08-B444-B2FC-E7FB68181731}"/>
                           </a:ext>
                         </a:extLst>
                       </wps:cNvPr>
@@ -13946,7 +13975,7 @@
               <wp:docPr id="9" name="Freeform 19">
                 <a:extLst xmlns:a="http://schemas.openxmlformats.org/drawingml/2006/main">
                   <a:ext uri="{FF2B5EF4-FFF2-40B4-BE49-F238E27FC236}">
-                    <a16:creationId xmlns="" xmlns:cx="http://schemas.microsoft.com/office/drawing/2014/chartex" xmlns:cx1="http://schemas.microsoft.com/office/drawing/2015/9/8/chartex" xmlns:cx2="http://schemas.microsoft.com/office/drawing/2015/10/21/chartex" xmlns:cx3="http://schemas.microsoft.com/office/drawing/2016/5/9/chartex" xmlns:cx4="http://schemas.microsoft.com/office/drawing/2016/5/10/chartex" xmlns:cx5="http://schemas.microsoft.com/office/drawing/2016/5/11/chartex" xmlns:cx6="http://schemas.microsoft.com/office/drawing/2016/5/12/chartex" xmlns:cx7="http://schemas.microsoft.com/office/drawing/2016/5/13/chartex" xmlns:cx8="http://schemas.microsoft.com/office/drawing/2016/5/14/chartex" xmlns:aink="http://schemas.microsoft.com/office/drawing/2016/ink" xmlns:am3d="http://schemas.microsoft.com/office/drawing/2017/model3d" xmlns:o="urn:schemas-microsoft-com:office:office" xmlns:v="urn:schemas-microsoft-com:vml" xmlns:w10="urn:schemas-microsoft-com:office:word" xmlns:w="http://schemas.openxmlformats.org/wordprocessingml/2006/main" xmlns:w16cex="http://schemas.microsoft.com/office/word/2018/wordml/cex" xmlns:w16cid="http://schemas.microsoft.com/office/word/2016/wordml/cid" xmlns:w16="http://schemas.microsoft.com/office/word/2018/wordml" xmlns:w16se="http://schemas.microsoft.com/office/word/2015/wordml/symex" xmlns:a16="http://schemas.microsoft.com/office/drawing/2014/main" xmlns:w15="http://schemas.microsoft.com/office/word/2012/wordml" id="{7E1B7167-0843-9649-8C5E-3D07F055F899}"/>
+                    <a16:creationId xmlns:w15="http://schemas.microsoft.com/office/word/2012/wordml" xmlns:a16="http://schemas.microsoft.com/office/drawing/2014/main" xmlns:w16se="http://schemas.microsoft.com/office/word/2015/wordml/symex" xmlns:w16="http://schemas.microsoft.com/office/word/2018/wordml" xmlns:w16cid="http://schemas.microsoft.com/office/word/2016/wordml/cid" xmlns:w16cex="http://schemas.microsoft.com/office/word/2018/wordml/cex" xmlns:w="http://schemas.openxmlformats.org/wordprocessingml/2006/main" xmlns:w10="urn:schemas-microsoft-com:office:word" xmlns:v="urn:schemas-microsoft-com:vml" xmlns:o="urn:schemas-microsoft-com:office:office" xmlns:am3d="http://schemas.microsoft.com/office/drawing/2017/model3d" xmlns:aink="http://schemas.microsoft.com/office/drawing/2016/ink" xmlns:cx8="http://schemas.microsoft.com/office/drawing/2016/5/14/chartex" xmlns:cx7="http://schemas.microsoft.com/office/drawing/2016/5/13/chartex" xmlns:cx6="http://schemas.microsoft.com/office/drawing/2016/5/12/chartex" xmlns:cx5="http://schemas.microsoft.com/office/drawing/2016/5/11/chartex" xmlns:cx4="http://schemas.microsoft.com/office/drawing/2016/5/10/chartex" xmlns:cx3="http://schemas.microsoft.com/office/drawing/2016/5/9/chartex" xmlns:cx2="http://schemas.microsoft.com/office/drawing/2015/10/21/chartex" xmlns:cx1="http://schemas.microsoft.com/office/drawing/2015/9/8/chartex" xmlns:cx="http://schemas.microsoft.com/office/drawing/2014/chartex" xmlns="" id="{7E1B7167-0843-9649-8C5E-3D07F055F899}"/>
                   </a:ext>
                 </a:extLst>
               </wp:docPr>
@@ -16897,7 +16926,7 @@
 </file>
 
 <file path=customXml/itemProps1.xml><?xml version="1.0" encoding="utf-8"?>
-<ds:datastoreItem xmlns:ds="http://schemas.openxmlformats.org/officeDocument/2006/customXml" ds:itemID="{A8196928-A25C-4A1D-AE26-5AEACB689019}">
+<ds:datastoreItem xmlns:ds="http://schemas.openxmlformats.org/officeDocument/2006/customXml" ds:itemID="{39452247-990E-4053-8ED3-48C43F92E94A}">
   <ds:schemaRefs>
     <ds:schemaRef ds:uri="http://schemas.openxmlformats.org/officeDocument/2006/bibliography"/>
   </ds:schemaRefs>
